--- a/docs/recette/guides-utilisateurs/Guide-de-test-Transporteur.docx
+++ b/docs/recette/guides-utilisateurs/Guide-de-test-Transporteur.docx
@@ -57,7 +57,7 @@
           <w:sz w:val="22"/>
           <w:szCs w:val="22"/>
         </w:rPr>
-        <w:t xml:space="preserve">Version 1.0 — 28/09/2026</w:t>
+        <w:t xml:space="preserve">Version 1.1 — 28/09/2026</w:t>
       </w:r>
     </w:p>
     <w:tbl>

--- a/docs/recette/guides-utilisateurs/Guide-de-test-Transporteur.docx
+++ b/docs/recette/guides-utilisateurs/Guide-de-test-Transporteur.docx
@@ -44,7 +44,7 @@
           <w:sz w:val="34"/>
           <w:szCs w:val="34"/>
         </w:rPr>
-        <w:t xml:space="preserve">Transporteur</w:t>
+        <w:t xml:space="preserve">Transporteur (entreprise de transport)</w:t>
       </w:r>
     </w:p>
     <w:p>
@@ -57,7 +57,7 @@
           <w:sz w:val="22"/>
           <w:szCs w:val="22"/>
         </w:rPr>
-        <w:t xml:space="preserve">Version 1.1 — 28/09/2026</w:t>
+        <w:t xml:space="preserve">Version 1.2 — 03/10/2026</w:t>
       </w:r>
     </w:p>
     <w:tbl>
@@ -147,7 +147,7 @@
         <w:spacing w:after="120"/>
       </w:pPr>
       <w:r>
-        <w:t xml:space="preserve">Vous êtes transporteur : vous demandez l'accès au terminal pour vos chauffeurs et vos camions, et vous suivez ces demandes.</w:t>
+        <w:t xml:space="preserve">Vous représentez une entreprise de transport : vous ouvrez le compte de votre entreprise, puis vous demandez l'accès au terminal pour vos chauffeurs et vos camions et vous suivez ces demandes.</w:t>
       </w:r>
     </w:p>
     <w:p>
@@ -171,7 +171,7 @@
           <w:b/>
           <w:bCs/>
         </w:rPr>
-        <w:t xml:space="preserve">Durée estimée : environ 45 minutes, en 6 parties.</w:t>
+        <w:t xml:space="preserve">Durée estimée : environ 75 minutes, en 11 parties.</w:t>
       </w:r>
     </w:p>
     <w:p>
@@ -378,7 +378,886 @@
         <w:pStyle w:val="Heading1"/>
       </w:pPr>
       <w:r>
-        <w:t xml:space="preserve">Partie 1 — Me connecter pour la première fois</w:t>
+        <w:t xml:space="preserve">Partie 1 — Ouvrir le compte de mon entreprise</w:t>
+      </w:r>
+    </w:p>
+    <w:p>
+      <w:pPr>
+        <w:spacing w:after="120"/>
+        <w:rPr>
+          <w:i/>
+          <w:iCs/>
+        </w:rPr>
+      </w:pPr>
+      <w:r>
+        <w:rPr>
+          <w:i/>
+          <w:iCs/>
+        </w:rPr>
+        <w:t xml:space="preserve">Votre entreprise n'a pas encore de compte YABA. Comme toute société, elle doit être validée par CIT.</w:t>
+      </w:r>
+    </w:p>
+    <w:tbl>
+      <w:tblPr>
+        <w:tblW w:type="dxa" w:w="9906"/>
+        <w:tblBorders>
+          <w:top w:val="single" w:color="auto" w:sz="4"/>
+          <w:left w:val="single" w:color="auto" w:sz="4"/>
+          <w:bottom w:val="single" w:color="auto" w:sz="4"/>
+          <w:right w:val="single" w:color="auto" w:sz="4"/>
+          <w:insideH w:val="single" w:color="auto" w:sz="4"/>
+          <w:insideV w:val="single" w:color="auto" w:sz="4"/>
+        </w:tblBorders>
+      </w:tblPr>
+      <w:tblGrid>
+        <w:gridCol w:w="480"/>
+        <w:gridCol w:w="3300"/>
+        <w:gridCol w:w="2800"/>
+        <w:gridCol w:w="1800"/>
+        <w:gridCol w:w="1526"/>
+      </w:tblGrid>
+      <w:tr>
+        <w:trPr>
+          <w:tblHeader/>
+        </w:trPr>
+        <w:tc>
+          <w:tcPr>
+            <w:tcW w:type="dxa" w:w="480"/>
+            <w:tcBorders>
+              <w:top w:val="single" w:color="B8C4D0" w:sz="4"/>
+              <w:left w:val="single" w:color="B8C4D0" w:sz="4"/>
+              <w:bottom w:val="single" w:color="B8C4D0" w:sz="4"/>
+              <w:right w:val="single" w:color="B8C4D0" w:sz="4"/>
+            </w:tcBorders>
+            <w:shd w:fill="0B3D6E" w:color="auto" w:val="clear"/>
+            <w:tcMar>
+              <w:top w:type="dxa" w:w="80"/>
+              <w:left w:type="dxa" w:w="100"/>
+              <w:bottom w:type="dxa" w:w="80"/>
+              <w:right w:type="dxa" w:w="100"/>
+            </w:tcMar>
+          </w:tcPr>
+          <w:p>
+            <w:r>
+              <w:rPr>
+                <w:b/>
+                <w:bCs/>
+                <w:color w:val="FFFFFF"/>
+                <w:sz w:val="20"/>
+                <w:szCs w:val="20"/>
+              </w:rPr>
+              <w:t xml:space="preserve">N°</w:t>
+            </w:r>
+          </w:p>
+        </w:tc>
+        <w:tc>
+          <w:tcPr>
+            <w:tcW w:type="dxa" w:w="3300"/>
+            <w:tcBorders>
+              <w:top w:val="single" w:color="B8C4D0" w:sz="4"/>
+              <w:left w:val="single" w:color="B8C4D0" w:sz="4"/>
+              <w:bottom w:val="single" w:color="B8C4D0" w:sz="4"/>
+              <w:right w:val="single" w:color="B8C4D0" w:sz="4"/>
+            </w:tcBorders>
+            <w:shd w:fill="0B3D6E" w:color="auto" w:val="clear"/>
+            <w:tcMar>
+              <w:top w:type="dxa" w:w="80"/>
+              <w:left w:type="dxa" w:w="100"/>
+              <w:bottom w:type="dxa" w:w="80"/>
+              <w:right w:type="dxa" w:w="100"/>
+            </w:tcMar>
+          </w:tcPr>
+          <w:p>
+            <w:r>
+              <w:rPr>
+                <w:b/>
+                <w:bCs/>
+                <w:color w:val="FFFFFF"/>
+                <w:sz w:val="20"/>
+                <w:szCs w:val="20"/>
+              </w:rPr>
+              <w:t xml:space="preserve">Ce que vous faites</w:t>
+            </w:r>
+          </w:p>
+        </w:tc>
+        <w:tc>
+          <w:tcPr>
+            <w:tcW w:type="dxa" w:w="2800"/>
+            <w:tcBorders>
+              <w:top w:val="single" w:color="B8C4D0" w:sz="4"/>
+              <w:left w:val="single" w:color="B8C4D0" w:sz="4"/>
+              <w:bottom w:val="single" w:color="B8C4D0" w:sz="4"/>
+              <w:right w:val="single" w:color="B8C4D0" w:sz="4"/>
+            </w:tcBorders>
+            <w:shd w:fill="0B3D6E" w:color="auto" w:val="clear"/>
+            <w:tcMar>
+              <w:top w:type="dxa" w:w="80"/>
+              <w:left w:type="dxa" w:w="100"/>
+              <w:bottom w:type="dxa" w:w="80"/>
+              <w:right w:type="dxa" w:w="100"/>
+            </w:tcMar>
+          </w:tcPr>
+          <w:p>
+            <w:r>
+              <w:rPr>
+                <w:b/>
+                <w:bCs/>
+                <w:color w:val="FFFFFF"/>
+                <w:sz w:val="20"/>
+                <w:szCs w:val="20"/>
+              </w:rPr>
+              <w:t xml:space="preserve">Ce que vous devez voir</w:t>
+            </w:r>
+          </w:p>
+        </w:tc>
+        <w:tc>
+          <w:tcPr>
+            <w:tcW w:type="dxa" w:w="1800"/>
+            <w:tcBorders>
+              <w:top w:val="single" w:color="B8C4D0" w:sz="4"/>
+              <w:left w:val="single" w:color="B8C4D0" w:sz="4"/>
+              <w:bottom w:val="single" w:color="B8C4D0" w:sz="4"/>
+              <w:right w:val="single" w:color="B8C4D0" w:sz="4"/>
+            </w:tcBorders>
+            <w:shd w:fill="0B3D6E" w:color="auto" w:val="clear"/>
+            <w:tcMar>
+              <w:top w:type="dxa" w:w="80"/>
+              <w:left w:type="dxa" w:w="100"/>
+              <w:bottom w:type="dxa" w:w="80"/>
+              <w:right w:type="dxa" w:w="100"/>
+            </w:tcMar>
+          </w:tcPr>
+          <w:p>
+            <w:r>
+              <w:rPr>
+                <w:b/>
+                <w:bCs/>
+                <w:color w:val="FFFFFF"/>
+                <w:sz w:val="20"/>
+                <w:szCs w:val="20"/>
+              </w:rPr>
+              <w:t xml:space="preserve">Résultat</w:t>
+            </w:r>
+          </w:p>
+        </w:tc>
+        <w:tc>
+          <w:tcPr>
+            <w:tcW w:type="dxa" w:w="1526"/>
+            <w:tcBorders>
+              <w:top w:val="single" w:color="B8C4D0" w:sz="4"/>
+              <w:left w:val="single" w:color="B8C4D0" w:sz="4"/>
+              <w:bottom w:val="single" w:color="B8C4D0" w:sz="4"/>
+              <w:right w:val="single" w:color="B8C4D0" w:sz="4"/>
+            </w:tcBorders>
+            <w:shd w:fill="0B3D6E" w:color="auto" w:val="clear"/>
+            <w:tcMar>
+              <w:top w:type="dxa" w:w="80"/>
+              <w:left w:type="dxa" w:w="100"/>
+              <w:bottom w:type="dxa" w:w="80"/>
+              <w:right w:type="dxa" w:w="100"/>
+            </w:tcMar>
+          </w:tcPr>
+          <w:p>
+            <w:r>
+              <w:rPr>
+                <w:b/>
+                <w:bCs/>
+                <w:color w:val="FFFFFF"/>
+                <w:sz w:val="20"/>
+                <w:szCs w:val="20"/>
+              </w:rPr>
+              <w:t xml:space="preserve">Commentaire</w:t>
+            </w:r>
+          </w:p>
+        </w:tc>
+      </w:tr>
+      <w:tr>
+        <w:trPr>
+          <w:cantSplit/>
+        </w:trPr>
+        <w:tc>
+          <w:tcPr>
+            <w:tcW w:type="dxa" w:w="480"/>
+            <w:tcBorders>
+              <w:top w:val="single" w:color="B8C4D0" w:sz="4"/>
+              <w:left w:val="single" w:color="B8C4D0" w:sz="4"/>
+              <w:bottom w:val="single" w:color="B8C4D0" w:sz="4"/>
+              <w:right w:val="single" w:color="B8C4D0" w:sz="4"/>
+            </w:tcBorders>
+            <w:shd w:fill="EAF1F8" w:color="auto" w:val="clear"/>
+            <w:tcMar>
+              <w:top w:type="dxa" w:w="80"/>
+              <w:left w:type="dxa" w:w="100"/>
+              <w:bottom w:type="dxa" w:w="80"/>
+              <w:right w:type="dxa" w:w="100"/>
+            </w:tcMar>
+          </w:tcPr>
+          <w:p>
+            <w:r>
+              <w:rPr>
+                <w:b w:val="false"/>
+                <w:bCs w:val="false"/>
+                <w:sz w:val="20"/>
+                <w:szCs w:val="20"/>
+              </w:rPr>
+              <w:t xml:space="preserve">1</w:t>
+            </w:r>
+          </w:p>
+        </w:tc>
+        <w:tc>
+          <w:tcPr>
+            <w:tcW w:type="dxa" w:w="3300"/>
+            <w:tcBorders>
+              <w:top w:val="single" w:color="B8C4D0" w:sz="4"/>
+              <w:left w:val="single" w:color="B8C4D0" w:sz="4"/>
+              <w:bottom w:val="single" w:color="B8C4D0" w:sz="4"/>
+              <w:right w:val="single" w:color="B8C4D0" w:sz="4"/>
+            </w:tcBorders>
+            <w:tcMar>
+              <w:top w:type="dxa" w:w="80"/>
+              <w:left w:type="dxa" w:w="100"/>
+              <w:bottom w:type="dxa" w:w="80"/>
+              <w:right w:type="dxa" w:w="100"/>
+            </w:tcMar>
+          </w:tcPr>
+          <w:p>
+            <w:r>
+              <w:rPr>
+                <w:b w:val="false"/>
+                <w:bCs w:val="false"/>
+                <w:sz w:val="20"/>
+                <w:szCs w:val="20"/>
+              </w:rPr>
+              <w:t xml:space="preserve">Sur la page d'accueil de YABA, cliquez sur « Ouvrir un compte transporteur ».</w:t>
+            </w:r>
+          </w:p>
+        </w:tc>
+        <w:tc>
+          <w:tcPr>
+            <w:tcW w:type="dxa" w:w="2800"/>
+            <w:tcBorders>
+              <w:top w:val="single" w:color="B8C4D0" w:sz="4"/>
+              <w:left w:val="single" w:color="B8C4D0" w:sz="4"/>
+              <w:bottom w:val="single" w:color="B8C4D0" w:sz="4"/>
+              <w:right w:val="single" w:color="B8C4D0" w:sz="4"/>
+            </w:tcBorders>
+            <w:tcMar>
+              <w:top w:type="dxa" w:w="80"/>
+              <w:left w:type="dxa" w:w="100"/>
+              <w:bottom w:type="dxa" w:w="80"/>
+              <w:right w:type="dxa" w:w="100"/>
+            </w:tcMar>
+          </w:tcPr>
+          <w:p>
+            <w:r>
+              <w:rPr>
+                <w:b w:val="false"/>
+                <w:bCs w:val="false"/>
+                <w:sz w:val="20"/>
+                <w:szCs w:val="20"/>
+              </w:rPr>
+              <w:t xml:space="preserve">Le formulaire d'ouverture de compte s'affiche, avec le profil « Transporteur » déjà choisi.</w:t>
+            </w:r>
+          </w:p>
+        </w:tc>
+        <w:tc>
+          <w:tcPr>
+            <w:tcW w:type="dxa" w:w="1800"/>
+            <w:tcBorders>
+              <w:top w:val="single" w:color="B8C4D0" w:sz="4"/>
+              <w:left w:val="single" w:color="B8C4D0" w:sz="4"/>
+              <w:bottom w:val="single" w:color="B8C4D0" w:sz="4"/>
+              <w:right w:val="single" w:color="B8C4D0" w:sz="4"/>
+            </w:tcBorders>
+            <w:tcMar>
+              <w:top w:type="dxa" w:w="80"/>
+              <w:left w:type="dxa" w:w="100"/>
+              <w:bottom w:type="dxa" w:w="80"/>
+              <w:right w:type="dxa" w:w="100"/>
+            </w:tcMar>
+          </w:tcPr>
+          <w:p>
+            <w:r>
+              <w:rPr>
+                <w:b w:val="false"/>
+                <w:bCs w:val="false"/>
+                <w:sz w:val="20"/>
+                <w:szCs w:val="20"/>
+              </w:rPr>
+              <w:t xml:space="preserve">☐ Ça marche</w:t>
+            </w:r>
+          </w:p>
+          <w:p>
+            <w:r>
+              <w:rPr>
+                <w:b w:val="false"/>
+                <w:bCs w:val="false"/>
+                <w:sz w:val="20"/>
+                <w:szCs w:val="20"/>
+              </w:rPr>
+              <w:t xml:space="preserve">☐ Ne marche pas</w:t>
+            </w:r>
+          </w:p>
+          <w:p>
+            <w:r>
+              <w:rPr>
+                <w:b w:val="false"/>
+                <w:bCs w:val="false"/>
+                <w:sz w:val="20"/>
+                <w:szCs w:val="20"/>
+              </w:rPr>
+              <w:t xml:space="preserve">☐ Pas compris</w:t>
+            </w:r>
+          </w:p>
+        </w:tc>
+        <w:tc>
+          <w:tcPr>
+            <w:tcW w:type="dxa" w:w="1526"/>
+            <w:tcBorders>
+              <w:top w:val="single" w:color="B8C4D0" w:sz="4"/>
+              <w:left w:val="single" w:color="B8C4D0" w:sz="4"/>
+              <w:bottom w:val="single" w:color="B8C4D0" w:sz="4"/>
+              <w:right w:val="single" w:color="B8C4D0" w:sz="4"/>
+            </w:tcBorders>
+            <w:tcMar>
+              <w:top w:type="dxa" w:w="80"/>
+              <w:left w:type="dxa" w:w="100"/>
+              <w:bottom w:type="dxa" w:w="80"/>
+              <w:right w:type="dxa" w:w="100"/>
+            </w:tcMar>
+          </w:tcPr>
+          <w:p>
+            <w:r>
+              <w:rPr>
+                <w:b w:val="false"/>
+                <w:bCs w:val="false"/>
+                <w:sz w:val="20"/>
+                <w:szCs w:val="20"/>
+              </w:rPr>
+              <w:t xml:space="preserve"/>
+            </w:r>
+          </w:p>
+        </w:tc>
+      </w:tr>
+      <w:tr>
+        <w:trPr>
+          <w:cantSplit/>
+        </w:trPr>
+        <w:tc>
+          <w:tcPr>
+            <w:tcW w:type="dxa" w:w="480"/>
+            <w:tcBorders>
+              <w:top w:val="single" w:color="B8C4D0" w:sz="4"/>
+              <w:left w:val="single" w:color="B8C4D0" w:sz="4"/>
+              <w:bottom w:val="single" w:color="B8C4D0" w:sz="4"/>
+              <w:right w:val="single" w:color="B8C4D0" w:sz="4"/>
+            </w:tcBorders>
+            <w:shd w:fill="EAF1F8" w:color="auto" w:val="clear"/>
+            <w:tcMar>
+              <w:top w:type="dxa" w:w="80"/>
+              <w:left w:type="dxa" w:w="100"/>
+              <w:bottom w:type="dxa" w:w="80"/>
+              <w:right w:type="dxa" w:w="100"/>
+            </w:tcMar>
+          </w:tcPr>
+          <w:p>
+            <w:r>
+              <w:rPr>
+                <w:b w:val="false"/>
+                <w:bCs w:val="false"/>
+                <w:sz w:val="20"/>
+                <w:szCs w:val="20"/>
+              </w:rPr>
+              <w:t xml:space="preserve">2</w:t>
+            </w:r>
+          </w:p>
+        </w:tc>
+        <w:tc>
+          <w:tcPr>
+            <w:tcW w:type="dxa" w:w="3300"/>
+            <w:tcBorders>
+              <w:top w:val="single" w:color="B8C4D0" w:sz="4"/>
+              <w:left w:val="single" w:color="B8C4D0" w:sz="4"/>
+              <w:bottom w:val="single" w:color="B8C4D0" w:sz="4"/>
+              <w:right w:val="single" w:color="B8C4D0" w:sz="4"/>
+            </w:tcBorders>
+            <w:tcMar>
+              <w:top w:type="dxa" w:w="80"/>
+              <w:left w:type="dxa" w:w="100"/>
+              <w:bottom w:type="dxa" w:w="80"/>
+              <w:right w:type="dxa" w:w="100"/>
+            </w:tcMar>
+          </w:tcPr>
+          <w:p>
+            <w:r>
+              <w:rPr>
+                <w:b w:val="false"/>
+                <w:bCs w:val="false"/>
+                <w:sz w:val="20"/>
+                <w:szCs w:val="20"/>
+              </w:rPr>
+              <w:t xml:space="preserve">Remplissez les informations de l'entreprise et ajoutez les documents demandés, dont l'agrément de transport.</w:t>
+            </w:r>
+          </w:p>
+        </w:tc>
+        <w:tc>
+          <w:tcPr>
+            <w:tcW w:type="dxa" w:w="2800"/>
+            <w:tcBorders>
+              <w:top w:val="single" w:color="B8C4D0" w:sz="4"/>
+              <w:left w:val="single" w:color="B8C4D0" w:sz="4"/>
+              <w:bottom w:val="single" w:color="B8C4D0" w:sz="4"/>
+              <w:right w:val="single" w:color="B8C4D0" w:sz="4"/>
+            </w:tcBorders>
+            <w:tcMar>
+              <w:top w:type="dxa" w:w="80"/>
+              <w:left w:type="dxa" w:w="100"/>
+              <w:bottom w:type="dxa" w:w="80"/>
+              <w:right w:type="dxa" w:w="100"/>
+            </w:tcMar>
+          </w:tcPr>
+          <w:p>
+            <w:r>
+              <w:rPr>
+                <w:b w:val="false"/>
+                <w:bCs w:val="false"/>
+                <w:sz w:val="20"/>
+                <w:szCs w:val="20"/>
+              </w:rPr>
+              <w:t xml:space="preserve">Les documents apparaissent dans la liste. L'agrément n'est demandé que parce que le profil est « Transporteur ».</w:t>
+            </w:r>
+          </w:p>
+        </w:tc>
+        <w:tc>
+          <w:tcPr>
+            <w:tcW w:type="dxa" w:w="1800"/>
+            <w:tcBorders>
+              <w:top w:val="single" w:color="B8C4D0" w:sz="4"/>
+              <w:left w:val="single" w:color="B8C4D0" w:sz="4"/>
+              <w:bottom w:val="single" w:color="B8C4D0" w:sz="4"/>
+              <w:right w:val="single" w:color="B8C4D0" w:sz="4"/>
+            </w:tcBorders>
+            <w:tcMar>
+              <w:top w:type="dxa" w:w="80"/>
+              <w:left w:type="dxa" w:w="100"/>
+              <w:bottom w:type="dxa" w:w="80"/>
+              <w:right w:type="dxa" w:w="100"/>
+            </w:tcMar>
+          </w:tcPr>
+          <w:p>
+            <w:r>
+              <w:rPr>
+                <w:b w:val="false"/>
+                <w:bCs w:val="false"/>
+                <w:sz w:val="20"/>
+                <w:szCs w:val="20"/>
+              </w:rPr>
+              <w:t xml:space="preserve">☐ Ça marche</w:t>
+            </w:r>
+          </w:p>
+          <w:p>
+            <w:r>
+              <w:rPr>
+                <w:b w:val="false"/>
+                <w:bCs w:val="false"/>
+                <w:sz w:val="20"/>
+                <w:szCs w:val="20"/>
+              </w:rPr>
+              <w:t xml:space="preserve">☐ Ne marche pas</w:t>
+            </w:r>
+          </w:p>
+          <w:p>
+            <w:r>
+              <w:rPr>
+                <w:b w:val="false"/>
+                <w:bCs w:val="false"/>
+                <w:sz w:val="20"/>
+                <w:szCs w:val="20"/>
+              </w:rPr>
+              <w:t xml:space="preserve">☐ Pas compris</w:t>
+            </w:r>
+          </w:p>
+        </w:tc>
+        <w:tc>
+          <w:tcPr>
+            <w:tcW w:type="dxa" w:w="1526"/>
+            <w:tcBorders>
+              <w:top w:val="single" w:color="B8C4D0" w:sz="4"/>
+              <w:left w:val="single" w:color="B8C4D0" w:sz="4"/>
+              <w:bottom w:val="single" w:color="B8C4D0" w:sz="4"/>
+              <w:right w:val="single" w:color="B8C4D0" w:sz="4"/>
+            </w:tcBorders>
+            <w:tcMar>
+              <w:top w:type="dxa" w:w="80"/>
+              <w:left w:type="dxa" w:w="100"/>
+              <w:bottom w:type="dxa" w:w="80"/>
+              <w:right w:type="dxa" w:w="100"/>
+            </w:tcMar>
+          </w:tcPr>
+          <w:p>
+            <w:r>
+              <w:rPr>
+                <w:b w:val="false"/>
+                <w:bCs w:val="false"/>
+                <w:sz w:val="20"/>
+                <w:szCs w:val="20"/>
+              </w:rPr>
+              <w:t xml:space="preserve"/>
+            </w:r>
+          </w:p>
+        </w:tc>
+      </w:tr>
+      <w:tr>
+        <w:trPr>
+          <w:cantSplit/>
+        </w:trPr>
+        <w:tc>
+          <w:tcPr>
+            <w:tcW w:type="dxa" w:w="480"/>
+            <w:tcBorders>
+              <w:top w:val="single" w:color="B8C4D0" w:sz="4"/>
+              <w:left w:val="single" w:color="B8C4D0" w:sz="4"/>
+              <w:bottom w:val="single" w:color="B8C4D0" w:sz="4"/>
+              <w:right w:val="single" w:color="B8C4D0" w:sz="4"/>
+            </w:tcBorders>
+            <w:shd w:fill="EAF1F8" w:color="auto" w:val="clear"/>
+            <w:tcMar>
+              <w:top w:type="dxa" w:w="80"/>
+              <w:left w:type="dxa" w:w="100"/>
+              <w:bottom w:type="dxa" w:w="80"/>
+              <w:right w:type="dxa" w:w="100"/>
+            </w:tcMar>
+          </w:tcPr>
+          <w:p>
+            <w:r>
+              <w:rPr>
+                <w:b w:val="false"/>
+                <w:bCs w:val="false"/>
+                <w:sz w:val="20"/>
+                <w:szCs w:val="20"/>
+              </w:rPr>
+              <w:t xml:space="preserve">3</w:t>
+            </w:r>
+          </w:p>
+        </w:tc>
+        <w:tc>
+          <w:tcPr>
+            <w:tcW w:type="dxa" w:w="3300"/>
+            <w:tcBorders>
+              <w:top w:val="single" w:color="B8C4D0" w:sz="4"/>
+              <w:left w:val="single" w:color="B8C4D0" w:sz="4"/>
+              <w:bottom w:val="single" w:color="B8C4D0" w:sz="4"/>
+              <w:right w:val="single" w:color="B8C4D0" w:sz="4"/>
+            </w:tcBorders>
+            <w:tcMar>
+              <w:top w:type="dxa" w:w="80"/>
+              <w:left w:type="dxa" w:w="100"/>
+              <w:bottom w:type="dxa" w:w="80"/>
+              <w:right w:type="dxa" w:w="100"/>
+            </w:tcMar>
+          </w:tcPr>
+          <w:p>
+            <w:r>
+              <w:rPr>
+                <w:b w:val="false"/>
+                <w:bCs w:val="false"/>
+                <w:sz w:val="20"/>
+                <w:szCs w:val="20"/>
+              </w:rPr>
+              <w:t xml:space="preserve">Envoyez la demande.</w:t>
+            </w:r>
+          </w:p>
+        </w:tc>
+        <w:tc>
+          <w:tcPr>
+            <w:tcW w:type="dxa" w:w="2800"/>
+            <w:tcBorders>
+              <w:top w:val="single" w:color="B8C4D0" w:sz="4"/>
+              <w:left w:val="single" w:color="B8C4D0" w:sz="4"/>
+              <w:bottom w:val="single" w:color="B8C4D0" w:sz="4"/>
+              <w:right w:val="single" w:color="B8C4D0" w:sz="4"/>
+            </w:tcBorders>
+            <w:tcMar>
+              <w:top w:type="dxa" w:w="80"/>
+              <w:left w:type="dxa" w:w="100"/>
+              <w:bottom w:type="dxa" w:w="80"/>
+              <w:right w:type="dxa" w:w="100"/>
+            </w:tcMar>
+          </w:tcPr>
+          <w:p>
+            <w:r>
+              <w:rPr>
+                <w:b w:val="false"/>
+                <w:bCs w:val="false"/>
+                <w:sz w:val="20"/>
+                <w:szCs w:val="20"/>
+              </w:rPr>
+              <w:t xml:space="preserve">Un message indique que le compte sera activé après validation par CIT et que vous recevrez un e-mail. Il n'y a pas de bouton « Se connecter » : c'est normal.</w:t>
+            </w:r>
+          </w:p>
+        </w:tc>
+        <w:tc>
+          <w:tcPr>
+            <w:tcW w:type="dxa" w:w="1800"/>
+            <w:tcBorders>
+              <w:top w:val="single" w:color="B8C4D0" w:sz="4"/>
+              <w:left w:val="single" w:color="B8C4D0" w:sz="4"/>
+              <w:bottom w:val="single" w:color="B8C4D0" w:sz="4"/>
+              <w:right w:val="single" w:color="B8C4D0" w:sz="4"/>
+            </w:tcBorders>
+            <w:tcMar>
+              <w:top w:type="dxa" w:w="80"/>
+              <w:left w:type="dxa" w:w="100"/>
+              <w:bottom w:type="dxa" w:w="80"/>
+              <w:right w:type="dxa" w:w="100"/>
+            </w:tcMar>
+          </w:tcPr>
+          <w:p>
+            <w:r>
+              <w:rPr>
+                <w:b w:val="false"/>
+                <w:bCs w:val="false"/>
+                <w:sz w:val="20"/>
+                <w:szCs w:val="20"/>
+              </w:rPr>
+              <w:t xml:space="preserve">☐ Ça marche</w:t>
+            </w:r>
+          </w:p>
+          <w:p>
+            <w:r>
+              <w:rPr>
+                <w:b w:val="false"/>
+                <w:bCs w:val="false"/>
+                <w:sz w:val="20"/>
+                <w:szCs w:val="20"/>
+              </w:rPr>
+              <w:t xml:space="preserve">☐ Ne marche pas</w:t>
+            </w:r>
+          </w:p>
+          <w:p>
+            <w:r>
+              <w:rPr>
+                <w:b w:val="false"/>
+                <w:bCs w:val="false"/>
+                <w:sz w:val="20"/>
+                <w:szCs w:val="20"/>
+              </w:rPr>
+              <w:t xml:space="preserve">☐ Pas compris</w:t>
+            </w:r>
+          </w:p>
+        </w:tc>
+        <w:tc>
+          <w:tcPr>
+            <w:tcW w:type="dxa" w:w="1526"/>
+            <w:tcBorders>
+              <w:top w:val="single" w:color="B8C4D0" w:sz="4"/>
+              <w:left w:val="single" w:color="B8C4D0" w:sz="4"/>
+              <w:bottom w:val="single" w:color="B8C4D0" w:sz="4"/>
+              <w:right w:val="single" w:color="B8C4D0" w:sz="4"/>
+            </w:tcBorders>
+            <w:tcMar>
+              <w:top w:type="dxa" w:w="80"/>
+              <w:left w:type="dxa" w:w="100"/>
+              <w:bottom w:type="dxa" w:w="80"/>
+              <w:right w:type="dxa" w:w="100"/>
+            </w:tcMar>
+          </w:tcPr>
+          <w:p>
+            <w:r>
+              <w:rPr>
+                <w:b w:val="false"/>
+                <w:bCs w:val="false"/>
+                <w:sz w:val="20"/>
+                <w:szCs w:val="20"/>
+              </w:rPr>
+              <w:t xml:space="preserve"/>
+            </w:r>
+          </w:p>
+        </w:tc>
+      </w:tr>
+      <w:tr>
+        <w:trPr>
+          <w:cantSplit/>
+        </w:trPr>
+        <w:tc>
+          <w:tcPr>
+            <w:tcW w:type="dxa" w:w="480"/>
+            <w:tcBorders>
+              <w:top w:val="single" w:color="B8C4D0" w:sz="4"/>
+              <w:left w:val="single" w:color="B8C4D0" w:sz="4"/>
+              <w:bottom w:val="single" w:color="B8C4D0" w:sz="4"/>
+              <w:right w:val="single" w:color="B8C4D0" w:sz="4"/>
+            </w:tcBorders>
+            <w:shd w:fill="EAF1F8" w:color="auto" w:val="clear"/>
+            <w:tcMar>
+              <w:top w:type="dxa" w:w="80"/>
+              <w:left w:type="dxa" w:w="100"/>
+              <w:bottom w:type="dxa" w:w="80"/>
+              <w:right w:type="dxa" w:w="100"/>
+            </w:tcMar>
+          </w:tcPr>
+          <w:p>
+            <w:r>
+              <w:rPr>
+                <w:b w:val="false"/>
+                <w:bCs w:val="false"/>
+                <w:sz w:val="20"/>
+                <w:szCs w:val="20"/>
+              </w:rPr>
+              <w:t xml:space="preserve">4</w:t>
+            </w:r>
+          </w:p>
+        </w:tc>
+        <w:tc>
+          <w:tcPr>
+            <w:tcW w:type="dxa" w:w="3300"/>
+            <w:tcBorders>
+              <w:top w:val="single" w:color="B8C4D0" w:sz="4"/>
+              <w:left w:val="single" w:color="B8C4D0" w:sz="4"/>
+              <w:bottom w:val="single" w:color="B8C4D0" w:sz="4"/>
+              <w:right w:val="single" w:color="B8C4D0" w:sz="4"/>
+            </w:tcBorders>
+            <w:tcMar>
+              <w:top w:type="dxa" w:w="80"/>
+              <w:left w:type="dxa" w:w="100"/>
+              <w:bottom w:type="dxa" w:w="80"/>
+              <w:right w:type="dxa" w:w="100"/>
+            </w:tcMar>
+          </w:tcPr>
+          <w:p>
+            <w:r>
+              <w:rPr>
+                <w:b w:val="false"/>
+                <w:bCs w:val="false"/>
+                <w:sz w:val="20"/>
+                <w:szCs w:val="20"/>
+              </w:rPr>
+              <w:t xml:space="preserve">Quand l'équipe projet vous prévient, ouvrez votre messagerie.</w:t>
+            </w:r>
+          </w:p>
+        </w:tc>
+        <w:tc>
+          <w:tcPr>
+            <w:tcW w:type="dxa" w:w="2800"/>
+            <w:tcBorders>
+              <w:top w:val="single" w:color="B8C4D0" w:sz="4"/>
+              <w:left w:val="single" w:color="B8C4D0" w:sz="4"/>
+              <w:bottom w:val="single" w:color="B8C4D0" w:sz="4"/>
+              <w:right w:val="single" w:color="B8C4D0" w:sz="4"/>
+            </w:tcBorders>
+            <w:tcMar>
+              <w:top w:type="dxa" w:w="80"/>
+              <w:left w:type="dxa" w:w="100"/>
+              <w:bottom w:type="dxa" w:w="80"/>
+              <w:right w:type="dxa" w:w="100"/>
+            </w:tcMar>
+          </w:tcPr>
+          <w:p>
+            <w:r>
+              <w:rPr>
+                <w:b w:val="false"/>
+                <w:bCs w:val="false"/>
+                <w:sz w:val="20"/>
+                <w:szCs w:val="20"/>
+              </w:rPr>
+              <w:t xml:space="preserve">Vous avez reçu l'e-mail « Votre compte entreprise est activé ».</w:t>
+            </w:r>
+          </w:p>
+        </w:tc>
+        <w:tc>
+          <w:tcPr>
+            <w:tcW w:type="dxa" w:w="1800"/>
+            <w:tcBorders>
+              <w:top w:val="single" w:color="B8C4D0" w:sz="4"/>
+              <w:left w:val="single" w:color="B8C4D0" w:sz="4"/>
+              <w:bottom w:val="single" w:color="B8C4D0" w:sz="4"/>
+              <w:right w:val="single" w:color="B8C4D0" w:sz="4"/>
+            </w:tcBorders>
+            <w:tcMar>
+              <w:top w:type="dxa" w:w="80"/>
+              <w:left w:type="dxa" w:w="100"/>
+              <w:bottom w:type="dxa" w:w="80"/>
+              <w:right w:type="dxa" w:w="100"/>
+            </w:tcMar>
+          </w:tcPr>
+          <w:p>
+            <w:r>
+              <w:rPr>
+                <w:b w:val="false"/>
+                <w:bCs w:val="false"/>
+                <w:sz w:val="20"/>
+                <w:szCs w:val="20"/>
+              </w:rPr>
+              <w:t xml:space="preserve">☐ Ça marche</w:t>
+            </w:r>
+          </w:p>
+          <w:p>
+            <w:r>
+              <w:rPr>
+                <w:b w:val="false"/>
+                <w:bCs w:val="false"/>
+                <w:sz w:val="20"/>
+                <w:szCs w:val="20"/>
+              </w:rPr>
+              <w:t xml:space="preserve">☐ Ne marche pas</w:t>
+            </w:r>
+          </w:p>
+          <w:p>
+            <w:r>
+              <w:rPr>
+                <w:b w:val="false"/>
+                <w:bCs w:val="false"/>
+                <w:sz w:val="20"/>
+                <w:szCs w:val="20"/>
+              </w:rPr>
+              <w:t xml:space="preserve">☐ Pas compris</w:t>
+            </w:r>
+          </w:p>
+        </w:tc>
+        <w:tc>
+          <w:tcPr>
+            <w:tcW w:type="dxa" w:w="1526"/>
+            <w:tcBorders>
+              <w:top w:val="single" w:color="B8C4D0" w:sz="4"/>
+              <w:left w:val="single" w:color="B8C4D0" w:sz="4"/>
+              <w:bottom w:val="single" w:color="B8C4D0" w:sz="4"/>
+              <w:right w:val="single" w:color="B8C4D0" w:sz="4"/>
+            </w:tcBorders>
+            <w:tcMar>
+              <w:top w:type="dxa" w:w="80"/>
+              <w:left w:type="dxa" w:w="100"/>
+              <w:bottom w:type="dxa" w:w="80"/>
+              <w:right w:type="dxa" w:w="100"/>
+            </w:tcMar>
+          </w:tcPr>
+          <w:p>
+            <w:r>
+              <w:rPr>
+                <w:b w:val="false"/>
+                <w:bCs w:val="false"/>
+                <w:sz w:val="20"/>
+                <w:szCs w:val="20"/>
+              </w:rPr>
+              <w:t xml:space="preserve"/>
+            </w:r>
+          </w:p>
+        </w:tc>
+      </w:tr>
+    </w:tbl>
+    <w:p>
+      <w:pPr>
+        <w:spacing w:after="120"/>
+      </w:pPr>
+      <w:r>
+        <w:t xml:space="preserve"/>
+      </w:r>
+    </w:p>
+    <w:p>
+      <w:pPr>
+        <w:pStyle w:val="Heading1"/>
+      </w:pPr>
+      <w:r>
+        <w:t xml:space="preserve">Partie 2 — Me connecter pour la première fois</w:t>
       </w:r>
     </w:p>
     <w:p>
@@ -1425,7 +2304,7 @@
         <w:pStyle w:val="Heading1"/>
       </w:pPr>
       <w:r>
-        <w:t xml:space="preserve">Partie 2 — Découvrir l'écran et trouver de l'aide</w:t>
+        <w:t xml:space="preserve">Partie 3 — Découvrir l'écran et trouver de l'aide</w:t>
       </w:r>
     </w:p>
     <w:p>
@@ -2472,7 +3351,7 @@
         <w:pStyle w:val="Heading1"/>
       </w:pPr>
       <w:r>
-        <w:t xml:space="preserve">Partie 3 — Demander l'accès pour ma flotte</w:t>
+        <w:t xml:space="preserve">Partie 4 — Vérifier mon menu</w:t>
       </w:r>
     </w:p>
     <w:p>
@@ -2488,7 +3367,7 @@
           <w:i/>
           <w:iCs/>
         </w:rPr>
-        <w:t xml:space="preserve">Deux chauffeurs et un camion doivent entrer au terminal.</w:t>
+        <w:t xml:space="preserve">Votre compte sert à enrôler votre flotte ; les écrans d'importation et d'exportation ne vous concernent pas.</w:t>
       </w:r>
     </w:p>
     <w:tbl>
@@ -2722,7 +3601,7 @@
                 <w:sz w:val="20"/>
                 <w:szCs w:val="20"/>
               </w:rPr>
-              <w:t xml:space="preserve">Dans le menu, ouvrez « Enrôler ma flotte ».</w:t>
+              <w:t xml:space="preserve">Parcourez le menu de gauche.</w:t>
             </w:r>
           </w:p>
         </w:tc>
@@ -2750,343 +3629,7 @@
                 <w:sz w:val="20"/>
                 <w:szCs w:val="20"/>
               </w:rPr>
-              <w:t xml:space="preserve">Le formulaire s'affiche.</w:t>
-            </w:r>
-          </w:p>
-        </w:tc>
-        <w:tc>
-          <w:tcPr>
-            <w:tcW w:type="dxa" w:w="1800"/>
-            <w:tcBorders>
-              <w:top w:val="single" w:color="B8C4D0" w:sz="4"/>
-              <w:left w:val="single" w:color="B8C4D0" w:sz="4"/>
-              <w:bottom w:val="single" w:color="B8C4D0" w:sz="4"/>
-              <w:right w:val="single" w:color="B8C4D0" w:sz="4"/>
-            </w:tcBorders>
-            <w:tcMar>
-              <w:top w:type="dxa" w:w="80"/>
-              <w:left w:type="dxa" w:w="100"/>
-              <w:bottom w:type="dxa" w:w="80"/>
-              <w:right w:type="dxa" w:w="100"/>
-            </w:tcMar>
-          </w:tcPr>
-          <w:p>
-            <w:r>
-              <w:rPr>
-                <w:b w:val="false"/>
-                <w:bCs w:val="false"/>
-                <w:sz w:val="20"/>
-                <w:szCs w:val="20"/>
-              </w:rPr>
-              <w:t xml:space="preserve">☐ Ça marche</w:t>
-            </w:r>
-          </w:p>
-          <w:p>
-            <w:r>
-              <w:rPr>
-                <w:b w:val="false"/>
-                <w:bCs w:val="false"/>
-                <w:sz w:val="20"/>
-                <w:szCs w:val="20"/>
-              </w:rPr>
-              <w:t xml:space="preserve">☐ Ne marche pas</w:t>
-            </w:r>
-          </w:p>
-          <w:p>
-            <w:r>
-              <w:rPr>
-                <w:b w:val="false"/>
-                <w:bCs w:val="false"/>
-                <w:sz w:val="20"/>
-                <w:szCs w:val="20"/>
-              </w:rPr>
-              <w:t xml:space="preserve">☐ Pas compris</w:t>
-            </w:r>
-          </w:p>
-        </w:tc>
-        <w:tc>
-          <w:tcPr>
-            <w:tcW w:type="dxa" w:w="1526"/>
-            <w:tcBorders>
-              <w:top w:val="single" w:color="B8C4D0" w:sz="4"/>
-              <w:left w:val="single" w:color="B8C4D0" w:sz="4"/>
-              <w:bottom w:val="single" w:color="B8C4D0" w:sz="4"/>
-              <w:right w:val="single" w:color="B8C4D0" w:sz="4"/>
-            </w:tcBorders>
-            <w:tcMar>
-              <w:top w:type="dxa" w:w="80"/>
-              <w:left w:type="dxa" w:w="100"/>
-              <w:bottom w:type="dxa" w:w="80"/>
-              <w:right w:type="dxa" w:w="100"/>
-            </w:tcMar>
-          </w:tcPr>
-          <w:p>
-            <w:r>
-              <w:rPr>
-                <w:b w:val="false"/>
-                <w:bCs w:val="false"/>
-                <w:sz w:val="20"/>
-                <w:szCs w:val="20"/>
-              </w:rPr>
-              <w:t xml:space="preserve"/>
-            </w:r>
-          </w:p>
-        </w:tc>
-      </w:tr>
-      <w:tr>
-        <w:trPr>
-          <w:cantSplit/>
-        </w:trPr>
-        <w:tc>
-          <w:tcPr>
-            <w:tcW w:type="dxa" w:w="480"/>
-            <w:tcBorders>
-              <w:top w:val="single" w:color="B8C4D0" w:sz="4"/>
-              <w:left w:val="single" w:color="B8C4D0" w:sz="4"/>
-              <w:bottom w:val="single" w:color="B8C4D0" w:sz="4"/>
-              <w:right w:val="single" w:color="B8C4D0" w:sz="4"/>
-            </w:tcBorders>
-            <w:shd w:fill="EAF1F8" w:color="auto" w:val="clear"/>
-            <w:tcMar>
-              <w:top w:type="dxa" w:w="80"/>
-              <w:left w:type="dxa" w:w="100"/>
-              <w:bottom w:type="dxa" w:w="80"/>
-              <w:right w:type="dxa" w:w="100"/>
-            </w:tcMar>
-          </w:tcPr>
-          <w:p>
-            <w:r>
-              <w:rPr>
-                <w:b w:val="false"/>
-                <w:bCs w:val="false"/>
-                <w:sz w:val="20"/>
-                <w:szCs w:val="20"/>
-              </w:rPr>
-              <w:t xml:space="preserve">2</w:t>
-            </w:r>
-          </w:p>
-        </w:tc>
-        <w:tc>
-          <w:tcPr>
-            <w:tcW w:type="dxa" w:w="3300"/>
-            <w:tcBorders>
-              <w:top w:val="single" w:color="B8C4D0" w:sz="4"/>
-              <w:left w:val="single" w:color="B8C4D0" w:sz="4"/>
-              <w:bottom w:val="single" w:color="B8C4D0" w:sz="4"/>
-              <w:right w:val="single" w:color="B8C4D0" w:sz="4"/>
-            </w:tcBorders>
-            <w:tcMar>
-              <w:top w:type="dxa" w:w="80"/>
-              <w:left w:type="dxa" w:w="100"/>
-              <w:bottom w:type="dxa" w:w="80"/>
-              <w:right w:type="dxa" w:w="100"/>
-            </w:tcMar>
-          </w:tcPr>
-          <w:p>
-            <w:r>
-              <w:rPr>
-                <w:b w:val="false"/>
-                <w:bCs w:val="false"/>
-                <w:sz w:val="20"/>
-                <w:szCs w:val="20"/>
-              </w:rPr>
-              <w:t xml:space="preserve">Ajoutez une ligne par chauffeur ou camion, remplissez les champs et ajoutez les documents (permis, carte grise).</w:t>
-            </w:r>
-          </w:p>
-        </w:tc>
-        <w:tc>
-          <w:tcPr>
-            <w:tcW w:type="dxa" w:w="2800"/>
-            <w:tcBorders>
-              <w:top w:val="single" w:color="B8C4D0" w:sz="4"/>
-              <w:left w:val="single" w:color="B8C4D0" w:sz="4"/>
-              <w:bottom w:val="single" w:color="B8C4D0" w:sz="4"/>
-              <w:right w:val="single" w:color="B8C4D0" w:sz="4"/>
-            </w:tcBorders>
-            <w:tcMar>
-              <w:top w:type="dxa" w:w="80"/>
-              <w:left w:type="dxa" w:w="100"/>
-              <w:bottom w:type="dxa" w:w="80"/>
-              <w:right w:type="dxa" w:w="100"/>
-            </w:tcMar>
-          </w:tcPr>
-          <w:p>
-            <w:r>
-              <w:rPr>
-                <w:b w:val="false"/>
-                <w:bCs w:val="false"/>
-                <w:sz w:val="20"/>
-                <w:szCs w:val="20"/>
-              </w:rPr>
-              <w:t xml:space="preserve">Les lignes apparaissent. Une ligne ajoutée par erreur se retire avec la corbeille.</w:t>
-            </w:r>
-          </w:p>
-        </w:tc>
-        <w:tc>
-          <w:tcPr>
-            <w:tcW w:type="dxa" w:w="1800"/>
-            <w:tcBorders>
-              <w:top w:val="single" w:color="B8C4D0" w:sz="4"/>
-              <w:left w:val="single" w:color="B8C4D0" w:sz="4"/>
-              <w:bottom w:val="single" w:color="B8C4D0" w:sz="4"/>
-              <w:right w:val="single" w:color="B8C4D0" w:sz="4"/>
-            </w:tcBorders>
-            <w:tcMar>
-              <w:top w:type="dxa" w:w="80"/>
-              <w:left w:type="dxa" w:w="100"/>
-              <w:bottom w:type="dxa" w:w="80"/>
-              <w:right w:type="dxa" w:w="100"/>
-            </w:tcMar>
-          </w:tcPr>
-          <w:p>
-            <w:r>
-              <w:rPr>
-                <w:b w:val="false"/>
-                <w:bCs w:val="false"/>
-                <w:sz w:val="20"/>
-                <w:szCs w:val="20"/>
-              </w:rPr>
-              <w:t xml:space="preserve">☐ Ça marche</w:t>
-            </w:r>
-          </w:p>
-          <w:p>
-            <w:r>
-              <w:rPr>
-                <w:b w:val="false"/>
-                <w:bCs w:val="false"/>
-                <w:sz w:val="20"/>
-                <w:szCs w:val="20"/>
-              </w:rPr>
-              <w:t xml:space="preserve">☐ Ne marche pas</w:t>
-            </w:r>
-          </w:p>
-          <w:p>
-            <w:r>
-              <w:rPr>
-                <w:b w:val="false"/>
-                <w:bCs w:val="false"/>
-                <w:sz w:val="20"/>
-                <w:szCs w:val="20"/>
-              </w:rPr>
-              <w:t xml:space="preserve">☐ Pas compris</w:t>
-            </w:r>
-          </w:p>
-        </w:tc>
-        <w:tc>
-          <w:tcPr>
-            <w:tcW w:type="dxa" w:w="1526"/>
-            <w:tcBorders>
-              <w:top w:val="single" w:color="B8C4D0" w:sz="4"/>
-              <w:left w:val="single" w:color="B8C4D0" w:sz="4"/>
-              <w:bottom w:val="single" w:color="B8C4D0" w:sz="4"/>
-              <w:right w:val="single" w:color="B8C4D0" w:sz="4"/>
-            </w:tcBorders>
-            <w:tcMar>
-              <w:top w:type="dxa" w:w="80"/>
-              <w:left w:type="dxa" w:w="100"/>
-              <w:bottom w:type="dxa" w:w="80"/>
-              <w:right w:type="dxa" w:w="100"/>
-            </w:tcMar>
-          </w:tcPr>
-          <w:p>
-            <w:r>
-              <w:rPr>
-                <w:b w:val="false"/>
-                <w:bCs w:val="false"/>
-                <w:sz w:val="20"/>
-                <w:szCs w:val="20"/>
-              </w:rPr>
-              <w:t xml:space="preserve"/>
-            </w:r>
-          </w:p>
-        </w:tc>
-      </w:tr>
-      <w:tr>
-        <w:trPr>
-          <w:cantSplit/>
-        </w:trPr>
-        <w:tc>
-          <w:tcPr>
-            <w:tcW w:type="dxa" w:w="480"/>
-            <w:tcBorders>
-              <w:top w:val="single" w:color="B8C4D0" w:sz="4"/>
-              <w:left w:val="single" w:color="B8C4D0" w:sz="4"/>
-              <w:bottom w:val="single" w:color="B8C4D0" w:sz="4"/>
-              <w:right w:val="single" w:color="B8C4D0" w:sz="4"/>
-            </w:tcBorders>
-            <w:shd w:fill="EAF1F8" w:color="auto" w:val="clear"/>
-            <w:tcMar>
-              <w:top w:type="dxa" w:w="80"/>
-              <w:left w:type="dxa" w:w="100"/>
-              <w:bottom w:type="dxa" w:w="80"/>
-              <w:right w:type="dxa" w:w="100"/>
-            </w:tcMar>
-          </w:tcPr>
-          <w:p>
-            <w:r>
-              <w:rPr>
-                <w:b w:val="false"/>
-                <w:bCs w:val="false"/>
-                <w:sz w:val="20"/>
-                <w:szCs w:val="20"/>
-              </w:rPr>
-              <w:t xml:space="preserve">3</w:t>
-            </w:r>
-          </w:p>
-        </w:tc>
-        <w:tc>
-          <w:tcPr>
-            <w:tcW w:type="dxa" w:w="3300"/>
-            <w:tcBorders>
-              <w:top w:val="single" w:color="B8C4D0" w:sz="4"/>
-              <w:left w:val="single" w:color="B8C4D0" w:sz="4"/>
-              <w:bottom w:val="single" w:color="B8C4D0" w:sz="4"/>
-              <w:right w:val="single" w:color="B8C4D0" w:sz="4"/>
-            </w:tcBorders>
-            <w:tcMar>
-              <w:top w:type="dxa" w:w="80"/>
-              <w:left w:type="dxa" w:w="100"/>
-              <w:bottom w:type="dxa" w:w="80"/>
-              <w:right w:type="dxa" w:w="100"/>
-            </w:tcMar>
-          </w:tcPr>
-          <w:p>
-            <w:r>
-              <w:rPr>
-                <w:b w:val="false"/>
-                <w:bCs w:val="false"/>
-                <w:sz w:val="20"/>
-                <w:szCs w:val="20"/>
-              </w:rPr>
-              <w:t xml:space="preserve">Cliquez sur « 🚀 Soumettre l'enrôlement de la flotte ».</w:t>
-            </w:r>
-          </w:p>
-        </w:tc>
-        <w:tc>
-          <w:tcPr>
-            <w:tcW w:type="dxa" w:w="2800"/>
-            <w:tcBorders>
-              <w:top w:val="single" w:color="B8C4D0" w:sz="4"/>
-              <w:left w:val="single" w:color="B8C4D0" w:sz="4"/>
-              <w:bottom w:val="single" w:color="B8C4D0" w:sz="4"/>
-              <w:right w:val="single" w:color="B8C4D0" w:sz="4"/>
-            </w:tcBorders>
-            <w:tcMar>
-              <w:top w:type="dxa" w:w="80"/>
-              <w:left w:type="dxa" w:w="100"/>
-              <w:bottom w:type="dxa" w:w="80"/>
-              <w:right w:type="dxa" w:w="100"/>
-            </w:tcMar>
-          </w:tcPr>
-          <w:p>
-            <w:r>
-              <w:rPr>
-                <w:b w:val="false"/>
-                <w:bCs w:val="false"/>
-                <w:sz w:val="20"/>
-                <w:szCs w:val="20"/>
-              </w:rPr>
-              <w:t xml:space="preserve">Chaque demande reçoit un numéro qui commence par ENR-.</w:t>
+              <w:t xml:space="preserve">Vous voyez « Enrôler ma flotte » et « Retrait d'accès flotte ». Vous ne voyez ni Import, ni Export, ni Proforma, ni Rendez-vous.</w:t>
             </w:r>
           </w:p>
         </w:tc>
@@ -3183,7 +3726,1222 @@
         <w:pStyle w:val="Heading1"/>
       </w:pPr>
       <w:r>
-        <w:t xml:space="preserve">Partie 4 — Suivre mes demandes</w:t>
+        <w:t xml:space="preserve">Partie 5 — Demander l'accès pour ma flotte</w:t>
+      </w:r>
+    </w:p>
+    <w:p>
+      <w:pPr>
+        <w:spacing w:after="120"/>
+        <w:rPr>
+          <w:i/>
+          <w:iCs/>
+        </w:rPr>
+      </w:pPr>
+      <w:r>
+        <w:rPr>
+          <w:i/>
+          <w:iCs/>
+        </w:rPr>
+        <w:t xml:space="preserve">Un chauffeur et un camion doivent entrer au terminal.</w:t>
+      </w:r>
+    </w:p>
+    <w:tbl>
+      <w:tblPr>
+        <w:tblW w:type="dxa" w:w="9906"/>
+        <w:tblBorders>
+          <w:top w:val="single" w:color="auto" w:sz="4"/>
+          <w:left w:val="single" w:color="auto" w:sz="4"/>
+          <w:bottom w:val="single" w:color="auto" w:sz="4"/>
+          <w:right w:val="single" w:color="auto" w:sz="4"/>
+          <w:insideH w:val="single" w:color="auto" w:sz="4"/>
+          <w:insideV w:val="single" w:color="auto" w:sz="4"/>
+        </w:tblBorders>
+      </w:tblPr>
+      <w:tblGrid>
+        <w:gridCol w:w="480"/>
+        <w:gridCol w:w="3300"/>
+        <w:gridCol w:w="2800"/>
+        <w:gridCol w:w="1800"/>
+        <w:gridCol w:w="1526"/>
+      </w:tblGrid>
+      <w:tr>
+        <w:trPr>
+          <w:tblHeader/>
+        </w:trPr>
+        <w:tc>
+          <w:tcPr>
+            <w:tcW w:type="dxa" w:w="480"/>
+            <w:tcBorders>
+              <w:top w:val="single" w:color="B8C4D0" w:sz="4"/>
+              <w:left w:val="single" w:color="B8C4D0" w:sz="4"/>
+              <w:bottom w:val="single" w:color="B8C4D0" w:sz="4"/>
+              <w:right w:val="single" w:color="B8C4D0" w:sz="4"/>
+            </w:tcBorders>
+            <w:shd w:fill="0B3D6E" w:color="auto" w:val="clear"/>
+            <w:tcMar>
+              <w:top w:type="dxa" w:w="80"/>
+              <w:left w:type="dxa" w:w="100"/>
+              <w:bottom w:type="dxa" w:w="80"/>
+              <w:right w:type="dxa" w:w="100"/>
+            </w:tcMar>
+          </w:tcPr>
+          <w:p>
+            <w:r>
+              <w:rPr>
+                <w:b/>
+                <w:bCs/>
+                <w:color w:val="FFFFFF"/>
+                <w:sz w:val="20"/>
+                <w:szCs w:val="20"/>
+              </w:rPr>
+              <w:t xml:space="preserve">N°</w:t>
+            </w:r>
+          </w:p>
+        </w:tc>
+        <w:tc>
+          <w:tcPr>
+            <w:tcW w:type="dxa" w:w="3300"/>
+            <w:tcBorders>
+              <w:top w:val="single" w:color="B8C4D0" w:sz="4"/>
+              <w:left w:val="single" w:color="B8C4D0" w:sz="4"/>
+              <w:bottom w:val="single" w:color="B8C4D0" w:sz="4"/>
+              <w:right w:val="single" w:color="B8C4D0" w:sz="4"/>
+            </w:tcBorders>
+            <w:shd w:fill="0B3D6E" w:color="auto" w:val="clear"/>
+            <w:tcMar>
+              <w:top w:type="dxa" w:w="80"/>
+              <w:left w:type="dxa" w:w="100"/>
+              <w:bottom w:type="dxa" w:w="80"/>
+              <w:right w:type="dxa" w:w="100"/>
+            </w:tcMar>
+          </w:tcPr>
+          <w:p>
+            <w:r>
+              <w:rPr>
+                <w:b/>
+                <w:bCs/>
+                <w:color w:val="FFFFFF"/>
+                <w:sz w:val="20"/>
+                <w:szCs w:val="20"/>
+              </w:rPr>
+              <w:t xml:space="preserve">Ce que vous faites</w:t>
+            </w:r>
+          </w:p>
+        </w:tc>
+        <w:tc>
+          <w:tcPr>
+            <w:tcW w:type="dxa" w:w="2800"/>
+            <w:tcBorders>
+              <w:top w:val="single" w:color="B8C4D0" w:sz="4"/>
+              <w:left w:val="single" w:color="B8C4D0" w:sz="4"/>
+              <w:bottom w:val="single" w:color="B8C4D0" w:sz="4"/>
+              <w:right w:val="single" w:color="B8C4D0" w:sz="4"/>
+            </w:tcBorders>
+            <w:shd w:fill="0B3D6E" w:color="auto" w:val="clear"/>
+            <w:tcMar>
+              <w:top w:type="dxa" w:w="80"/>
+              <w:left w:type="dxa" w:w="100"/>
+              <w:bottom w:type="dxa" w:w="80"/>
+              <w:right w:type="dxa" w:w="100"/>
+            </w:tcMar>
+          </w:tcPr>
+          <w:p>
+            <w:r>
+              <w:rPr>
+                <w:b/>
+                <w:bCs/>
+                <w:color w:val="FFFFFF"/>
+                <w:sz w:val="20"/>
+                <w:szCs w:val="20"/>
+              </w:rPr>
+              <w:t xml:space="preserve">Ce que vous devez voir</w:t>
+            </w:r>
+          </w:p>
+        </w:tc>
+        <w:tc>
+          <w:tcPr>
+            <w:tcW w:type="dxa" w:w="1800"/>
+            <w:tcBorders>
+              <w:top w:val="single" w:color="B8C4D0" w:sz="4"/>
+              <w:left w:val="single" w:color="B8C4D0" w:sz="4"/>
+              <w:bottom w:val="single" w:color="B8C4D0" w:sz="4"/>
+              <w:right w:val="single" w:color="B8C4D0" w:sz="4"/>
+            </w:tcBorders>
+            <w:shd w:fill="0B3D6E" w:color="auto" w:val="clear"/>
+            <w:tcMar>
+              <w:top w:type="dxa" w:w="80"/>
+              <w:left w:type="dxa" w:w="100"/>
+              <w:bottom w:type="dxa" w:w="80"/>
+              <w:right w:type="dxa" w:w="100"/>
+            </w:tcMar>
+          </w:tcPr>
+          <w:p>
+            <w:r>
+              <w:rPr>
+                <w:b/>
+                <w:bCs/>
+                <w:color w:val="FFFFFF"/>
+                <w:sz w:val="20"/>
+                <w:szCs w:val="20"/>
+              </w:rPr>
+              <w:t xml:space="preserve">Résultat</w:t>
+            </w:r>
+          </w:p>
+        </w:tc>
+        <w:tc>
+          <w:tcPr>
+            <w:tcW w:type="dxa" w:w="1526"/>
+            <w:tcBorders>
+              <w:top w:val="single" w:color="B8C4D0" w:sz="4"/>
+              <w:left w:val="single" w:color="B8C4D0" w:sz="4"/>
+              <w:bottom w:val="single" w:color="B8C4D0" w:sz="4"/>
+              <w:right w:val="single" w:color="B8C4D0" w:sz="4"/>
+            </w:tcBorders>
+            <w:shd w:fill="0B3D6E" w:color="auto" w:val="clear"/>
+            <w:tcMar>
+              <w:top w:type="dxa" w:w="80"/>
+              <w:left w:type="dxa" w:w="100"/>
+              <w:bottom w:type="dxa" w:w="80"/>
+              <w:right w:type="dxa" w:w="100"/>
+            </w:tcMar>
+          </w:tcPr>
+          <w:p>
+            <w:r>
+              <w:rPr>
+                <w:b/>
+                <w:bCs/>
+                <w:color w:val="FFFFFF"/>
+                <w:sz w:val="20"/>
+                <w:szCs w:val="20"/>
+              </w:rPr>
+              <w:t xml:space="preserve">Commentaire</w:t>
+            </w:r>
+          </w:p>
+        </w:tc>
+      </w:tr>
+      <w:tr>
+        <w:trPr>
+          <w:cantSplit/>
+        </w:trPr>
+        <w:tc>
+          <w:tcPr>
+            <w:tcW w:type="dxa" w:w="480"/>
+            <w:tcBorders>
+              <w:top w:val="single" w:color="B8C4D0" w:sz="4"/>
+              <w:left w:val="single" w:color="B8C4D0" w:sz="4"/>
+              <w:bottom w:val="single" w:color="B8C4D0" w:sz="4"/>
+              <w:right w:val="single" w:color="B8C4D0" w:sz="4"/>
+            </w:tcBorders>
+            <w:shd w:fill="EAF1F8" w:color="auto" w:val="clear"/>
+            <w:tcMar>
+              <w:top w:type="dxa" w:w="80"/>
+              <w:left w:type="dxa" w:w="100"/>
+              <w:bottom w:type="dxa" w:w="80"/>
+              <w:right w:type="dxa" w:w="100"/>
+            </w:tcMar>
+          </w:tcPr>
+          <w:p>
+            <w:r>
+              <w:rPr>
+                <w:b w:val="false"/>
+                <w:bCs w:val="false"/>
+                <w:sz w:val="20"/>
+                <w:szCs w:val="20"/>
+              </w:rPr>
+              <w:t xml:space="preserve">1</w:t>
+            </w:r>
+          </w:p>
+        </w:tc>
+        <w:tc>
+          <w:tcPr>
+            <w:tcW w:type="dxa" w:w="3300"/>
+            <w:tcBorders>
+              <w:top w:val="single" w:color="B8C4D0" w:sz="4"/>
+              <w:left w:val="single" w:color="B8C4D0" w:sz="4"/>
+              <w:bottom w:val="single" w:color="B8C4D0" w:sz="4"/>
+              <w:right w:val="single" w:color="B8C4D0" w:sz="4"/>
+            </w:tcBorders>
+            <w:tcMar>
+              <w:top w:type="dxa" w:w="80"/>
+              <w:left w:type="dxa" w:w="100"/>
+              <w:bottom w:type="dxa" w:w="80"/>
+              <w:right w:type="dxa" w:w="100"/>
+            </w:tcMar>
+          </w:tcPr>
+          <w:p>
+            <w:r>
+              <w:rPr>
+                <w:b w:val="false"/>
+                <w:bCs w:val="false"/>
+                <w:sz w:val="20"/>
+                <w:szCs w:val="20"/>
+              </w:rPr>
+              <w:t xml:space="preserve">Dans le menu, ouvrez « Enrôler ma flotte ».</w:t>
+            </w:r>
+          </w:p>
+        </w:tc>
+        <w:tc>
+          <w:tcPr>
+            <w:tcW w:type="dxa" w:w="2800"/>
+            <w:tcBorders>
+              <w:top w:val="single" w:color="B8C4D0" w:sz="4"/>
+              <w:left w:val="single" w:color="B8C4D0" w:sz="4"/>
+              <w:bottom w:val="single" w:color="B8C4D0" w:sz="4"/>
+              <w:right w:val="single" w:color="B8C4D0" w:sz="4"/>
+            </w:tcBorders>
+            <w:tcMar>
+              <w:top w:type="dxa" w:w="80"/>
+              <w:left w:type="dxa" w:w="100"/>
+              <w:bottom w:type="dxa" w:w="80"/>
+              <w:right w:type="dxa" w:w="100"/>
+            </w:tcMar>
+          </w:tcPr>
+          <w:p>
+            <w:r>
+              <w:rPr>
+                <w:b w:val="false"/>
+                <w:bCs w:val="false"/>
+                <w:sz w:val="20"/>
+                <w:szCs w:val="20"/>
+              </w:rPr>
+              <w:t xml:space="preserve">Le formulaire s'affiche, avec une colonne « Expiration des documents ».</w:t>
+            </w:r>
+          </w:p>
+        </w:tc>
+        <w:tc>
+          <w:tcPr>
+            <w:tcW w:type="dxa" w:w="1800"/>
+            <w:tcBorders>
+              <w:top w:val="single" w:color="B8C4D0" w:sz="4"/>
+              <w:left w:val="single" w:color="B8C4D0" w:sz="4"/>
+              <w:bottom w:val="single" w:color="B8C4D0" w:sz="4"/>
+              <w:right w:val="single" w:color="B8C4D0" w:sz="4"/>
+            </w:tcBorders>
+            <w:tcMar>
+              <w:top w:type="dxa" w:w="80"/>
+              <w:left w:type="dxa" w:w="100"/>
+              <w:bottom w:type="dxa" w:w="80"/>
+              <w:right w:type="dxa" w:w="100"/>
+            </w:tcMar>
+          </w:tcPr>
+          <w:p>
+            <w:r>
+              <w:rPr>
+                <w:b w:val="false"/>
+                <w:bCs w:val="false"/>
+                <w:sz w:val="20"/>
+                <w:szCs w:val="20"/>
+              </w:rPr>
+              <w:t xml:space="preserve">☐ Ça marche</w:t>
+            </w:r>
+          </w:p>
+          <w:p>
+            <w:r>
+              <w:rPr>
+                <w:b w:val="false"/>
+                <w:bCs w:val="false"/>
+                <w:sz w:val="20"/>
+                <w:szCs w:val="20"/>
+              </w:rPr>
+              <w:t xml:space="preserve">☐ Ne marche pas</w:t>
+            </w:r>
+          </w:p>
+          <w:p>
+            <w:r>
+              <w:rPr>
+                <w:b w:val="false"/>
+                <w:bCs w:val="false"/>
+                <w:sz w:val="20"/>
+                <w:szCs w:val="20"/>
+              </w:rPr>
+              <w:t xml:space="preserve">☐ Pas compris</w:t>
+            </w:r>
+          </w:p>
+        </w:tc>
+        <w:tc>
+          <w:tcPr>
+            <w:tcW w:type="dxa" w:w="1526"/>
+            <w:tcBorders>
+              <w:top w:val="single" w:color="B8C4D0" w:sz="4"/>
+              <w:left w:val="single" w:color="B8C4D0" w:sz="4"/>
+              <w:bottom w:val="single" w:color="B8C4D0" w:sz="4"/>
+              <w:right w:val="single" w:color="B8C4D0" w:sz="4"/>
+            </w:tcBorders>
+            <w:tcMar>
+              <w:top w:type="dxa" w:w="80"/>
+              <w:left w:type="dxa" w:w="100"/>
+              <w:bottom w:type="dxa" w:w="80"/>
+              <w:right w:type="dxa" w:w="100"/>
+            </w:tcMar>
+          </w:tcPr>
+          <w:p>
+            <w:r>
+              <w:rPr>
+                <w:b w:val="false"/>
+                <w:bCs w:val="false"/>
+                <w:sz w:val="20"/>
+                <w:szCs w:val="20"/>
+              </w:rPr>
+              <w:t xml:space="preserve"/>
+            </w:r>
+          </w:p>
+        </w:tc>
+      </w:tr>
+      <w:tr>
+        <w:trPr>
+          <w:cantSplit/>
+        </w:trPr>
+        <w:tc>
+          <w:tcPr>
+            <w:tcW w:type="dxa" w:w="480"/>
+            <w:tcBorders>
+              <w:top w:val="single" w:color="B8C4D0" w:sz="4"/>
+              <w:left w:val="single" w:color="B8C4D0" w:sz="4"/>
+              <w:bottom w:val="single" w:color="B8C4D0" w:sz="4"/>
+              <w:right w:val="single" w:color="B8C4D0" w:sz="4"/>
+            </w:tcBorders>
+            <w:shd w:fill="EAF1F8" w:color="auto" w:val="clear"/>
+            <w:tcMar>
+              <w:top w:type="dxa" w:w="80"/>
+              <w:left w:type="dxa" w:w="100"/>
+              <w:bottom w:type="dxa" w:w="80"/>
+              <w:right w:type="dxa" w:w="100"/>
+            </w:tcMar>
+          </w:tcPr>
+          <w:p>
+            <w:r>
+              <w:rPr>
+                <w:b w:val="false"/>
+                <w:bCs w:val="false"/>
+                <w:sz w:val="20"/>
+                <w:szCs w:val="20"/>
+              </w:rPr>
+              <w:t xml:space="preserve">2</w:t>
+            </w:r>
+          </w:p>
+        </w:tc>
+        <w:tc>
+          <w:tcPr>
+            <w:tcW w:type="dxa" w:w="3300"/>
+            <w:tcBorders>
+              <w:top w:val="single" w:color="B8C4D0" w:sz="4"/>
+              <w:left w:val="single" w:color="B8C4D0" w:sz="4"/>
+              <w:bottom w:val="single" w:color="B8C4D0" w:sz="4"/>
+              <w:right w:val="single" w:color="B8C4D0" w:sz="4"/>
+            </w:tcBorders>
+            <w:tcMar>
+              <w:top w:type="dxa" w:w="80"/>
+              <w:left w:type="dxa" w:w="100"/>
+              <w:bottom w:type="dxa" w:w="80"/>
+              <w:right w:type="dxa" w:w="100"/>
+            </w:tcMar>
+          </w:tcPr>
+          <w:p>
+            <w:r>
+              <w:rPr>
+                <w:b w:val="false"/>
+                <w:bCs w:val="false"/>
+                <w:sz w:val="20"/>
+                <w:szCs w:val="20"/>
+              </w:rPr>
+              <w:t xml:space="preserve">Sur la première ligne, choisissez « Chauffeur », écrivez son nom et ses précisions.</w:t>
+            </w:r>
+          </w:p>
+        </w:tc>
+        <w:tc>
+          <w:tcPr>
+            <w:tcW w:type="dxa" w:w="2800"/>
+            <w:tcBorders>
+              <w:top w:val="single" w:color="B8C4D0" w:sz="4"/>
+              <w:left w:val="single" w:color="B8C4D0" w:sz="4"/>
+              <w:bottom w:val="single" w:color="B8C4D0" w:sz="4"/>
+              <w:right w:val="single" w:color="B8C4D0" w:sz="4"/>
+            </w:tcBorders>
+            <w:tcMar>
+              <w:top w:type="dxa" w:w="80"/>
+              <w:left w:type="dxa" w:w="100"/>
+              <w:bottom w:type="dxa" w:w="80"/>
+              <w:right w:type="dxa" w:w="100"/>
+            </w:tcMar>
+          </w:tcPr>
+          <w:p>
+            <w:r>
+              <w:rPr>
+                <w:b w:val="false"/>
+                <w:bCs w:val="false"/>
+                <w:sz w:val="20"/>
+                <w:szCs w:val="20"/>
+              </w:rPr>
+              <w:t xml:space="preserve">Un champ « Permis de conduire » apparaît dans la colonne des dates.</w:t>
+            </w:r>
+          </w:p>
+        </w:tc>
+        <w:tc>
+          <w:tcPr>
+            <w:tcW w:type="dxa" w:w="1800"/>
+            <w:tcBorders>
+              <w:top w:val="single" w:color="B8C4D0" w:sz="4"/>
+              <w:left w:val="single" w:color="B8C4D0" w:sz="4"/>
+              <w:bottom w:val="single" w:color="B8C4D0" w:sz="4"/>
+              <w:right w:val="single" w:color="B8C4D0" w:sz="4"/>
+            </w:tcBorders>
+            <w:tcMar>
+              <w:top w:type="dxa" w:w="80"/>
+              <w:left w:type="dxa" w:w="100"/>
+              <w:bottom w:type="dxa" w:w="80"/>
+              <w:right w:type="dxa" w:w="100"/>
+            </w:tcMar>
+          </w:tcPr>
+          <w:p>
+            <w:r>
+              <w:rPr>
+                <w:b w:val="false"/>
+                <w:bCs w:val="false"/>
+                <w:sz w:val="20"/>
+                <w:szCs w:val="20"/>
+              </w:rPr>
+              <w:t xml:space="preserve">☐ Ça marche</w:t>
+            </w:r>
+          </w:p>
+          <w:p>
+            <w:r>
+              <w:rPr>
+                <w:b w:val="false"/>
+                <w:bCs w:val="false"/>
+                <w:sz w:val="20"/>
+                <w:szCs w:val="20"/>
+              </w:rPr>
+              <w:t xml:space="preserve">☐ Ne marche pas</w:t>
+            </w:r>
+          </w:p>
+          <w:p>
+            <w:r>
+              <w:rPr>
+                <w:b w:val="false"/>
+                <w:bCs w:val="false"/>
+                <w:sz w:val="20"/>
+                <w:szCs w:val="20"/>
+              </w:rPr>
+              <w:t xml:space="preserve">☐ Pas compris</w:t>
+            </w:r>
+          </w:p>
+        </w:tc>
+        <w:tc>
+          <w:tcPr>
+            <w:tcW w:type="dxa" w:w="1526"/>
+            <w:tcBorders>
+              <w:top w:val="single" w:color="B8C4D0" w:sz="4"/>
+              <w:left w:val="single" w:color="B8C4D0" w:sz="4"/>
+              <w:bottom w:val="single" w:color="B8C4D0" w:sz="4"/>
+              <w:right w:val="single" w:color="B8C4D0" w:sz="4"/>
+            </w:tcBorders>
+            <w:tcMar>
+              <w:top w:type="dxa" w:w="80"/>
+              <w:left w:type="dxa" w:w="100"/>
+              <w:bottom w:type="dxa" w:w="80"/>
+              <w:right w:type="dxa" w:w="100"/>
+            </w:tcMar>
+          </w:tcPr>
+          <w:p>
+            <w:r>
+              <w:rPr>
+                <w:b w:val="false"/>
+                <w:bCs w:val="false"/>
+                <w:sz w:val="20"/>
+                <w:szCs w:val="20"/>
+              </w:rPr>
+              <w:t xml:space="preserve"/>
+            </w:r>
+          </w:p>
+        </w:tc>
+      </w:tr>
+      <w:tr>
+        <w:trPr>
+          <w:cantSplit/>
+        </w:trPr>
+        <w:tc>
+          <w:tcPr>
+            <w:tcW w:type="dxa" w:w="480"/>
+            <w:tcBorders>
+              <w:top w:val="single" w:color="B8C4D0" w:sz="4"/>
+              <w:left w:val="single" w:color="B8C4D0" w:sz="4"/>
+              <w:bottom w:val="single" w:color="B8C4D0" w:sz="4"/>
+              <w:right w:val="single" w:color="B8C4D0" w:sz="4"/>
+            </w:tcBorders>
+            <w:shd w:fill="EAF1F8" w:color="auto" w:val="clear"/>
+            <w:tcMar>
+              <w:top w:type="dxa" w:w="80"/>
+              <w:left w:type="dxa" w:w="100"/>
+              <w:bottom w:type="dxa" w:w="80"/>
+              <w:right w:type="dxa" w:w="100"/>
+            </w:tcMar>
+          </w:tcPr>
+          <w:p>
+            <w:r>
+              <w:rPr>
+                <w:b w:val="false"/>
+                <w:bCs w:val="false"/>
+                <w:sz w:val="20"/>
+                <w:szCs w:val="20"/>
+              </w:rPr>
+              <w:t xml:space="preserve">3</w:t>
+            </w:r>
+          </w:p>
+        </w:tc>
+        <w:tc>
+          <w:tcPr>
+            <w:tcW w:type="dxa" w:w="3300"/>
+            <w:tcBorders>
+              <w:top w:val="single" w:color="B8C4D0" w:sz="4"/>
+              <w:left w:val="single" w:color="B8C4D0" w:sz="4"/>
+              <w:bottom w:val="single" w:color="B8C4D0" w:sz="4"/>
+              <w:right w:val="single" w:color="B8C4D0" w:sz="4"/>
+            </w:tcBorders>
+            <w:tcMar>
+              <w:top w:type="dxa" w:w="80"/>
+              <w:left w:type="dxa" w:w="100"/>
+              <w:bottom w:type="dxa" w:w="80"/>
+              <w:right w:type="dxa" w:w="100"/>
+            </w:tcMar>
+          </w:tcPr>
+          <w:p>
+            <w:r>
+              <w:rPr>
+                <w:b w:val="false"/>
+                <w:bCs w:val="false"/>
+                <w:sz w:val="20"/>
+                <w:szCs w:val="20"/>
+              </w:rPr>
+              <w:t xml:space="preserve">Ajoutez une ligne, choisissez « Camion », écrivez son immatriculation.</w:t>
+            </w:r>
+          </w:p>
+        </w:tc>
+        <w:tc>
+          <w:tcPr>
+            <w:tcW w:type="dxa" w:w="2800"/>
+            <w:tcBorders>
+              <w:top w:val="single" w:color="B8C4D0" w:sz="4"/>
+              <w:left w:val="single" w:color="B8C4D0" w:sz="4"/>
+              <w:bottom w:val="single" w:color="B8C4D0" w:sz="4"/>
+              <w:right w:val="single" w:color="B8C4D0" w:sz="4"/>
+            </w:tcBorders>
+            <w:tcMar>
+              <w:top w:type="dxa" w:w="80"/>
+              <w:left w:type="dxa" w:w="100"/>
+              <w:bottom w:type="dxa" w:w="80"/>
+              <w:right w:type="dxa" w:w="100"/>
+            </w:tcMar>
+          </w:tcPr>
+          <w:p>
+            <w:r>
+              <w:rPr>
+                <w:b w:val="false"/>
+                <w:bCs w:val="false"/>
+                <w:sz w:val="20"/>
+                <w:szCs w:val="20"/>
+              </w:rPr>
+              <w:t xml:space="preserve">Deux champs apparaissent : « Assurance » et « Visite technique ».</w:t>
+            </w:r>
+          </w:p>
+        </w:tc>
+        <w:tc>
+          <w:tcPr>
+            <w:tcW w:type="dxa" w:w="1800"/>
+            <w:tcBorders>
+              <w:top w:val="single" w:color="B8C4D0" w:sz="4"/>
+              <w:left w:val="single" w:color="B8C4D0" w:sz="4"/>
+              <w:bottom w:val="single" w:color="B8C4D0" w:sz="4"/>
+              <w:right w:val="single" w:color="B8C4D0" w:sz="4"/>
+            </w:tcBorders>
+            <w:tcMar>
+              <w:top w:type="dxa" w:w="80"/>
+              <w:left w:type="dxa" w:w="100"/>
+              <w:bottom w:type="dxa" w:w="80"/>
+              <w:right w:type="dxa" w:w="100"/>
+            </w:tcMar>
+          </w:tcPr>
+          <w:p>
+            <w:r>
+              <w:rPr>
+                <w:b w:val="false"/>
+                <w:bCs w:val="false"/>
+                <w:sz w:val="20"/>
+                <w:szCs w:val="20"/>
+              </w:rPr>
+              <w:t xml:space="preserve">☐ Ça marche</w:t>
+            </w:r>
+          </w:p>
+          <w:p>
+            <w:r>
+              <w:rPr>
+                <w:b w:val="false"/>
+                <w:bCs w:val="false"/>
+                <w:sz w:val="20"/>
+                <w:szCs w:val="20"/>
+              </w:rPr>
+              <w:t xml:space="preserve">☐ Ne marche pas</w:t>
+            </w:r>
+          </w:p>
+          <w:p>
+            <w:r>
+              <w:rPr>
+                <w:b w:val="false"/>
+                <w:bCs w:val="false"/>
+                <w:sz w:val="20"/>
+                <w:szCs w:val="20"/>
+              </w:rPr>
+              <w:t xml:space="preserve">☐ Pas compris</w:t>
+            </w:r>
+          </w:p>
+        </w:tc>
+        <w:tc>
+          <w:tcPr>
+            <w:tcW w:type="dxa" w:w="1526"/>
+            <w:tcBorders>
+              <w:top w:val="single" w:color="B8C4D0" w:sz="4"/>
+              <w:left w:val="single" w:color="B8C4D0" w:sz="4"/>
+              <w:bottom w:val="single" w:color="B8C4D0" w:sz="4"/>
+              <w:right w:val="single" w:color="B8C4D0" w:sz="4"/>
+            </w:tcBorders>
+            <w:tcMar>
+              <w:top w:type="dxa" w:w="80"/>
+              <w:left w:type="dxa" w:w="100"/>
+              <w:bottom w:type="dxa" w:w="80"/>
+              <w:right w:type="dxa" w:w="100"/>
+            </w:tcMar>
+          </w:tcPr>
+          <w:p>
+            <w:r>
+              <w:rPr>
+                <w:b w:val="false"/>
+                <w:bCs w:val="false"/>
+                <w:sz w:val="20"/>
+                <w:szCs w:val="20"/>
+              </w:rPr>
+              <w:t xml:space="preserve"/>
+            </w:r>
+          </w:p>
+        </w:tc>
+      </w:tr>
+      <w:tr>
+        <w:trPr>
+          <w:cantSplit/>
+        </w:trPr>
+        <w:tc>
+          <w:tcPr>
+            <w:tcW w:type="dxa" w:w="480"/>
+            <w:tcBorders>
+              <w:top w:val="single" w:color="B8C4D0" w:sz="4"/>
+              <w:left w:val="single" w:color="B8C4D0" w:sz="4"/>
+              <w:bottom w:val="single" w:color="B8C4D0" w:sz="4"/>
+              <w:right w:val="single" w:color="B8C4D0" w:sz="4"/>
+            </w:tcBorders>
+            <w:shd w:fill="EAF1F8" w:color="auto" w:val="clear"/>
+            <w:tcMar>
+              <w:top w:type="dxa" w:w="80"/>
+              <w:left w:type="dxa" w:w="100"/>
+              <w:bottom w:type="dxa" w:w="80"/>
+              <w:right w:type="dxa" w:w="100"/>
+            </w:tcMar>
+          </w:tcPr>
+          <w:p>
+            <w:r>
+              <w:rPr>
+                <w:b w:val="false"/>
+                <w:bCs w:val="false"/>
+                <w:sz w:val="20"/>
+                <w:szCs w:val="20"/>
+              </w:rPr>
+              <w:t xml:space="preserve">4</w:t>
+            </w:r>
+          </w:p>
+        </w:tc>
+        <w:tc>
+          <w:tcPr>
+            <w:tcW w:type="dxa" w:w="3300"/>
+            <w:tcBorders>
+              <w:top w:val="single" w:color="B8C4D0" w:sz="4"/>
+              <w:left w:val="single" w:color="B8C4D0" w:sz="4"/>
+              <w:bottom w:val="single" w:color="B8C4D0" w:sz="4"/>
+              <w:right w:val="single" w:color="B8C4D0" w:sz="4"/>
+            </w:tcBorders>
+            <w:tcMar>
+              <w:top w:type="dxa" w:w="80"/>
+              <w:left w:type="dxa" w:w="100"/>
+              <w:bottom w:type="dxa" w:w="80"/>
+              <w:right w:type="dxa" w:w="100"/>
+            </w:tcMar>
+          </w:tcPr>
+          <w:p>
+            <w:r>
+              <w:rPr>
+                <w:b w:val="false"/>
+                <w:bCs w:val="false"/>
+                <w:sz w:val="20"/>
+                <w:szCs w:val="20"/>
+              </w:rPr>
+              <w:t xml:space="preserve">Essayez d'envoyer sans remplir toutes les dates.</w:t>
+            </w:r>
+          </w:p>
+        </w:tc>
+        <w:tc>
+          <w:tcPr>
+            <w:tcW w:type="dxa" w:w="2800"/>
+            <w:tcBorders>
+              <w:top w:val="single" w:color="B8C4D0" w:sz="4"/>
+              <w:left w:val="single" w:color="B8C4D0" w:sz="4"/>
+              <w:bottom w:val="single" w:color="B8C4D0" w:sz="4"/>
+              <w:right w:val="single" w:color="B8C4D0" w:sz="4"/>
+            </w:tcBorders>
+            <w:tcMar>
+              <w:top w:type="dxa" w:w="80"/>
+              <w:left w:type="dxa" w:w="100"/>
+              <w:bottom w:type="dxa" w:w="80"/>
+              <w:right w:type="dxa" w:w="100"/>
+            </w:tcMar>
+          </w:tcPr>
+          <w:p>
+            <w:r>
+              <w:rPr>
+                <w:b w:val="false"/>
+                <w:bCs w:val="false"/>
+                <w:sz w:val="20"/>
+                <w:szCs w:val="20"/>
+              </w:rPr>
+              <w:t xml:space="preserve">Le bouton d'envoi reste grisé : chaque date est obligatoire.</w:t>
+            </w:r>
+          </w:p>
+        </w:tc>
+        <w:tc>
+          <w:tcPr>
+            <w:tcW w:type="dxa" w:w="1800"/>
+            <w:tcBorders>
+              <w:top w:val="single" w:color="B8C4D0" w:sz="4"/>
+              <w:left w:val="single" w:color="B8C4D0" w:sz="4"/>
+              <w:bottom w:val="single" w:color="B8C4D0" w:sz="4"/>
+              <w:right w:val="single" w:color="B8C4D0" w:sz="4"/>
+            </w:tcBorders>
+            <w:tcMar>
+              <w:top w:type="dxa" w:w="80"/>
+              <w:left w:type="dxa" w:w="100"/>
+              <w:bottom w:type="dxa" w:w="80"/>
+              <w:right w:type="dxa" w:w="100"/>
+            </w:tcMar>
+          </w:tcPr>
+          <w:p>
+            <w:r>
+              <w:rPr>
+                <w:b w:val="false"/>
+                <w:bCs w:val="false"/>
+                <w:sz w:val="20"/>
+                <w:szCs w:val="20"/>
+              </w:rPr>
+              <w:t xml:space="preserve">☐ Ça marche</w:t>
+            </w:r>
+          </w:p>
+          <w:p>
+            <w:r>
+              <w:rPr>
+                <w:b w:val="false"/>
+                <w:bCs w:val="false"/>
+                <w:sz w:val="20"/>
+                <w:szCs w:val="20"/>
+              </w:rPr>
+              <w:t xml:space="preserve">☐ Ne marche pas</w:t>
+            </w:r>
+          </w:p>
+          <w:p>
+            <w:r>
+              <w:rPr>
+                <w:b w:val="false"/>
+                <w:bCs w:val="false"/>
+                <w:sz w:val="20"/>
+                <w:szCs w:val="20"/>
+              </w:rPr>
+              <w:t xml:space="preserve">☐ Pas compris</w:t>
+            </w:r>
+          </w:p>
+        </w:tc>
+        <w:tc>
+          <w:tcPr>
+            <w:tcW w:type="dxa" w:w="1526"/>
+            <w:tcBorders>
+              <w:top w:val="single" w:color="B8C4D0" w:sz="4"/>
+              <w:left w:val="single" w:color="B8C4D0" w:sz="4"/>
+              <w:bottom w:val="single" w:color="B8C4D0" w:sz="4"/>
+              <w:right w:val="single" w:color="B8C4D0" w:sz="4"/>
+            </w:tcBorders>
+            <w:tcMar>
+              <w:top w:type="dxa" w:w="80"/>
+              <w:left w:type="dxa" w:w="100"/>
+              <w:bottom w:type="dxa" w:w="80"/>
+              <w:right w:type="dxa" w:w="100"/>
+            </w:tcMar>
+          </w:tcPr>
+          <w:p>
+            <w:r>
+              <w:rPr>
+                <w:b w:val="false"/>
+                <w:bCs w:val="false"/>
+                <w:sz w:val="20"/>
+                <w:szCs w:val="20"/>
+              </w:rPr>
+              <w:t xml:space="preserve"/>
+            </w:r>
+          </w:p>
+        </w:tc>
+      </w:tr>
+      <w:tr>
+        <w:trPr>
+          <w:cantSplit/>
+        </w:trPr>
+        <w:tc>
+          <w:tcPr>
+            <w:tcW w:type="dxa" w:w="480"/>
+            <w:tcBorders>
+              <w:top w:val="single" w:color="B8C4D0" w:sz="4"/>
+              <w:left w:val="single" w:color="B8C4D0" w:sz="4"/>
+              <w:bottom w:val="single" w:color="B8C4D0" w:sz="4"/>
+              <w:right w:val="single" w:color="B8C4D0" w:sz="4"/>
+            </w:tcBorders>
+            <w:shd w:fill="EAF1F8" w:color="auto" w:val="clear"/>
+            <w:tcMar>
+              <w:top w:type="dxa" w:w="80"/>
+              <w:left w:type="dxa" w:w="100"/>
+              <w:bottom w:type="dxa" w:w="80"/>
+              <w:right w:type="dxa" w:w="100"/>
+            </w:tcMar>
+          </w:tcPr>
+          <w:p>
+            <w:r>
+              <w:rPr>
+                <w:b w:val="false"/>
+                <w:bCs w:val="false"/>
+                <w:sz w:val="20"/>
+                <w:szCs w:val="20"/>
+              </w:rPr>
+              <w:t xml:space="preserve">5</w:t>
+            </w:r>
+          </w:p>
+        </w:tc>
+        <w:tc>
+          <w:tcPr>
+            <w:tcW w:type="dxa" w:w="3300"/>
+            <w:tcBorders>
+              <w:top w:val="single" w:color="B8C4D0" w:sz="4"/>
+              <w:left w:val="single" w:color="B8C4D0" w:sz="4"/>
+              <w:bottom w:val="single" w:color="B8C4D0" w:sz="4"/>
+              <w:right w:val="single" w:color="B8C4D0" w:sz="4"/>
+            </w:tcBorders>
+            <w:tcMar>
+              <w:top w:type="dxa" w:w="80"/>
+              <w:left w:type="dxa" w:w="100"/>
+              <w:bottom w:type="dxa" w:w="80"/>
+              <w:right w:type="dxa" w:w="100"/>
+            </w:tcMar>
+          </w:tcPr>
+          <w:p>
+            <w:r>
+              <w:rPr>
+                <w:b w:val="false"/>
+                <w:bCs w:val="false"/>
+                <w:sz w:val="20"/>
+                <w:szCs w:val="20"/>
+              </w:rPr>
+              <w:t xml:space="preserve">Remplissez toutes les dates (dans le futur) et envoyez.</w:t>
+            </w:r>
+          </w:p>
+        </w:tc>
+        <w:tc>
+          <w:tcPr>
+            <w:tcW w:type="dxa" w:w="2800"/>
+            <w:tcBorders>
+              <w:top w:val="single" w:color="B8C4D0" w:sz="4"/>
+              <w:left w:val="single" w:color="B8C4D0" w:sz="4"/>
+              <w:bottom w:val="single" w:color="B8C4D0" w:sz="4"/>
+              <w:right w:val="single" w:color="B8C4D0" w:sz="4"/>
+            </w:tcBorders>
+            <w:tcMar>
+              <w:top w:type="dxa" w:w="80"/>
+              <w:left w:type="dxa" w:w="100"/>
+              <w:bottom w:type="dxa" w:w="80"/>
+              <w:right w:type="dxa" w:w="100"/>
+            </w:tcMar>
+          </w:tcPr>
+          <w:p>
+            <w:r>
+              <w:rPr>
+                <w:b w:val="false"/>
+                <w:bCs w:val="false"/>
+                <w:sz w:val="20"/>
+                <w:szCs w:val="20"/>
+              </w:rPr>
+              <w:t xml:space="preserve">Chaque chauffeur et chaque camion reçoit un numéro qui commence par ENR-.</w:t>
+            </w:r>
+          </w:p>
+        </w:tc>
+        <w:tc>
+          <w:tcPr>
+            <w:tcW w:type="dxa" w:w="1800"/>
+            <w:tcBorders>
+              <w:top w:val="single" w:color="B8C4D0" w:sz="4"/>
+              <w:left w:val="single" w:color="B8C4D0" w:sz="4"/>
+              <w:bottom w:val="single" w:color="B8C4D0" w:sz="4"/>
+              <w:right w:val="single" w:color="B8C4D0" w:sz="4"/>
+            </w:tcBorders>
+            <w:tcMar>
+              <w:top w:type="dxa" w:w="80"/>
+              <w:left w:type="dxa" w:w="100"/>
+              <w:bottom w:type="dxa" w:w="80"/>
+              <w:right w:type="dxa" w:w="100"/>
+            </w:tcMar>
+          </w:tcPr>
+          <w:p>
+            <w:r>
+              <w:rPr>
+                <w:b w:val="false"/>
+                <w:bCs w:val="false"/>
+                <w:sz w:val="20"/>
+                <w:szCs w:val="20"/>
+              </w:rPr>
+              <w:t xml:space="preserve">☐ Ça marche</w:t>
+            </w:r>
+          </w:p>
+          <w:p>
+            <w:r>
+              <w:rPr>
+                <w:b w:val="false"/>
+                <w:bCs w:val="false"/>
+                <w:sz w:val="20"/>
+                <w:szCs w:val="20"/>
+              </w:rPr>
+              <w:t xml:space="preserve">☐ Ne marche pas</w:t>
+            </w:r>
+          </w:p>
+          <w:p>
+            <w:r>
+              <w:rPr>
+                <w:b w:val="false"/>
+                <w:bCs w:val="false"/>
+                <w:sz w:val="20"/>
+                <w:szCs w:val="20"/>
+              </w:rPr>
+              <w:t xml:space="preserve">☐ Pas compris</w:t>
+            </w:r>
+          </w:p>
+        </w:tc>
+        <w:tc>
+          <w:tcPr>
+            <w:tcW w:type="dxa" w:w="1526"/>
+            <w:tcBorders>
+              <w:top w:val="single" w:color="B8C4D0" w:sz="4"/>
+              <w:left w:val="single" w:color="B8C4D0" w:sz="4"/>
+              <w:bottom w:val="single" w:color="B8C4D0" w:sz="4"/>
+              <w:right w:val="single" w:color="B8C4D0" w:sz="4"/>
+            </w:tcBorders>
+            <w:tcMar>
+              <w:top w:type="dxa" w:w="80"/>
+              <w:left w:type="dxa" w:w="100"/>
+              <w:bottom w:type="dxa" w:w="80"/>
+              <w:right w:type="dxa" w:w="100"/>
+            </w:tcMar>
+          </w:tcPr>
+          <w:p>
+            <w:r>
+              <w:rPr>
+                <w:b w:val="false"/>
+                <w:bCs w:val="false"/>
+                <w:sz w:val="20"/>
+                <w:szCs w:val="20"/>
+              </w:rPr>
+              <w:t xml:space="preserve"/>
+            </w:r>
+          </w:p>
+        </w:tc>
+      </w:tr>
+      <w:tr>
+        <w:trPr>
+          <w:cantSplit/>
+        </w:trPr>
+        <w:tc>
+          <w:tcPr>
+            <w:tcW w:type="dxa" w:w="480"/>
+            <w:tcBorders>
+              <w:top w:val="single" w:color="B8C4D0" w:sz="4"/>
+              <w:left w:val="single" w:color="B8C4D0" w:sz="4"/>
+              <w:bottom w:val="single" w:color="B8C4D0" w:sz="4"/>
+              <w:right w:val="single" w:color="B8C4D0" w:sz="4"/>
+            </w:tcBorders>
+            <w:shd w:fill="EAF1F8" w:color="auto" w:val="clear"/>
+            <w:tcMar>
+              <w:top w:type="dxa" w:w="80"/>
+              <w:left w:type="dxa" w:w="100"/>
+              <w:bottom w:type="dxa" w:w="80"/>
+              <w:right w:type="dxa" w:w="100"/>
+            </w:tcMar>
+          </w:tcPr>
+          <w:p>
+            <w:r>
+              <w:rPr>
+                <w:b w:val="false"/>
+                <w:bCs w:val="false"/>
+                <w:sz w:val="20"/>
+                <w:szCs w:val="20"/>
+              </w:rPr>
+              <w:t xml:space="preserve">6</w:t>
+            </w:r>
+          </w:p>
+        </w:tc>
+        <w:tc>
+          <w:tcPr>
+            <w:tcW w:type="dxa" w:w="3300"/>
+            <w:tcBorders>
+              <w:top w:val="single" w:color="B8C4D0" w:sz="4"/>
+              <w:left w:val="single" w:color="B8C4D0" w:sz="4"/>
+              <w:bottom w:val="single" w:color="B8C4D0" w:sz="4"/>
+              <w:right w:val="single" w:color="B8C4D0" w:sz="4"/>
+            </w:tcBorders>
+            <w:tcMar>
+              <w:top w:type="dxa" w:w="80"/>
+              <w:left w:type="dxa" w:w="100"/>
+              <w:bottom w:type="dxa" w:w="80"/>
+              <w:right w:type="dxa" w:w="100"/>
+            </w:tcMar>
+          </w:tcPr>
+          <w:p>
+            <w:r>
+              <w:rPr>
+                <w:b w:val="false"/>
+                <w:bCs w:val="false"/>
+                <w:sz w:val="20"/>
+                <w:szCs w:val="20"/>
+              </w:rPr>
+              <w:t xml:space="preserve">Recommencez avec une date de permis déjà passée.</w:t>
+            </w:r>
+          </w:p>
+        </w:tc>
+        <w:tc>
+          <w:tcPr>
+            <w:tcW w:type="dxa" w:w="2800"/>
+            <w:tcBorders>
+              <w:top w:val="single" w:color="B8C4D0" w:sz="4"/>
+              <w:left w:val="single" w:color="B8C4D0" w:sz="4"/>
+              <w:bottom w:val="single" w:color="B8C4D0" w:sz="4"/>
+              <w:right w:val="single" w:color="B8C4D0" w:sz="4"/>
+            </w:tcBorders>
+            <w:tcMar>
+              <w:top w:type="dxa" w:w="80"/>
+              <w:left w:type="dxa" w:w="100"/>
+              <w:bottom w:type="dxa" w:w="80"/>
+              <w:right w:type="dxa" w:w="100"/>
+            </w:tcMar>
+          </w:tcPr>
+          <w:p>
+            <w:r>
+              <w:rPr>
+                <w:b w:val="false"/>
+                <w:bCs w:val="false"/>
+                <w:sz w:val="20"/>
+                <w:szCs w:val="20"/>
+              </w:rPr>
+              <w:t xml:space="preserve">YABA refuse et indique quel document est expiré.</w:t>
+            </w:r>
+          </w:p>
+        </w:tc>
+        <w:tc>
+          <w:tcPr>
+            <w:tcW w:type="dxa" w:w="1800"/>
+            <w:tcBorders>
+              <w:top w:val="single" w:color="B8C4D0" w:sz="4"/>
+              <w:left w:val="single" w:color="B8C4D0" w:sz="4"/>
+              <w:bottom w:val="single" w:color="B8C4D0" w:sz="4"/>
+              <w:right w:val="single" w:color="B8C4D0" w:sz="4"/>
+            </w:tcBorders>
+            <w:tcMar>
+              <w:top w:type="dxa" w:w="80"/>
+              <w:left w:type="dxa" w:w="100"/>
+              <w:bottom w:type="dxa" w:w="80"/>
+              <w:right w:type="dxa" w:w="100"/>
+            </w:tcMar>
+          </w:tcPr>
+          <w:p>
+            <w:r>
+              <w:rPr>
+                <w:b w:val="false"/>
+                <w:bCs w:val="false"/>
+                <w:sz w:val="20"/>
+                <w:szCs w:val="20"/>
+              </w:rPr>
+              <w:t xml:space="preserve">☐ Ça marche</w:t>
+            </w:r>
+          </w:p>
+          <w:p>
+            <w:r>
+              <w:rPr>
+                <w:b w:val="false"/>
+                <w:bCs w:val="false"/>
+                <w:sz w:val="20"/>
+                <w:szCs w:val="20"/>
+              </w:rPr>
+              <w:t xml:space="preserve">☐ Ne marche pas</w:t>
+            </w:r>
+          </w:p>
+          <w:p>
+            <w:r>
+              <w:rPr>
+                <w:b w:val="false"/>
+                <w:bCs w:val="false"/>
+                <w:sz w:val="20"/>
+                <w:szCs w:val="20"/>
+              </w:rPr>
+              <w:t xml:space="preserve">☐ Pas compris</w:t>
+            </w:r>
+          </w:p>
+        </w:tc>
+        <w:tc>
+          <w:tcPr>
+            <w:tcW w:type="dxa" w:w="1526"/>
+            <w:tcBorders>
+              <w:top w:val="single" w:color="B8C4D0" w:sz="4"/>
+              <w:left w:val="single" w:color="B8C4D0" w:sz="4"/>
+              <w:bottom w:val="single" w:color="B8C4D0" w:sz="4"/>
+              <w:right w:val="single" w:color="B8C4D0" w:sz="4"/>
+            </w:tcBorders>
+            <w:tcMar>
+              <w:top w:type="dxa" w:w="80"/>
+              <w:left w:type="dxa" w:w="100"/>
+              <w:bottom w:type="dxa" w:w="80"/>
+              <w:right w:type="dxa" w:w="100"/>
+            </w:tcMar>
+          </w:tcPr>
+          <w:p>
+            <w:r>
+              <w:rPr>
+                <w:b w:val="false"/>
+                <w:bCs w:val="false"/>
+                <w:sz w:val="20"/>
+                <w:szCs w:val="20"/>
+              </w:rPr>
+              <w:t xml:space="preserve"/>
+            </w:r>
+          </w:p>
+        </w:tc>
+      </w:tr>
+    </w:tbl>
+    <w:p>
+      <w:pPr>
+        <w:spacing w:after="120"/>
+      </w:pPr>
+      <w:r>
+        <w:t xml:space="preserve"/>
+      </w:r>
+    </w:p>
+    <w:p>
+      <w:pPr>
+        <w:pStyle w:val="Heading1"/>
+      </w:pPr>
+      <w:r>
+        <w:t xml:space="preserve">Partie 6 — Suivre mes demandes</w:t>
       </w:r>
     </w:p>
     <w:p>
@@ -3433,7 +5191,7 @@
                 <w:sz w:val="20"/>
                 <w:szCs w:val="20"/>
               </w:rPr>
-              <w:t xml:space="preserve">Ouvrez « Mes enrôlements ».</w:t>
+              <w:t xml:space="preserve">Ouvrez « Mes enrôlements », puis une demande.</w:t>
             </w:r>
           </w:p>
         </w:tc>
@@ -3461,7 +5219,7 @@
                 <w:sz w:val="20"/>
                 <w:szCs w:val="20"/>
               </w:rPr>
-              <w:t xml:space="preserve">Vos demandes s'affichent avec leur état.</w:t>
+              <w:t xml:space="preserve">Vous voyez chaque étape avec sa date et son heure, et la convocation quand elle est fixée.</w:t>
             </w:r>
           </w:p>
         </w:tc>
@@ -3601,7 +5359,7 @@
                 <w:sz w:val="20"/>
                 <w:szCs w:val="20"/>
               </w:rPr>
-              <w:t xml:space="preserve">Ouvrez une demande.</w:t>
+              <w:t xml:space="preserve">Quand l'équipe projet vous prévient que le badge est remis, rouvrez la demande.</w:t>
             </w:r>
           </w:p>
         </w:tc>
@@ -3629,7 +5387,7 @@
                 <w:sz w:val="20"/>
                 <w:szCs w:val="20"/>
               </w:rPr>
-              <w:t xml:space="preserve">Vous voyez chaque étape avec sa date et son heure, et la convocation quand elle est fixée.</w:t>
+              <w:t xml:space="preserve">L'historique indique le numéro du badge et sa date d'expiration. Vous avez reçu une notification.</w:t>
             </w:r>
           </w:p>
         </w:tc>
@@ -3726,7 +5484,382 @@
         <w:pStyle w:val="Heading1"/>
       </w:pPr>
       <w:r>
-        <w:t xml:space="preserve">Partie 5 — Retirer l'accès d'un chauffeur</w:t>
+        <w:t xml:space="preserve">Partie 7 — Recevoir les rappels d'échéance</w:t>
+      </w:r>
+    </w:p>
+    <w:p>
+      <w:pPr>
+        <w:spacing w:after="120"/>
+        <w:rPr>
+          <w:i/>
+          <w:iCs/>
+        </w:rPr>
+      </w:pPr>
+      <w:r>
+        <w:rPr>
+          <w:i/>
+          <w:iCs/>
+        </w:rPr>
+        <w:t xml:space="preserve">Un permis, une assurance ou une visite technique va bientôt expirer.</w:t>
+      </w:r>
+    </w:p>
+    <w:tbl>
+      <w:tblPr>
+        <w:tblW w:type="dxa" w:w="9906"/>
+        <w:tblBorders>
+          <w:top w:val="single" w:color="auto" w:sz="4"/>
+          <w:left w:val="single" w:color="auto" w:sz="4"/>
+          <w:bottom w:val="single" w:color="auto" w:sz="4"/>
+          <w:right w:val="single" w:color="auto" w:sz="4"/>
+          <w:insideH w:val="single" w:color="auto" w:sz="4"/>
+          <w:insideV w:val="single" w:color="auto" w:sz="4"/>
+        </w:tblBorders>
+      </w:tblPr>
+      <w:tblGrid>
+        <w:gridCol w:w="480"/>
+        <w:gridCol w:w="3300"/>
+        <w:gridCol w:w="2800"/>
+        <w:gridCol w:w="1800"/>
+        <w:gridCol w:w="1526"/>
+      </w:tblGrid>
+      <w:tr>
+        <w:trPr>
+          <w:tblHeader/>
+        </w:trPr>
+        <w:tc>
+          <w:tcPr>
+            <w:tcW w:type="dxa" w:w="480"/>
+            <w:tcBorders>
+              <w:top w:val="single" w:color="B8C4D0" w:sz="4"/>
+              <w:left w:val="single" w:color="B8C4D0" w:sz="4"/>
+              <w:bottom w:val="single" w:color="B8C4D0" w:sz="4"/>
+              <w:right w:val="single" w:color="B8C4D0" w:sz="4"/>
+            </w:tcBorders>
+            <w:shd w:fill="0B3D6E" w:color="auto" w:val="clear"/>
+            <w:tcMar>
+              <w:top w:type="dxa" w:w="80"/>
+              <w:left w:type="dxa" w:w="100"/>
+              <w:bottom w:type="dxa" w:w="80"/>
+              <w:right w:type="dxa" w:w="100"/>
+            </w:tcMar>
+          </w:tcPr>
+          <w:p>
+            <w:r>
+              <w:rPr>
+                <w:b/>
+                <w:bCs/>
+                <w:color w:val="FFFFFF"/>
+                <w:sz w:val="20"/>
+                <w:szCs w:val="20"/>
+              </w:rPr>
+              <w:t xml:space="preserve">N°</w:t>
+            </w:r>
+          </w:p>
+        </w:tc>
+        <w:tc>
+          <w:tcPr>
+            <w:tcW w:type="dxa" w:w="3300"/>
+            <w:tcBorders>
+              <w:top w:val="single" w:color="B8C4D0" w:sz="4"/>
+              <w:left w:val="single" w:color="B8C4D0" w:sz="4"/>
+              <w:bottom w:val="single" w:color="B8C4D0" w:sz="4"/>
+              <w:right w:val="single" w:color="B8C4D0" w:sz="4"/>
+            </w:tcBorders>
+            <w:shd w:fill="0B3D6E" w:color="auto" w:val="clear"/>
+            <w:tcMar>
+              <w:top w:type="dxa" w:w="80"/>
+              <w:left w:type="dxa" w:w="100"/>
+              <w:bottom w:type="dxa" w:w="80"/>
+              <w:right w:type="dxa" w:w="100"/>
+            </w:tcMar>
+          </w:tcPr>
+          <w:p>
+            <w:r>
+              <w:rPr>
+                <w:b/>
+                <w:bCs/>
+                <w:color w:val="FFFFFF"/>
+                <w:sz w:val="20"/>
+                <w:szCs w:val="20"/>
+              </w:rPr>
+              <w:t xml:space="preserve">Ce que vous faites</w:t>
+            </w:r>
+          </w:p>
+        </w:tc>
+        <w:tc>
+          <w:tcPr>
+            <w:tcW w:type="dxa" w:w="2800"/>
+            <w:tcBorders>
+              <w:top w:val="single" w:color="B8C4D0" w:sz="4"/>
+              <w:left w:val="single" w:color="B8C4D0" w:sz="4"/>
+              <w:bottom w:val="single" w:color="B8C4D0" w:sz="4"/>
+              <w:right w:val="single" w:color="B8C4D0" w:sz="4"/>
+            </w:tcBorders>
+            <w:shd w:fill="0B3D6E" w:color="auto" w:val="clear"/>
+            <w:tcMar>
+              <w:top w:type="dxa" w:w="80"/>
+              <w:left w:type="dxa" w:w="100"/>
+              <w:bottom w:type="dxa" w:w="80"/>
+              <w:right w:type="dxa" w:w="100"/>
+            </w:tcMar>
+          </w:tcPr>
+          <w:p>
+            <w:r>
+              <w:rPr>
+                <w:b/>
+                <w:bCs/>
+                <w:color w:val="FFFFFF"/>
+                <w:sz w:val="20"/>
+                <w:szCs w:val="20"/>
+              </w:rPr>
+              <w:t xml:space="preserve">Ce que vous devez voir</w:t>
+            </w:r>
+          </w:p>
+        </w:tc>
+        <w:tc>
+          <w:tcPr>
+            <w:tcW w:type="dxa" w:w="1800"/>
+            <w:tcBorders>
+              <w:top w:val="single" w:color="B8C4D0" w:sz="4"/>
+              <w:left w:val="single" w:color="B8C4D0" w:sz="4"/>
+              <w:bottom w:val="single" w:color="B8C4D0" w:sz="4"/>
+              <w:right w:val="single" w:color="B8C4D0" w:sz="4"/>
+            </w:tcBorders>
+            <w:shd w:fill="0B3D6E" w:color="auto" w:val="clear"/>
+            <w:tcMar>
+              <w:top w:type="dxa" w:w="80"/>
+              <w:left w:type="dxa" w:w="100"/>
+              <w:bottom w:type="dxa" w:w="80"/>
+              <w:right w:type="dxa" w:w="100"/>
+            </w:tcMar>
+          </w:tcPr>
+          <w:p>
+            <w:r>
+              <w:rPr>
+                <w:b/>
+                <w:bCs/>
+                <w:color w:val="FFFFFF"/>
+                <w:sz w:val="20"/>
+                <w:szCs w:val="20"/>
+              </w:rPr>
+              <w:t xml:space="preserve">Résultat</w:t>
+            </w:r>
+          </w:p>
+        </w:tc>
+        <w:tc>
+          <w:tcPr>
+            <w:tcW w:type="dxa" w:w="1526"/>
+            <w:tcBorders>
+              <w:top w:val="single" w:color="B8C4D0" w:sz="4"/>
+              <w:left w:val="single" w:color="B8C4D0" w:sz="4"/>
+              <w:bottom w:val="single" w:color="B8C4D0" w:sz="4"/>
+              <w:right w:val="single" w:color="B8C4D0" w:sz="4"/>
+            </w:tcBorders>
+            <w:shd w:fill="0B3D6E" w:color="auto" w:val="clear"/>
+            <w:tcMar>
+              <w:top w:type="dxa" w:w="80"/>
+              <w:left w:type="dxa" w:w="100"/>
+              <w:bottom w:type="dxa" w:w="80"/>
+              <w:right w:type="dxa" w:w="100"/>
+            </w:tcMar>
+          </w:tcPr>
+          <w:p>
+            <w:r>
+              <w:rPr>
+                <w:b/>
+                <w:bCs/>
+                <w:color w:val="FFFFFF"/>
+                <w:sz w:val="20"/>
+                <w:szCs w:val="20"/>
+              </w:rPr>
+              <w:t xml:space="preserve">Commentaire</w:t>
+            </w:r>
+          </w:p>
+        </w:tc>
+      </w:tr>
+      <w:tr>
+        <w:trPr>
+          <w:cantSplit/>
+        </w:trPr>
+        <w:tc>
+          <w:tcPr>
+            <w:tcW w:type="dxa" w:w="480"/>
+            <w:tcBorders>
+              <w:top w:val="single" w:color="B8C4D0" w:sz="4"/>
+              <w:left w:val="single" w:color="B8C4D0" w:sz="4"/>
+              <w:bottom w:val="single" w:color="B8C4D0" w:sz="4"/>
+              <w:right w:val="single" w:color="B8C4D0" w:sz="4"/>
+            </w:tcBorders>
+            <w:shd w:fill="EAF1F8" w:color="auto" w:val="clear"/>
+            <w:tcMar>
+              <w:top w:type="dxa" w:w="80"/>
+              <w:left w:type="dxa" w:w="100"/>
+              <w:bottom w:type="dxa" w:w="80"/>
+              <w:right w:type="dxa" w:w="100"/>
+            </w:tcMar>
+          </w:tcPr>
+          <w:p>
+            <w:r>
+              <w:rPr>
+                <w:b w:val="false"/>
+                <w:bCs w:val="false"/>
+                <w:sz w:val="20"/>
+                <w:szCs w:val="20"/>
+              </w:rPr>
+              <w:t xml:space="preserve">1</w:t>
+            </w:r>
+          </w:p>
+        </w:tc>
+        <w:tc>
+          <w:tcPr>
+            <w:tcW w:type="dxa" w:w="3300"/>
+            <w:tcBorders>
+              <w:top w:val="single" w:color="B8C4D0" w:sz="4"/>
+              <w:left w:val="single" w:color="B8C4D0" w:sz="4"/>
+              <w:bottom w:val="single" w:color="B8C4D0" w:sz="4"/>
+              <w:right w:val="single" w:color="B8C4D0" w:sz="4"/>
+            </w:tcBorders>
+            <w:tcMar>
+              <w:top w:type="dxa" w:w="80"/>
+              <w:left w:type="dxa" w:w="100"/>
+              <w:bottom w:type="dxa" w:w="80"/>
+              <w:right w:type="dxa" w:w="100"/>
+            </w:tcMar>
+          </w:tcPr>
+          <w:p>
+            <w:r>
+              <w:rPr>
+                <w:b w:val="false"/>
+                <w:bCs w:val="false"/>
+                <w:sz w:val="20"/>
+                <w:szCs w:val="20"/>
+              </w:rPr>
+              <w:t xml:space="preserve">Quand l'équipe projet vous prévient, cliquez sur la cloche 🔔 et regardez vos e-mails.</w:t>
+            </w:r>
+          </w:p>
+        </w:tc>
+        <w:tc>
+          <w:tcPr>
+            <w:tcW w:type="dxa" w:w="2800"/>
+            <w:tcBorders>
+              <w:top w:val="single" w:color="B8C4D0" w:sz="4"/>
+              <w:left w:val="single" w:color="B8C4D0" w:sz="4"/>
+              <w:bottom w:val="single" w:color="B8C4D0" w:sz="4"/>
+              <w:right w:val="single" w:color="B8C4D0" w:sz="4"/>
+            </w:tcBorders>
+            <w:tcMar>
+              <w:top w:type="dxa" w:w="80"/>
+              <w:left w:type="dxa" w:w="100"/>
+              <w:bottom w:type="dxa" w:w="80"/>
+              <w:right w:type="dxa" w:w="100"/>
+            </w:tcMar>
+          </w:tcPr>
+          <w:p>
+            <w:r>
+              <w:rPr>
+                <w:b w:val="false"/>
+                <w:bCs w:val="false"/>
+                <w:sz w:val="20"/>
+                <w:szCs w:val="20"/>
+              </w:rPr>
+              <w:t xml:space="preserve">Vous avez reçu « Un document de votre flotte arrive à échéance ». Un seul rappel est envoyé par document.</w:t>
+            </w:r>
+          </w:p>
+        </w:tc>
+        <w:tc>
+          <w:tcPr>
+            <w:tcW w:type="dxa" w:w="1800"/>
+            <w:tcBorders>
+              <w:top w:val="single" w:color="B8C4D0" w:sz="4"/>
+              <w:left w:val="single" w:color="B8C4D0" w:sz="4"/>
+              <w:bottom w:val="single" w:color="B8C4D0" w:sz="4"/>
+              <w:right w:val="single" w:color="B8C4D0" w:sz="4"/>
+            </w:tcBorders>
+            <w:tcMar>
+              <w:top w:type="dxa" w:w="80"/>
+              <w:left w:type="dxa" w:w="100"/>
+              <w:bottom w:type="dxa" w:w="80"/>
+              <w:right w:type="dxa" w:w="100"/>
+            </w:tcMar>
+          </w:tcPr>
+          <w:p>
+            <w:r>
+              <w:rPr>
+                <w:b w:val="false"/>
+                <w:bCs w:val="false"/>
+                <w:sz w:val="20"/>
+                <w:szCs w:val="20"/>
+              </w:rPr>
+              <w:t xml:space="preserve">☐ Ça marche</w:t>
+            </w:r>
+          </w:p>
+          <w:p>
+            <w:r>
+              <w:rPr>
+                <w:b w:val="false"/>
+                <w:bCs w:val="false"/>
+                <w:sz w:val="20"/>
+                <w:szCs w:val="20"/>
+              </w:rPr>
+              <w:t xml:space="preserve">☐ Ne marche pas</w:t>
+            </w:r>
+          </w:p>
+          <w:p>
+            <w:r>
+              <w:rPr>
+                <w:b w:val="false"/>
+                <w:bCs w:val="false"/>
+                <w:sz w:val="20"/>
+                <w:szCs w:val="20"/>
+              </w:rPr>
+              <w:t xml:space="preserve">☐ Pas compris</w:t>
+            </w:r>
+          </w:p>
+        </w:tc>
+        <w:tc>
+          <w:tcPr>
+            <w:tcW w:type="dxa" w:w="1526"/>
+            <w:tcBorders>
+              <w:top w:val="single" w:color="B8C4D0" w:sz="4"/>
+              <w:left w:val="single" w:color="B8C4D0" w:sz="4"/>
+              <w:bottom w:val="single" w:color="B8C4D0" w:sz="4"/>
+              <w:right w:val="single" w:color="B8C4D0" w:sz="4"/>
+            </w:tcBorders>
+            <w:tcMar>
+              <w:top w:type="dxa" w:w="80"/>
+              <w:left w:type="dxa" w:w="100"/>
+              <w:bottom w:type="dxa" w:w="80"/>
+              <w:right w:type="dxa" w:w="100"/>
+            </w:tcMar>
+          </w:tcPr>
+          <w:p>
+            <w:r>
+              <w:rPr>
+                <w:b w:val="false"/>
+                <w:bCs w:val="false"/>
+                <w:sz w:val="20"/>
+                <w:szCs w:val="20"/>
+              </w:rPr>
+              <w:t xml:space="preserve"/>
+            </w:r>
+          </w:p>
+        </w:tc>
+      </w:tr>
+    </w:tbl>
+    <w:p>
+      <w:pPr>
+        <w:spacing w:after="120"/>
+      </w:pPr>
+      <w:r>
+        <w:t xml:space="preserve"/>
+      </w:r>
+    </w:p>
+    <w:p>
+      <w:pPr>
+        <w:pStyle w:val="Heading1"/>
+      </w:pPr>
+      <w:r>
+        <w:t xml:space="preserve">Partie 8 — Retirer l'accès d'un chauffeur</w:t>
       </w:r>
     </w:p>
     <w:p>
@@ -3976,7 +6109,7 @@
                 <w:sz w:val="20"/>
                 <w:szCs w:val="20"/>
               </w:rPr>
-              <w:t xml:space="preserve">Ouvrez « Retrait d'accès flotte », ajoutez le chauffeur et cliquez sur « 🗑 Soumettre le retrait ».</w:t>
+              <w:t xml:space="preserve">Ouvrez « Retrait d'accès flotte », ajoutez le chauffeur avec le motif, puis cliquez sur « 🗑 Soumettre le retrait ».</w:t>
             </w:r>
           </w:p>
         </w:tc>
@@ -4004,7 +6137,7 @@
                 <w:sz w:val="20"/>
                 <w:szCs w:val="20"/>
               </w:rPr>
-              <w:t xml:space="preserve">La demande de retrait est enregistrée.</w:t>
+              <w:t xml:space="preserve">La demande de retrait est enregistrée. Aucune date ni aucun document n'est demandé.</w:t>
             </w:r>
           </w:p>
         </w:tc>
@@ -4101,7 +6234,1093 @@
         <w:pStyle w:val="Heading1"/>
       </w:pPr>
       <w:r>
-        <w:t xml:space="preserve">Partie 6 — Terminer</w:t>
+        <w:t xml:space="preserve">Partie 9 — Si vous aviez déjà un compte transporteur personnel</w:t>
+      </w:r>
+    </w:p>
+    <w:p>
+      <w:pPr>
+        <w:spacing w:after="120"/>
+        <w:rPr>
+          <w:i/>
+          <w:iCs/>
+        </w:rPr>
+      </w:pPr>
+      <w:r>
+        <w:rPr>
+          <w:i/>
+          <w:iCs/>
+        </w:rPr>
+        <w:t xml:space="preserve">Avant le 3 octobre 2026, les transporteurs créaient un compte personnel.</w:t>
+      </w:r>
+    </w:p>
+    <w:tbl>
+      <w:tblPr>
+        <w:tblW w:type="dxa" w:w="9906"/>
+        <w:tblBorders>
+          <w:top w:val="single" w:color="auto" w:sz="4"/>
+          <w:left w:val="single" w:color="auto" w:sz="4"/>
+          <w:bottom w:val="single" w:color="auto" w:sz="4"/>
+          <w:right w:val="single" w:color="auto" w:sz="4"/>
+          <w:insideH w:val="single" w:color="auto" w:sz="4"/>
+          <w:insideV w:val="single" w:color="auto" w:sz="4"/>
+        </w:tblBorders>
+      </w:tblPr>
+      <w:tblGrid>
+        <w:gridCol w:w="480"/>
+        <w:gridCol w:w="3300"/>
+        <w:gridCol w:w="2800"/>
+        <w:gridCol w:w="1800"/>
+        <w:gridCol w:w="1526"/>
+      </w:tblGrid>
+      <w:tr>
+        <w:trPr>
+          <w:tblHeader/>
+        </w:trPr>
+        <w:tc>
+          <w:tcPr>
+            <w:tcW w:type="dxa" w:w="480"/>
+            <w:tcBorders>
+              <w:top w:val="single" w:color="B8C4D0" w:sz="4"/>
+              <w:left w:val="single" w:color="B8C4D0" w:sz="4"/>
+              <w:bottom w:val="single" w:color="B8C4D0" w:sz="4"/>
+              <w:right w:val="single" w:color="B8C4D0" w:sz="4"/>
+            </w:tcBorders>
+            <w:shd w:fill="0B3D6E" w:color="auto" w:val="clear"/>
+            <w:tcMar>
+              <w:top w:type="dxa" w:w="80"/>
+              <w:left w:type="dxa" w:w="100"/>
+              <w:bottom w:type="dxa" w:w="80"/>
+              <w:right w:type="dxa" w:w="100"/>
+            </w:tcMar>
+          </w:tcPr>
+          <w:p>
+            <w:r>
+              <w:rPr>
+                <w:b/>
+                <w:bCs/>
+                <w:color w:val="FFFFFF"/>
+                <w:sz w:val="20"/>
+                <w:szCs w:val="20"/>
+              </w:rPr>
+              <w:t xml:space="preserve">N°</w:t>
+            </w:r>
+          </w:p>
+        </w:tc>
+        <w:tc>
+          <w:tcPr>
+            <w:tcW w:type="dxa" w:w="3300"/>
+            <w:tcBorders>
+              <w:top w:val="single" w:color="B8C4D0" w:sz="4"/>
+              <w:left w:val="single" w:color="B8C4D0" w:sz="4"/>
+              <w:bottom w:val="single" w:color="B8C4D0" w:sz="4"/>
+              <w:right w:val="single" w:color="B8C4D0" w:sz="4"/>
+            </w:tcBorders>
+            <w:shd w:fill="0B3D6E" w:color="auto" w:val="clear"/>
+            <w:tcMar>
+              <w:top w:type="dxa" w:w="80"/>
+              <w:left w:type="dxa" w:w="100"/>
+              <w:bottom w:type="dxa" w:w="80"/>
+              <w:right w:type="dxa" w:w="100"/>
+            </w:tcMar>
+          </w:tcPr>
+          <w:p>
+            <w:r>
+              <w:rPr>
+                <w:b/>
+                <w:bCs/>
+                <w:color w:val="FFFFFF"/>
+                <w:sz w:val="20"/>
+                <w:szCs w:val="20"/>
+              </w:rPr>
+              <w:t xml:space="preserve">Ce que vous faites</w:t>
+            </w:r>
+          </w:p>
+        </w:tc>
+        <w:tc>
+          <w:tcPr>
+            <w:tcW w:type="dxa" w:w="2800"/>
+            <w:tcBorders>
+              <w:top w:val="single" w:color="B8C4D0" w:sz="4"/>
+              <w:left w:val="single" w:color="B8C4D0" w:sz="4"/>
+              <w:bottom w:val="single" w:color="B8C4D0" w:sz="4"/>
+              <w:right w:val="single" w:color="B8C4D0" w:sz="4"/>
+            </w:tcBorders>
+            <w:shd w:fill="0B3D6E" w:color="auto" w:val="clear"/>
+            <w:tcMar>
+              <w:top w:type="dxa" w:w="80"/>
+              <w:left w:type="dxa" w:w="100"/>
+              <w:bottom w:type="dxa" w:w="80"/>
+              <w:right w:type="dxa" w:w="100"/>
+            </w:tcMar>
+          </w:tcPr>
+          <w:p>
+            <w:r>
+              <w:rPr>
+                <w:b/>
+                <w:bCs/>
+                <w:color w:val="FFFFFF"/>
+                <w:sz w:val="20"/>
+                <w:szCs w:val="20"/>
+              </w:rPr>
+              <w:t xml:space="preserve">Ce que vous devez voir</w:t>
+            </w:r>
+          </w:p>
+        </w:tc>
+        <w:tc>
+          <w:tcPr>
+            <w:tcW w:type="dxa" w:w="1800"/>
+            <w:tcBorders>
+              <w:top w:val="single" w:color="B8C4D0" w:sz="4"/>
+              <w:left w:val="single" w:color="B8C4D0" w:sz="4"/>
+              <w:bottom w:val="single" w:color="B8C4D0" w:sz="4"/>
+              <w:right w:val="single" w:color="B8C4D0" w:sz="4"/>
+            </w:tcBorders>
+            <w:shd w:fill="0B3D6E" w:color="auto" w:val="clear"/>
+            <w:tcMar>
+              <w:top w:type="dxa" w:w="80"/>
+              <w:left w:type="dxa" w:w="100"/>
+              <w:bottom w:type="dxa" w:w="80"/>
+              <w:right w:type="dxa" w:w="100"/>
+            </w:tcMar>
+          </w:tcPr>
+          <w:p>
+            <w:r>
+              <w:rPr>
+                <w:b/>
+                <w:bCs/>
+                <w:color w:val="FFFFFF"/>
+                <w:sz w:val="20"/>
+                <w:szCs w:val="20"/>
+              </w:rPr>
+              <w:t xml:space="preserve">Résultat</w:t>
+            </w:r>
+          </w:p>
+        </w:tc>
+        <w:tc>
+          <w:tcPr>
+            <w:tcW w:type="dxa" w:w="1526"/>
+            <w:tcBorders>
+              <w:top w:val="single" w:color="B8C4D0" w:sz="4"/>
+              <w:left w:val="single" w:color="B8C4D0" w:sz="4"/>
+              <w:bottom w:val="single" w:color="B8C4D0" w:sz="4"/>
+              <w:right w:val="single" w:color="B8C4D0" w:sz="4"/>
+            </w:tcBorders>
+            <w:shd w:fill="0B3D6E" w:color="auto" w:val="clear"/>
+            <w:tcMar>
+              <w:top w:type="dxa" w:w="80"/>
+              <w:left w:type="dxa" w:w="100"/>
+              <w:bottom w:type="dxa" w:w="80"/>
+              <w:right w:type="dxa" w:w="100"/>
+            </w:tcMar>
+          </w:tcPr>
+          <w:p>
+            <w:r>
+              <w:rPr>
+                <w:b/>
+                <w:bCs/>
+                <w:color w:val="FFFFFF"/>
+                <w:sz w:val="20"/>
+                <w:szCs w:val="20"/>
+              </w:rPr>
+              <w:t xml:space="preserve">Commentaire</w:t>
+            </w:r>
+          </w:p>
+        </w:tc>
+      </w:tr>
+      <w:tr>
+        <w:trPr>
+          <w:cantSplit/>
+        </w:trPr>
+        <w:tc>
+          <w:tcPr>
+            <w:tcW w:type="dxa" w:w="480"/>
+            <w:tcBorders>
+              <w:top w:val="single" w:color="B8C4D0" w:sz="4"/>
+              <w:left w:val="single" w:color="B8C4D0" w:sz="4"/>
+              <w:bottom w:val="single" w:color="B8C4D0" w:sz="4"/>
+              <w:right w:val="single" w:color="B8C4D0" w:sz="4"/>
+            </w:tcBorders>
+            <w:shd w:fill="EAF1F8" w:color="auto" w:val="clear"/>
+            <w:tcMar>
+              <w:top w:type="dxa" w:w="80"/>
+              <w:left w:type="dxa" w:w="100"/>
+              <w:bottom w:type="dxa" w:w="80"/>
+              <w:right w:type="dxa" w:w="100"/>
+            </w:tcMar>
+          </w:tcPr>
+          <w:p>
+            <w:r>
+              <w:rPr>
+                <w:b w:val="false"/>
+                <w:bCs w:val="false"/>
+                <w:sz w:val="20"/>
+                <w:szCs w:val="20"/>
+              </w:rPr>
+              <w:t xml:space="preserve">1</w:t>
+            </w:r>
+          </w:p>
+        </w:tc>
+        <w:tc>
+          <w:tcPr>
+            <w:tcW w:type="dxa" w:w="3300"/>
+            <w:tcBorders>
+              <w:top w:val="single" w:color="B8C4D0" w:sz="4"/>
+              <w:left w:val="single" w:color="B8C4D0" w:sz="4"/>
+              <w:bottom w:val="single" w:color="B8C4D0" w:sz="4"/>
+              <w:right w:val="single" w:color="B8C4D0" w:sz="4"/>
+            </w:tcBorders>
+            <w:tcMar>
+              <w:top w:type="dxa" w:w="80"/>
+              <w:left w:type="dxa" w:w="100"/>
+              <w:bottom w:type="dxa" w:w="80"/>
+              <w:right w:type="dxa" w:w="100"/>
+            </w:tcMar>
+          </w:tcPr>
+          <w:p>
+            <w:r>
+              <w:rPr>
+                <w:b w:val="false"/>
+                <w:bCs w:val="false"/>
+                <w:sz w:val="20"/>
+                <w:szCs w:val="20"/>
+              </w:rPr>
+              <w:t xml:space="preserve">Connectez-vous avec cet ancien compte et ouvrez « Mes enrôlements ».</w:t>
+            </w:r>
+          </w:p>
+        </w:tc>
+        <w:tc>
+          <w:tcPr>
+            <w:tcW w:type="dxa" w:w="2800"/>
+            <w:tcBorders>
+              <w:top w:val="single" w:color="B8C4D0" w:sz="4"/>
+              <w:left w:val="single" w:color="B8C4D0" w:sz="4"/>
+              <w:bottom w:val="single" w:color="B8C4D0" w:sz="4"/>
+              <w:right w:val="single" w:color="B8C4D0" w:sz="4"/>
+            </w:tcBorders>
+            <w:tcMar>
+              <w:top w:type="dxa" w:w="80"/>
+              <w:left w:type="dxa" w:w="100"/>
+              <w:bottom w:type="dxa" w:w="80"/>
+              <w:right w:type="dxa" w:w="100"/>
+            </w:tcMar>
+          </w:tcPr>
+          <w:p>
+            <w:r>
+              <w:rPr>
+                <w:b w:val="false"/>
+                <w:bCs w:val="false"/>
+                <w:sz w:val="20"/>
+                <w:szCs w:val="20"/>
+              </w:rPr>
+              <w:t xml:space="preserve">Vos demandes sont toujours là. Un bandeau « Nouveau circuit transporteurs » vous invite à ouvrir le compte de votre entreprise.</w:t>
+            </w:r>
+          </w:p>
+        </w:tc>
+        <w:tc>
+          <w:tcPr>
+            <w:tcW w:type="dxa" w:w="1800"/>
+            <w:tcBorders>
+              <w:top w:val="single" w:color="B8C4D0" w:sz="4"/>
+              <w:left w:val="single" w:color="B8C4D0" w:sz="4"/>
+              <w:bottom w:val="single" w:color="B8C4D0" w:sz="4"/>
+              <w:right w:val="single" w:color="B8C4D0" w:sz="4"/>
+            </w:tcBorders>
+            <w:tcMar>
+              <w:top w:type="dxa" w:w="80"/>
+              <w:left w:type="dxa" w:w="100"/>
+              <w:bottom w:type="dxa" w:w="80"/>
+              <w:right w:type="dxa" w:w="100"/>
+            </w:tcMar>
+          </w:tcPr>
+          <w:p>
+            <w:r>
+              <w:rPr>
+                <w:b w:val="false"/>
+                <w:bCs w:val="false"/>
+                <w:sz w:val="20"/>
+                <w:szCs w:val="20"/>
+              </w:rPr>
+              <w:t xml:space="preserve">☐ Ça marche</w:t>
+            </w:r>
+          </w:p>
+          <w:p>
+            <w:r>
+              <w:rPr>
+                <w:b w:val="false"/>
+                <w:bCs w:val="false"/>
+                <w:sz w:val="20"/>
+                <w:szCs w:val="20"/>
+              </w:rPr>
+              <w:t xml:space="preserve">☐ Ne marche pas</w:t>
+            </w:r>
+          </w:p>
+          <w:p>
+            <w:r>
+              <w:rPr>
+                <w:b w:val="false"/>
+                <w:bCs w:val="false"/>
+                <w:sz w:val="20"/>
+                <w:szCs w:val="20"/>
+              </w:rPr>
+              <w:t xml:space="preserve">☐ Pas compris</w:t>
+            </w:r>
+          </w:p>
+        </w:tc>
+        <w:tc>
+          <w:tcPr>
+            <w:tcW w:type="dxa" w:w="1526"/>
+            <w:tcBorders>
+              <w:top w:val="single" w:color="B8C4D0" w:sz="4"/>
+              <w:left w:val="single" w:color="B8C4D0" w:sz="4"/>
+              <w:bottom w:val="single" w:color="B8C4D0" w:sz="4"/>
+              <w:right w:val="single" w:color="B8C4D0" w:sz="4"/>
+            </w:tcBorders>
+            <w:tcMar>
+              <w:top w:type="dxa" w:w="80"/>
+              <w:left w:type="dxa" w:w="100"/>
+              <w:bottom w:type="dxa" w:w="80"/>
+              <w:right w:type="dxa" w:w="100"/>
+            </w:tcMar>
+          </w:tcPr>
+          <w:p>
+            <w:r>
+              <w:rPr>
+                <w:b w:val="false"/>
+                <w:bCs w:val="false"/>
+                <w:sz w:val="20"/>
+                <w:szCs w:val="20"/>
+              </w:rPr>
+              <w:t xml:space="preserve"/>
+            </w:r>
+          </w:p>
+        </w:tc>
+      </w:tr>
+    </w:tbl>
+    <w:p>
+      <w:pPr>
+        <w:spacing w:after="120"/>
+      </w:pPr>
+      <w:r>
+        <w:t xml:space="preserve"/>
+      </w:r>
+    </w:p>
+    <w:p>
+      <w:pPr>
+        <w:pStyle w:val="Heading1"/>
+      </w:pPr>
+      <w:r>
+        <w:t xml:space="preserve">Partie 10 — Demander l'aide d'un conseiller</w:t>
+      </w:r>
+    </w:p>
+    <w:p>
+      <w:pPr>
+        <w:spacing w:after="120"/>
+        <w:rPr>
+          <w:i/>
+          <w:iCs/>
+        </w:rPr>
+      </w:pPr>
+      <w:r>
+        <w:rPr>
+          <w:i/>
+          <w:iCs/>
+        </w:rPr>
+        <w:t xml:space="preserve">L'assistant ne suffit pas : vous voulez parler à une personne de CIT au sujet d'un dossier.</w:t>
+      </w:r>
+    </w:p>
+    <w:tbl>
+      <w:tblPr>
+        <w:tblW w:type="dxa" w:w="9906"/>
+        <w:tblBorders>
+          <w:top w:val="single" w:color="auto" w:sz="4"/>
+          <w:left w:val="single" w:color="auto" w:sz="4"/>
+          <w:bottom w:val="single" w:color="auto" w:sz="4"/>
+          <w:right w:val="single" w:color="auto" w:sz="4"/>
+          <w:insideH w:val="single" w:color="auto" w:sz="4"/>
+          <w:insideV w:val="single" w:color="auto" w:sz="4"/>
+        </w:tblBorders>
+      </w:tblPr>
+      <w:tblGrid>
+        <w:gridCol w:w="480"/>
+        <w:gridCol w:w="3300"/>
+        <w:gridCol w:w="2800"/>
+        <w:gridCol w:w="1800"/>
+        <w:gridCol w:w="1526"/>
+      </w:tblGrid>
+      <w:tr>
+        <w:trPr>
+          <w:tblHeader/>
+        </w:trPr>
+        <w:tc>
+          <w:tcPr>
+            <w:tcW w:type="dxa" w:w="480"/>
+            <w:tcBorders>
+              <w:top w:val="single" w:color="B8C4D0" w:sz="4"/>
+              <w:left w:val="single" w:color="B8C4D0" w:sz="4"/>
+              <w:bottom w:val="single" w:color="B8C4D0" w:sz="4"/>
+              <w:right w:val="single" w:color="B8C4D0" w:sz="4"/>
+            </w:tcBorders>
+            <w:shd w:fill="0B3D6E" w:color="auto" w:val="clear"/>
+            <w:tcMar>
+              <w:top w:type="dxa" w:w="80"/>
+              <w:left w:type="dxa" w:w="100"/>
+              <w:bottom w:type="dxa" w:w="80"/>
+              <w:right w:type="dxa" w:w="100"/>
+            </w:tcMar>
+          </w:tcPr>
+          <w:p>
+            <w:r>
+              <w:rPr>
+                <w:b/>
+                <w:bCs/>
+                <w:color w:val="FFFFFF"/>
+                <w:sz w:val="20"/>
+                <w:szCs w:val="20"/>
+              </w:rPr>
+              <w:t xml:space="preserve">N°</w:t>
+            </w:r>
+          </w:p>
+        </w:tc>
+        <w:tc>
+          <w:tcPr>
+            <w:tcW w:type="dxa" w:w="3300"/>
+            <w:tcBorders>
+              <w:top w:val="single" w:color="B8C4D0" w:sz="4"/>
+              <w:left w:val="single" w:color="B8C4D0" w:sz="4"/>
+              <w:bottom w:val="single" w:color="B8C4D0" w:sz="4"/>
+              <w:right w:val="single" w:color="B8C4D0" w:sz="4"/>
+            </w:tcBorders>
+            <w:shd w:fill="0B3D6E" w:color="auto" w:val="clear"/>
+            <w:tcMar>
+              <w:top w:type="dxa" w:w="80"/>
+              <w:left w:type="dxa" w:w="100"/>
+              <w:bottom w:type="dxa" w:w="80"/>
+              <w:right w:type="dxa" w:w="100"/>
+            </w:tcMar>
+          </w:tcPr>
+          <w:p>
+            <w:r>
+              <w:rPr>
+                <w:b/>
+                <w:bCs/>
+                <w:color w:val="FFFFFF"/>
+                <w:sz w:val="20"/>
+                <w:szCs w:val="20"/>
+              </w:rPr>
+              <w:t xml:space="preserve">Ce que vous faites</w:t>
+            </w:r>
+          </w:p>
+        </w:tc>
+        <w:tc>
+          <w:tcPr>
+            <w:tcW w:type="dxa" w:w="2800"/>
+            <w:tcBorders>
+              <w:top w:val="single" w:color="B8C4D0" w:sz="4"/>
+              <w:left w:val="single" w:color="B8C4D0" w:sz="4"/>
+              <w:bottom w:val="single" w:color="B8C4D0" w:sz="4"/>
+              <w:right w:val="single" w:color="B8C4D0" w:sz="4"/>
+            </w:tcBorders>
+            <w:shd w:fill="0B3D6E" w:color="auto" w:val="clear"/>
+            <w:tcMar>
+              <w:top w:type="dxa" w:w="80"/>
+              <w:left w:type="dxa" w:w="100"/>
+              <w:bottom w:type="dxa" w:w="80"/>
+              <w:right w:type="dxa" w:w="100"/>
+            </w:tcMar>
+          </w:tcPr>
+          <w:p>
+            <w:r>
+              <w:rPr>
+                <w:b/>
+                <w:bCs/>
+                <w:color w:val="FFFFFF"/>
+                <w:sz w:val="20"/>
+                <w:szCs w:val="20"/>
+              </w:rPr>
+              <w:t xml:space="preserve">Ce que vous devez voir</w:t>
+            </w:r>
+          </w:p>
+        </w:tc>
+        <w:tc>
+          <w:tcPr>
+            <w:tcW w:type="dxa" w:w="1800"/>
+            <w:tcBorders>
+              <w:top w:val="single" w:color="B8C4D0" w:sz="4"/>
+              <w:left w:val="single" w:color="B8C4D0" w:sz="4"/>
+              <w:bottom w:val="single" w:color="B8C4D0" w:sz="4"/>
+              <w:right w:val="single" w:color="B8C4D0" w:sz="4"/>
+            </w:tcBorders>
+            <w:shd w:fill="0B3D6E" w:color="auto" w:val="clear"/>
+            <w:tcMar>
+              <w:top w:type="dxa" w:w="80"/>
+              <w:left w:type="dxa" w:w="100"/>
+              <w:bottom w:type="dxa" w:w="80"/>
+              <w:right w:type="dxa" w:w="100"/>
+            </w:tcMar>
+          </w:tcPr>
+          <w:p>
+            <w:r>
+              <w:rPr>
+                <w:b/>
+                <w:bCs/>
+                <w:color w:val="FFFFFF"/>
+                <w:sz w:val="20"/>
+                <w:szCs w:val="20"/>
+              </w:rPr>
+              <w:t xml:space="preserve">Résultat</w:t>
+            </w:r>
+          </w:p>
+        </w:tc>
+        <w:tc>
+          <w:tcPr>
+            <w:tcW w:type="dxa" w:w="1526"/>
+            <w:tcBorders>
+              <w:top w:val="single" w:color="B8C4D0" w:sz="4"/>
+              <w:left w:val="single" w:color="B8C4D0" w:sz="4"/>
+              <w:bottom w:val="single" w:color="B8C4D0" w:sz="4"/>
+              <w:right w:val="single" w:color="B8C4D0" w:sz="4"/>
+            </w:tcBorders>
+            <w:shd w:fill="0B3D6E" w:color="auto" w:val="clear"/>
+            <w:tcMar>
+              <w:top w:type="dxa" w:w="80"/>
+              <w:left w:type="dxa" w:w="100"/>
+              <w:bottom w:type="dxa" w:w="80"/>
+              <w:right w:type="dxa" w:w="100"/>
+            </w:tcMar>
+          </w:tcPr>
+          <w:p>
+            <w:r>
+              <w:rPr>
+                <w:b/>
+                <w:bCs/>
+                <w:color w:val="FFFFFF"/>
+                <w:sz w:val="20"/>
+                <w:szCs w:val="20"/>
+              </w:rPr>
+              <w:t xml:space="preserve">Commentaire</w:t>
+            </w:r>
+          </w:p>
+        </w:tc>
+      </w:tr>
+      <w:tr>
+        <w:trPr>
+          <w:cantSplit/>
+        </w:trPr>
+        <w:tc>
+          <w:tcPr>
+            <w:tcW w:type="dxa" w:w="480"/>
+            <w:tcBorders>
+              <w:top w:val="single" w:color="B8C4D0" w:sz="4"/>
+              <w:left w:val="single" w:color="B8C4D0" w:sz="4"/>
+              <w:bottom w:val="single" w:color="B8C4D0" w:sz="4"/>
+              <w:right w:val="single" w:color="B8C4D0" w:sz="4"/>
+            </w:tcBorders>
+            <w:shd w:fill="EAF1F8" w:color="auto" w:val="clear"/>
+            <w:tcMar>
+              <w:top w:type="dxa" w:w="80"/>
+              <w:left w:type="dxa" w:w="100"/>
+              <w:bottom w:type="dxa" w:w="80"/>
+              <w:right w:type="dxa" w:w="100"/>
+            </w:tcMar>
+          </w:tcPr>
+          <w:p>
+            <w:r>
+              <w:rPr>
+                <w:b w:val="false"/>
+                <w:bCs w:val="false"/>
+                <w:sz w:val="20"/>
+                <w:szCs w:val="20"/>
+              </w:rPr>
+              <w:t xml:space="preserve">1</w:t>
+            </w:r>
+          </w:p>
+        </w:tc>
+        <w:tc>
+          <w:tcPr>
+            <w:tcW w:type="dxa" w:w="3300"/>
+            <w:tcBorders>
+              <w:top w:val="single" w:color="B8C4D0" w:sz="4"/>
+              <w:left w:val="single" w:color="B8C4D0" w:sz="4"/>
+              <w:bottom w:val="single" w:color="B8C4D0" w:sz="4"/>
+              <w:right w:val="single" w:color="B8C4D0" w:sz="4"/>
+            </w:tcBorders>
+            <w:tcMar>
+              <w:top w:type="dxa" w:w="80"/>
+              <w:left w:type="dxa" w:w="100"/>
+              <w:bottom w:type="dxa" w:w="80"/>
+              <w:right w:type="dxa" w:w="100"/>
+            </w:tcMar>
+          </w:tcPr>
+          <w:p>
+            <w:r>
+              <w:rPr>
+                <w:b w:val="false"/>
+                <w:bCs w:val="false"/>
+                <w:sz w:val="20"/>
+                <w:szCs w:val="20"/>
+              </w:rPr>
+              <w:t xml:space="preserve">Cliquez sur la bulle de l'assistant en bas à droite et posez votre question.</w:t>
+            </w:r>
+          </w:p>
+        </w:tc>
+        <w:tc>
+          <w:tcPr>
+            <w:tcW w:type="dxa" w:w="2800"/>
+            <w:tcBorders>
+              <w:top w:val="single" w:color="B8C4D0" w:sz="4"/>
+              <w:left w:val="single" w:color="B8C4D0" w:sz="4"/>
+              <w:bottom w:val="single" w:color="B8C4D0" w:sz="4"/>
+              <w:right w:val="single" w:color="B8C4D0" w:sz="4"/>
+            </w:tcBorders>
+            <w:tcMar>
+              <w:top w:type="dxa" w:w="80"/>
+              <w:left w:type="dxa" w:w="100"/>
+              <w:bottom w:type="dxa" w:w="80"/>
+              <w:right w:type="dxa" w:w="100"/>
+            </w:tcMar>
+          </w:tcPr>
+          <w:p>
+            <w:r>
+              <w:rPr>
+                <w:b w:val="false"/>
+                <w:bCs w:val="false"/>
+                <w:sz w:val="20"/>
+                <w:szCs w:val="20"/>
+              </w:rPr>
+              <w:t xml:space="preserve">L'assistant répond. Sous sa réponse, une ligne « Source » indique d'où vient l'information.</w:t>
+            </w:r>
+          </w:p>
+        </w:tc>
+        <w:tc>
+          <w:tcPr>
+            <w:tcW w:type="dxa" w:w="1800"/>
+            <w:tcBorders>
+              <w:top w:val="single" w:color="B8C4D0" w:sz="4"/>
+              <w:left w:val="single" w:color="B8C4D0" w:sz="4"/>
+              <w:bottom w:val="single" w:color="B8C4D0" w:sz="4"/>
+              <w:right w:val="single" w:color="B8C4D0" w:sz="4"/>
+            </w:tcBorders>
+            <w:tcMar>
+              <w:top w:type="dxa" w:w="80"/>
+              <w:left w:type="dxa" w:w="100"/>
+              <w:bottom w:type="dxa" w:w="80"/>
+              <w:right w:type="dxa" w:w="100"/>
+            </w:tcMar>
+          </w:tcPr>
+          <w:p>
+            <w:r>
+              <w:rPr>
+                <w:b w:val="false"/>
+                <w:bCs w:val="false"/>
+                <w:sz w:val="20"/>
+                <w:szCs w:val="20"/>
+              </w:rPr>
+              <w:t xml:space="preserve">☐ Ça marche</w:t>
+            </w:r>
+          </w:p>
+          <w:p>
+            <w:r>
+              <w:rPr>
+                <w:b w:val="false"/>
+                <w:bCs w:val="false"/>
+                <w:sz w:val="20"/>
+                <w:szCs w:val="20"/>
+              </w:rPr>
+              <w:t xml:space="preserve">☐ Ne marche pas</w:t>
+            </w:r>
+          </w:p>
+          <w:p>
+            <w:r>
+              <w:rPr>
+                <w:b w:val="false"/>
+                <w:bCs w:val="false"/>
+                <w:sz w:val="20"/>
+                <w:szCs w:val="20"/>
+              </w:rPr>
+              <w:t xml:space="preserve">☐ Pas compris</w:t>
+            </w:r>
+          </w:p>
+        </w:tc>
+        <w:tc>
+          <w:tcPr>
+            <w:tcW w:type="dxa" w:w="1526"/>
+            <w:tcBorders>
+              <w:top w:val="single" w:color="B8C4D0" w:sz="4"/>
+              <w:left w:val="single" w:color="B8C4D0" w:sz="4"/>
+              <w:bottom w:val="single" w:color="B8C4D0" w:sz="4"/>
+              <w:right w:val="single" w:color="B8C4D0" w:sz="4"/>
+            </w:tcBorders>
+            <w:tcMar>
+              <w:top w:type="dxa" w:w="80"/>
+              <w:left w:type="dxa" w:w="100"/>
+              <w:bottom w:type="dxa" w:w="80"/>
+              <w:right w:type="dxa" w:w="100"/>
+            </w:tcMar>
+          </w:tcPr>
+          <w:p>
+            <w:r>
+              <w:rPr>
+                <w:b w:val="false"/>
+                <w:bCs w:val="false"/>
+                <w:sz w:val="20"/>
+                <w:szCs w:val="20"/>
+              </w:rPr>
+              <w:t xml:space="preserve"/>
+            </w:r>
+          </w:p>
+        </w:tc>
+      </w:tr>
+      <w:tr>
+        <w:trPr>
+          <w:cantSplit/>
+        </w:trPr>
+        <w:tc>
+          <w:tcPr>
+            <w:tcW w:type="dxa" w:w="480"/>
+            <w:tcBorders>
+              <w:top w:val="single" w:color="B8C4D0" w:sz="4"/>
+              <w:left w:val="single" w:color="B8C4D0" w:sz="4"/>
+              <w:bottom w:val="single" w:color="B8C4D0" w:sz="4"/>
+              <w:right w:val="single" w:color="B8C4D0" w:sz="4"/>
+            </w:tcBorders>
+            <w:shd w:fill="EAF1F8" w:color="auto" w:val="clear"/>
+            <w:tcMar>
+              <w:top w:type="dxa" w:w="80"/>
+              <w:left w:type="dxa" w:w="100"/>
+              <w:bottom w:type="dxa" w:w="80"/>
+              <w:right w:type="dxa" w:w="100"/>
+            </w:tcMar>
+          </w:tcPr>
+          <w:p>
+            <w:r>
+              <w:rPr>
+                <w:b w:val="false"/>
+                <w:bCs w:val="false"/>
+                <w:sz w:val="20"/>
+                <w:szCs w:val="20"/>
+              </w:rPr>
+              <w:t xml:space="preserve">2</w:t>
+            </w:r>
+          </w:p>
+        </w:tc>
+        <w:tc>
+          <w:tcPr>
+            <w:tcW w:type="dxa" w:w="3300"/>
+            <w:tcBorders>
+              <w:top w:val="single" w:color="B8C4D0" w:sz="4"/>
+              <w:left w:val="single" w:color="B8C4D0" w:sz="4"/>
+              <w:bottom w:val="single" w:color="B8C4D0" w:sz="4"/>
+              <w:right w:val="single" w:color="B8C4D0" w:sz="4"/>
+            </w:tcBorders>
+            <w:tcMar>
+              <w:top w:type="dxa" w:w="80"/>
+              <w:left w:type="dxa" w:w="100"/>
+              <w:bottom w:type="dxa" w:w="80"/>
+              <w:right w:type="dxa" w:w="100"/>
+            </w:tcMar>
+          </w:tcPr>
+          <w:p>
+            <w:r>
+              <w:rPr>
+                <w:b w:val="false"/>
+                <w:bCs w:val="false"/>
+                <w:sz w:val="20"/>
+                <w:szCs w:val="20"/>
+              </w:rPr>
+              <w:t xml:space="preserve">Tapez une question avec une faute (par exemple « reclammation »).</w:t>
+            </w:r>
+          </w:p>
+        </w:tc>
+        <w:tc>
+          <w:tcPr>
+            <w:tcW w:type="dxa" w:w="2800"/>
+            <w:tcBorders>
+              <w:top w:val="single" w:color="B8C4D0" w:sz="4"/>
+              <w:left w:val="single" w:color="B8C4D0" w:sz="4"/>
+              <w:bottom w:val="single" w:color="B8C4D0" w:sz="4"/>
+              <w:right w:val="single" w:color="B8C4D0" w:sz="4"/>
+            </w:tcBorders>
+            <w:tcMar>
+              <w:top w:type="dxa" w:w="80"/>
+              <w:left w:type="dxa" w:w="100"/>
+              <w:bottom w:type="dxa" w:w="80"/>
+              <w:right w:type="dxa" w:w="100"/>
+            </w:tcMar>
+          </w:tcPr>
+          <w:p>
+            <w:r>
+              <w:rPr>
+                <w:b w:val="false"/>
+                <w:bCs w:val="false"/>
+                <w:sz w:val="20"/>
+                <w:szCs w:val="20"/>
+              </w:rPr>
+              <w:t xml:space="preserve">L'assistant comprend quand même et répond sur les réclamations.</w:t>
+            </w:r>
+          </w:p>
+        </w:tc>
+        <w:tc>
+          <w:tcPr>
+            <w:tcW w:type="dxa" w:w="1800"/>
+            <w:tcBorders>
+              <w:top w:val="single" w:color="B8C4D0" w:sz="4"/>
+              <w:left w:val="single" w:color="B8C4D0" w:sz="4"/>
+              <w:bottom w:val="single" w:color="B8C4D0" w:sz="4"/>
+              <w:right w:val="single" w:color="B8C4D0" w:sz="4"/>
+            </w:tcBorders>
+            <w:tcMar>
+              <w:top w:type="dxa" w:w="80"/>
+              <w:left w:type="dxa" w:w="100"/>
+              <w:bottom w:type="dxa" w:w="80"/>
+              <w:right w:type="dxa" w:w="100"/>
+            </w:tcMar>
+          </w:tcPr>
+          <w:p>
+            <w:r>
+              <w:rPr>
+                <w:b w:val="false"/>
+                <w:bCs w:val="false"/>
+                <w:sz w:val="20"/>
+                <w:szCs w:val="20"/>
+              </w:rPr>
+              <w:t xml:space="preserve">☐ Ça marche</w:t>
+            </w:r>
+          </w:p>
+          <w:p>
+            <w:r>
+              <w:rPr>
+                <w:b w:val="false"/>
+                <w:bCs w:val="false"/>
+                <w:sz w:val="20"/>
+                <w:szCs w:val="20"/>
+              </w:rPr>
+              <w:t xml:space="preserve">☐ Ne marche pas</w:t>
+            </w:r>
+          </w:p>
+          <w:p>
+            <w:r>
+              <w:rPr>
+                <w:b w:val="false"/>
+                <w:bCs w:val="false"/>
+                <w:sz w:val="20"/>
+                <w:szCs w:val="20"/>
+              </w:rPr>
+              <w:t xml:space="preserve">☐ Pas compris</w:t>
+            </w:r>
+          </w:p>
+        </w:tc>
+        <w:tc>
+          <w:tcPr>
+            <w:tcW w:type="dxa" w:w="1526"/>
+            <w:tcBorders>
+              <w:top w:val="single" w:color="B8C4D0" w:sz="4"/>
+              <w:left w:val="single" w:color="B8C4D0" w:sz="4"/>
+              <w:bottom w:val="single" w:color="B8C4D0" w:sz="4"/>
+              <w:right w:val="single" w:color="B8C4D0" w:sz="4"/>
+            </w:tcBorders>
+            <w:tcMar>
+              <w:top w:type="dxa" w:w="80"/>
+              <w:left w:type="dxa" w:w="100"/>
+              <w:bottom w:type="dxa" w:w="80"/>
+              <w:right w:type="dxa" w:w="100"/>
+            </w:tcMar>
+          </w:tcPr>
+          <w:p>
+            <w:r>
+              <w:rPr>
+                <w:b w:val="false"/>
+                <w:bCs w:val="false"/>
+                <w:sz w:val="20"/>
+                <w:szCs w:val="20"/>
+              </w:rPr>
+              <w:t xml:space="preserve"/>
+            </w:r>
+          </w:p>
+        </w:tc>
+      </w:tr>
+      <w:tr>
+        <w:trPr>
+          <w:cantSplit/>
+        </w:trPr>
+        <w:tc>
+          <w:tcPr>
+            <w:tcW w:type="dxa" w:w="480"/>
+            <w:tcBorders>
+              <w:top w:val="single" w:color="B8C4D0" w:sz="4"/>
+              <w:left w:val="single" w:color="B8C4D0" w:sz="4"/>
+              <w:bottom w:val="single" w:color="B8C4D0" w:sz="4"/>
+              <w:right w:val="single" w:color="B8C4D0" w:sz="4"/>
+            </w:tcBorders>
+            <w:shd w:fill="EAF1F8" w:color="auto" w:val="clear"/>
+            <w:tcMar>
+              <w:top w:type="dxa" w:w="80"/>
+              <w:left w:type="dxa" w:w="100"/>
+              <w:bottom w:type="dxa" w:w="80"/>
+              <w:right w:type="dxa" w:w="100"/>
+            </w:tcMar>
+          </w:tcPr>
+          <w:p>
+            <w:r>
+              <w:rPr>
+                <w:b w:val="false"/>
+                <w:bCs w:val="false"/>
+                <w:sz w:val="20"/>
+                <w:szCs w:val="20"/>
+              </w:rPr>
+              <w:t xml:space="preserve">3</w:t>
+            </w:r>
+          </w:p>
+        </w:tc>
+        <w:tc>
+          <w:tcPr>
+            <w:tcW w:type="dxa" w:w="3300"/>
+            <w:tcBorders>
+              <w:top w:val="single" w:color="B8C4D0" w:sz="4"/>
+              <w:left w:val="single" w:color="B8C4D0" w:sz="4"/>
+              <w:bottom w:val="single" w:color="B8C4D0" w:sz="4"/>
+              <w:right w:val="single" w:color="B8C4D0" w:sz="4"/>
+            </w:tcBorders>
+            <w:tcMar>
+              <w:top w:type="dxa" w:w="80"/>
+              <w:left w:type="dxa" w:w="100"/>
+              <w:bottom w:type="dxa" w:w="80"/>
+              <w:right w:type="dxa" w:w="100"/>
+            </w:tcMar>
+          </w:tcPr>
+          <w:p>
+            <w:r>
+              <w:rPr>
+                <w:b w:val="false"/>
+                <w:bCs w:val="false"/>
+                <w:sz w:val="20"/>
+                <w:szCs w:val="20"/>
+              </w:rPr>
+              <w:t xml:space="preserve">Cliquez sur « 🙋 Parler à un conseiller », tapez le numéro de votre dossier (tel qu'il apparaît dans vos demandes), puis « Transmettre à un opérateur ».</w:t>
+            </w:r>
+          </w:p>
+        </w:tc>
+        <w:tc>
+          <w:tcPr>
+            <w:tcW w:type="dxa" w:w="2800"/>
+            <w:tcBorders>
+              <w:top w:val="single" w:color="B8C4D0" w:sz="4"/>
+              <w:left w:val="single" w:color="B8C4D0" w:sz="4"/>
+              <w:bottom w:val="single" w:color="B8C4D0" w:sz="4"/>
+              <w:right w:val="single" w:color="B8C4D0" w:sz="4"/>
+            </w:tcBorders>
+            <w:tcMar>
+              <w:top w:type="dxa" w:w="80"/>
+              <w:left w:type="dxa" w:w="100"/>
+              <w:bottom w:type="dxa" w:w="80"/>
+              <w:right w:type="dxa" w:w="100"/>
+            </w:tcMar>
+          </w:tcPr>
+          <w:p>
+            <w:r>
+              <w:rPr>
+                <w:b w:val="false"/>
+                <w:bCs w:val="false"/>
+                <w:sz w:val="20"/>
+                <w:szCs w:val="20"/>
+              </w:rPr>
+              <w:t xml:space="preserve">Un message confirme que la conversation a été transmise. Elle apparaît dans votre dossier, et un agent CIT reprend la discussion.</w:t>
+            </w:r>
+          </w:p>
+        </w:tc>
+        <w:tc>
+          <w:tcPr>
+            <w:tcW w:type="dxa" w:w="1800"/>
+            <w:tcBorders>
+              <w:top w:val="single" w:color="B8C4D0" w:sz="4"/>
+              <w:left w:val="single" w:color="B8C4D0" w:sz="4"/>
+              <w:bottom w:val="single" w:color="B8C4D0" w:sz="4"/>
+              <w:right w:val="single" w:color="B8C4D0" w:sz="4"/>
+            </w:tcBorders>
+            <w:tcMar>
+              <w:top w:type="dxa" w:w="80"/>
+              <w:left w:type="dxa" w:w="100"/>
+              <w:bottom w:type="dxa" w:w="80"/>
+              <w:right w:type="dxa" w:w="100"/>
+            </w:tcMar>
+          </w:tcPr>
+          <w:p>
+            <w:r>
+              <w:rPr>
+                <w:b w:val="false"/>
+                <w:bCs w:val="false"/>
+                <w:sz w:val="20"/>
+                <w:szCs w:val="20"/>
+              </w:rPr>
+              <w:t xml:space="preserve">☐ Ça marche</w:t>
+            </w:r>
+          </w:p>
+          <w:p>
+            <w:r>
+              <w:rPr>
+                <w:b w:val="false"/>
+                <w:bCs w:val="false"/>
+                <w:sz w:val="20"/>
+                <w:szCs w:val="20"/>
+              </w:rPr>
+              <w:t xml:space="preserve">☐ Ne marche pas</w:t>
+            </w:r>
+          </w:p>
+          <w:p>
+            <w:r>
+              <w:rPr>
+                <w:b w:val="false"/>
+                <w:bCs w:val="false"/>
+                <w:sz w:val="20"/>
+                <w:szCs w:val="20"/>
+              </w:rPr>
+              <w:t xml:space="preserve">☐ Pas compris</w:t>
+            </w:r>
+          </w:p>
+        </w:tc>
+        <w:tc>
+          <w:tcPr>
+            <w:tcW w:type="dxa" w:w="1526"/>
+            <w:tcBorders>
+              <w:top w:val="single" w:color="B8C4D0" w:sz="4"/>
+              <w:left w:val="single" w:color="B8C4D0" w:sz="4"/>
+              <w:bottom w:val="single" w:color="B8C4D0" w:sz="4"/>
+              <w:right w:val="single" w:color="B8C4D0" w:sz="4"/>
+            </w:tcBorders>
+            <w:tcMar>
+              <w:top w:type="dxa" w:w="80"/>
+              <w:left w:type="dxa" w:w="100"/>
+              <w:bottom w:type="dxa" w:w="80"/>
+              <w:right w:type="dxa" w:w="100"/>
+            </w:tcMar>
+          </w:tcPr>
+          <w:p>
+            <w:r>
+              <w:rPr>
+                <w:b w:val="false"/>
+                <w:bCs w:val="false"/>
+                <w:sz w:val="20"/>
+                <w:szCs w:val="20"/>
+              </w:rPr>
+              <w:t xml:space="preserve"/>
+            </w:r>
+          </w:p>
+        </w:tc>
+      </w:tr>
+    </w:tbl>
+    <w:p>
+      <w:pPr>
+        <w:spacing w:after="120"/>
+      </w:pPr>
+      <w:r>
+        <w:t xml:space="preserve"/>
+      </w:r>
+    </w:p>
+    <w:p>
+      <w:pPr>
+        <w:pStyle w:val="Heading1"/>
+      </w:pPr>
+      <w:r>
+        <w:t xml:space="preserve">Partie 11 — Terminer</w:t>
       </w:r>
     </w:p>
     <w:p>
@@ -4835,7 +8054,7 @@
         <w:sz w:val="16"/>
         <w:szCs w:val="16"/>
       </w:rPr>
-      <w:t xml:space="preserve">YABA — Guide de test — Transporteur — page </w:t>
+      <w:t xml:space="preserve">YABA — Guide de test — Transporteur (entreprise de transport) — page </w:t>
     </w:r>
     <w:r>
       <w:rPr>

--- a/docs/recette/guides-utilisateurs/Guide-de-test-Transporteur.docx
+++ b/docs/recette/guides-utilisateurs/Guide-de-test-Transporteur.docx
@@ -57,7 +57,7 @@
           <w:sz w:val="22"/>
           <w:szCs w:val="22"/>
         </w:rPr>
-        <w:t xml:space="preserve">Version 1.2 — 03/10/2026</w:t>
+        <w:t xml:space="preserve">Version 1.3 — 04/10/2026</w:t>
       </w:r>
     </w:p>
     <w:tbl>
@@ -171,7 +171,7 @@
           <w:b/>
           <w:bCs/>
         </w:rPr>
-        <w:t xml:space="preserve">Durée estimée : environ 75 minutes, en 11 parties.</w:t>
+        <w:t xml:space="preserve">Durée estimée : environ 75 minutes, en 12 parties.</w:t>
       </w:r>
     </w:p>
     <w:p>
@@ -3742,7 +3742,7 @@
           <w:i/>
           <w:iCs/>
         </w:rPr>
-        <w:t xml:space="preserve">Un chauffeur et un camion doivent entrer au terminal.</w:t>
+        <w:t xml:space="preserve">Vous enregistrez vos chauffeurs et vos camions. Préparez les photos des documents : une photo prise au téléphone suffit.</w:t>
       </w:r>
     </w:p>
     <w:tbl>
@@ -3976,7 +3976,7 @@
                 <w:sz w:val="20"/>
                 <w:szCs w:val="20"/>
               </w:rPr>
-              <w:t xml:space="preserve">Dans le menu, ouvrez « Enrôler ma flotte ».</w:t>
+              <w:t xml:space="preserve">Dans l'Espace Entreprise, cliquez sur « 🚚 Enrôler ma flotte » (tableau de bord ou menu).</w:t>
             </w:r>
           </w:p>
         </w:tc>
@@ -4004,7 +4004,7 @@
                 <w:sz w:val="20"/>
                 <w:szCs w:val="20"/>
               </w:rPr>
-              <w:t xml:space="preserve">Le formulaire s'affiche, avec une colonne « Expiration des documents ».</w:t>
+              <w:t xml:space="preserve">Le tableau de la flotte s'ouvre avec une première ligne « Chauffeur ».</w:t>
             </w:r>
           </w:p>
         </w:tc>
@@ -4144,7 +4144,7 @@
                 <w:sz w:val="20"/>
                 <w:szCs w:val="20"/>
               </w:rPr>
-              <w:t xml:space="preserve">Sur la première ligne, choisissez « Chauffeur », écrivez son nom et ses précisions.</w:t>
+              <w:t xml:space="preserve">Remplissez le nom et la date d'expiration du permis. Joignez le permis (recto puis verso) et la pièce d'identité (recto ; le verso est facultatif).</w:t>
             </w:r>
           </w:p>
         </w:tc>
@@ -4172,7 +4172,7 @@
                 <w:sz w:val="20"/>
                 <w:szCs w:val="20"/>
               </w:rPr>
-              <w:t xml:space="preserve">Un champ « Permis de conduire » apparaît dans la colonne des dates.</w:t>
+              <w:t xml:space="preserve">Chaque pièce choisie s'affiche avec ✅. Les pièces marquées * sont obligatoires.</w:t>
             </w:r>
           </w:p>
         </w:tc>
@@ -4312,7 +4312,7 @@
                 <w:sz w:val="20"/>
                 <w:szCs w:val="20"/>
               </w:rPr>
-              <w:t xml:space="preserve">Ajoutez une ligne, choisissez « Camion », écrivez son immatriculation.</w:t>
+              <w:t xml:space="preserve">« + Ajouter une ligne », choisissez « Camion » : immatriculation, dates d'assurance et de visite technique, carte grise recto et verso, attestation d'assurance.</w:t>
             </w:r>
           </w:p>
         </w:tc>
@@ -4340,7 +4340,7 @@
                 <w:sz w:val="20"/>
                 <w:szCs w:val="20"/>
               </w:rPr>
-              <w:t xml:space="preserve">Deux champs apparaissent : « Assurance » et « Visite technique ».</w:t>
+              <w:t xml:space="preserve">Le bouton d'envoi reste grisé tant qu'une date ou une pièce obligatoire manque.</w:t>
             </w:r>
           </w:p>
         </w:tc>
@@ -4480,7 +4480,7 @@
                 <w:sz w:val="20"/>
                 <w:szCs w:val="20"/>
               </w:rPr>
-              <w:t xml:space="preserve">Essayez d'envoyer sans remplir toutes les dates.</w:t>
+              <w:t xml:space="preserve">Cliquez sur « Soumettre l'enrôlement de la flotte ».</w:t>
             </w:r>
           </w:p>
         </w:tc>
@@ -4508,343 +4508,7 @@
                 <w:sz w:val="20"/>
                 <w:szCs w:val="20"/>
               </w:rPr>
-              <w:t xml:space="preserve">Le bouton d'envoi reste grisé : chaque date est obligatoire.</w:t>
-            </w:r>
-          </w:p>
-        </w:tc>
-        <w:tc>
-          <w:tcPr>
-            <w:tcW w:type="dxa" w:w="1800"/>
-            <w:tcBorders>
-              <w:top w:val="single" w:color="B8C4D0" w:sz="4"/>
-              <w:left w:val="single" w:color="B8C4D0" w:sz="4"/>
-              <w:bottom w:val="single" w:color="B8C4D0" w:sz="4"/>
-              <w:right w:val="single" w:color="B8C4D0" w:sz="4"/>
-            </w:tcBorders>
-            <w:tcMar>
-              <w:top w:type="dxa" w:w="80"/>
-              <w:left w:type="dxa" w:w="100"/>
-              <w:bottom w:type="dxa" w:w="80"/>
-              <w:right w:type="dxa" w:w="100"/>
-            </w:tcMar>
-          </w:tcPr>
-          <w:p>
-            <w:r>
-              <w:rPr>
-                <w:b w:val="false"/>
-                <w:bCs w:val="false"/>
-                <w:sz w:val="20"/>
-                <w:szCs w:val="20"/>
-              </w:rPr>
-              <w:t xml:space="preserve">☐ Ça marche</w:t>
-            </w:r>
-          </w:p>
-          <w:p>
-            <w:r>
-              <w:rPr>
-                <w:b w:val="false"/>
-                <w:bCs w:val="false"/>
-                <w:sz w:val="20"/>
-                <w:szCs w:val="20"/>
-              </w:rPr>
-              <w:t xml:space="preserve">☐ Ne marche pas</w:t>
-            </w:r>
-          </w:p>
-          <w:p>
-            <w:r>
-              <w:rPr>
-                <w:b w:val="false"/>
-                <w:bCs w:val="false"/>
-                <w:sz w:val="20"/>
-                <w:szCs w:val="20"/>
-              </w:rPr>
-              <w:t xml:space="preserve">☐ Pas compris</w:t>
-            </w:r>
-          </w:p>
-        </w:tc>
-        <w:tc>
-          <w:tcPr>
-            <w:tcW w:type="dxa" w:w="1526"/>
-            <w:tcBorders>
-              <w:top w:val="single" w:color="B8C4D0" w:sz="4"/>
-              <w:left w:val="single" w:color="B8C4D0" w:sz="4"/>
-              <w:bottom w:val="single" w:color="B8C4D0" w:sz="4"/>
-              <w:right w:val="single" w:color="B8C4D0" w:sz="4"/>
-            </w:tcBorders>
-            <w:tcMar>
-              <w:top w:type="dxa" w:w="80"/>
-              <w:left w:type="dxa" w:w="100"/>
-              <w:bottom w:type="dxa" w:w="80"/>
-              <w:right w:type="dxa" w:w="100"/>
-            </w:tcMar>
-          </w:tcPr>
-          <w:p>
-            <w:r>
-              <w:rPr>
-                <w:b w:val="false"/>
-                <w:bCs w:val="false"/>
-                <w:sz w:val="20"/>
-                <w:szCs w:val="20"/>
-              </w:rPr>
-              <w:t xml:space="preserve"/>
-            </w:r>
-          </w:p>
-        </w:tc>
-      </w:tr>
-      <w:tr>
-        <w:trPr>
-          <w:cantSplit/>
-        </w:trPr>
-        <w:tc>
-          <w:tcPr>
-            <w:tcW w:type="dxa" w:w="480"/>
-            <w:tcBorders>
-              <w:top w:val="single" w:color="B8C4D0" w:sz="4"/>
-              <w:left w:val="single" w:color="B8C4D0" w:sz="4"/>
-              <w:bottom w:val="single" w:color="B8C4D0" w:sz="4"/>
-              <w:right w:val="single" w:color="B8C4D0" w:sz="4"/>
-            </w:tcBorders>
-            <w:shd w:fill="EAF1F8" w:color="auto" w:val="clear"/>
-            <w:tcMar>
-              <w:top w:type="dxa" w:w="80"/>
-              <w:left w:type="dxa" w:w="100"/>
-              <w:bottom w:type="dxa" w:w="80"/>
-              <w:right w:type="dxa" w:w="100"/>
-            </w:tcMar>
-          </w:tcPr>
-          <w:p>
-            <w:r>
-              <w:rPr>
-                <w:b w:val="false"/>
-                <w:bCs w:val="false"/>
-                <w:sz w:val="20"/>
-                <w:szCs w:val="20"/>
-              </w:rPr>
-              <w:t xml:space="preserve">5</w:t>
-            </w:r>
-          </w:p>
-        </w:tc>
-        <w:tc>
-          <w:tcPr>
-            <w:tcW w:type="dxa" w:w="3300"/>
-            <w:tcBorders>
-              <w:top w:val="single" w:color="B8C4D0" w:sz="4"/>
-              <w:left w:val="single" w:color="B8C4D0" w:sz="4"/>
-              <w:bottom w:val="single" w:color="B8C4D0" w:sz="4"/>
-              <w:right w:val="single" w:color="B8C4D0" w:sz="4"/>
-            </w:tcBorders>
-            <w:tcMar>
-              <w:top w:type="dxa" w:w="80"/>
-              <w:left w:type="dxa" w:w="100"/>
-              <w:bottom w:type="dxa" w:w="80"/>
-              <w:right w:type="dxa" w:w="100"/>
-            </w:tcMar>
-          </w:tcPr>
-          <w:p>
-            <w:r>
-              <w:rPr>
-                <w:b w:val="false"/>
-                <w:bCs w:val="false"/>
-                <w:sz w:val="20"/>
-                <w:szCs w:val="20"/>
-              </w:rPr>
-              <w:t xml:space="preserve">Remplissez toutes les dates (dans le futur) et envoyez.</w:t>
-            </w:r>
-          </w:p>
-        </w:tc>
-        <w:tc>
-          <w:tcPr>
-            <w:tcW w:type="dxa" w:w="2800"/>
-            <w:tcBorders>
-              <w:top w:val="single" w:color="B8C4D0" w:sz="4"/>
-              <w:left w:val="single" w:color="B8C4D0" w:sz="4"/>
-              <w:bottom w:val="single" w:color="B8C4D0" w:sz="4"/>
-              <w:right w:val="single" w:color="B8C4D0" w:sz="4"/>
-            </w:tcBorders>
-            <w:tcMar>
-              <w:top w:type="dxa" w:w="80"/>
-              <w:left w:type="dxa" w:w="100"/>
-              <w:bottom w:type="dxa" w:w="80"/>
-              <w:right w:type="dxa" w:w="100"/>
-            </w:tcMar>
-          </w:tcPr>
-          <w:p>
-            <w:r>
-              <w:rPr>
-                <w:b w:val="false"/>
-                <w:bCs w:val="false"/>
-                <w:sz w:val="20"/>
-                <w:szCs w:val="20"/>
-              </w:rPr>
-              <w:t xml:space="preserve">Chaque chauffeur et chaque camion reçoit un numéro qui commence par ENR-.</w:t>
-            </w:r>
-          </w:p>
-        </w:tc>
-        <w:tc>
-          <w:tcPr>
-            <w:tcW w:type="dxa" w:w="1800"/>
-            <w:tcBorders>
-              <w:top w:val="single" w:color="B8C4D0" w:sz="4"/>
-              <w:left w:val="single" w:color="B8C4D0" w:sz="4"/>
-              <w:bottom w:val="single" w:color="B8C4D0" w:sz="4"/>
-              <w:right w:val="single" w:color="B8C4D0" w:sz="4"/>
-            </w:tcBorders>
-            <w:tcMar>
-              <w:top w:type="dxa" w:w="80"/>
-              <w:left w:type="dxa" w:w="100"/>
-              <w:bottom w:type="dxa" w:w="80"/>
-              <w:right w:type="dxa" w:w="100"/>
-            </w:tcMar>
-          </w:tcPr>
-          <w:p>
-            <w:r>
-              <w:rPr>
-                <w:b w:val="false"/>
-                <w:bCs w:val="false"/>
-                <w:sz w:val="20"/>
-                <w:szCs w:val="20"/>
-              </w:rPr>
-              <w:t xml:space="preserve">☐ Ça marche</w:t>
-            </w:r>
-          </w:p>
-          <w:p>
-            <w:r>
-              <w:rPr>
-                <w:b w:val="false"/>
-                <w:bCs w:val="false"/>
-                <w:sz w:val="20"/>
-                <w:szCs w:val="20"/>
-              </w:rPr>
-              <w:t xml:space="preserve">☐ Ne marche pas</w:t>
-            </w:r>
-          </w:p>
-          <w:p>
-            <w:r>
-              <w:rPr>
-                <w:b w:val="false"/>
-                <w:bCs w:val="false"/>
-                <w:sz w:val="20"/>
-                <w:szCs w:val="20"/>
-              </w:rPr>
-              <w:t xml:space="preserve">☐ Pas compris</w:t>
-            </w:r>
-          </w:p>
-        </w:tc>
-        <w:tc>
-          <w:tcPr>
-            <w:tcW w:type="dxa" w:w="1526"/>
-            <w:tcBorders>
-              <w:top w:val="single" w:color="B8C4D0" w:sz="4"/>
-              <w:left w:val="single" w:color="B8C4D0" w:sz="4"/>
-              <w:bottom w:val="single" w:color="B8C4D0" w:sz="4"/>
-              <w:right w:val="single" w:color="B8C4D0" w:sz="4"/>
-            </w:tcBorders>
-            <w:tcMar>
-              <w:top w:type="dxa" w:w="80"/>
-              <w:left w:type="dxa" w:w="100"/>
-              <w:bottom w:type="dxa" w:w="80"/>
-              <w:right w:type="dxa" w:w="100"/>
-            </w:tcMar>
-          </w:tcPr>
-          <w:p>
-            <w:r>
-              <w:rPr>
-                <w:b w:val="false"/>
-                <w:bCs w:val="false"/>
-                <w:sz w:val="20"/>
-                <w:szCs w:val="20"/>
-              </w:rPr>
-              <w:t xml:space="preserve"/>
-            </w:r>
-          </w:p>
-        </w:tc>
-      </w:tr>
-      <w:tr>
-        <w:trPr>
-          <w:cantSplit/>
-        </w:trPr>
-        <w:tc>
-          <w:tcPr>
-            <w:tcW w:type="dxa" w:w="480"/>
-            <w:tcBorders>
-              <w:top w:val="single" w:color="B8C4D0" w:sz="4"/>
-              <w:left w:val="single" w:color="B8C4D0" w:sz="4"/>
-              <w:bottom w:val="single" w:color="B8C4D0" w:sz="4"/>
-              <w:right w:val="single" w:color="B8C4D0" w:sz="4"/>
-            </w:tcBorders>
-            <w:shd w:fill="EAF1F8" w:color="auto" w:val="clear"/>
-            <w:tcMar>
-              <w:top w:type="dxa" w:w="80"/>
-              <w:left w:type="dxa" w:w="100"/>
-              <w:bottom w:type="dxa" w:w="80"/>
-              <w:right w:type="dxa" w:w="100"/>
-            </w:tcMar>
-          </w:tcPr>
-          <w:p>
-            <w:r>
-              <w:rPr>
-                <w:b w:val="false"/>
-                <w:bCs w:val="false"/>
-                <w:sz w:val="20"/>
-                <w:szCs w:val="20"/>
-              </w:rPr>
-              <w:t xml:space="preserve">6</w:t>
-            </w:r>
-          </w:p>
-        </w:tc>
-        <w:tc>
-          <w:tcPr>
-            <w:tcW w:type="dxa" w:w="3300"/>
-            <w:tcBorders>
-              <w:top w:val="single" w:color="B8C4D0" w:sz="4"/>
-              <w:left w:val="single" w:color="B8C4D0" w:sz="4"/>
-              <w:bottom w:val="single" w:color="B8C4D0" w:sz="4"/>
-              <w:right w:val="single" w:color="B8C4D0" w:sz="4"/>
-            </w:tcBorders>
-            <w:tcMar>
-              <w:top w:type="dxa" w:w="80"/>
-              <w:left w:type="dxa" w:w="100"/>
-              <w:bottom w:type="dxa" w:w="80"/>
-              <w:right w:type="dxa" w:w="100"/>
-            </w:tcMar>
-          </w:tcPr>
-          <w:p>
-            <w:r>
-              <w:rPr>
-                <w:b w:val="false"/>
-                <w:bCs w:val="false"/>
-                <w:sz w:val="20"/>
-                <w:szCs w:val="20"/>
-              </w:rPr>
-              <w:t xml:space="preserve">Recommencez avec une date de permis déjà passée.</w:t>
-            </w:r>
-          </w:p>
-        </w:tc>
-        <w:tc>
-          <w:tcPr>
-            <w:tcW w:type="dxa" w:w="2800"/>
-            <w:tcBorders>
-              <w:top w:val="single" w:color="B8C4D0" w:sz="4"/>
-              <w:left w:val="single" w:color="B8C4D0" w:sz="4"/>
-              <w:bottom w:val="single" w:color="B8C4D0" w:sz="4"/>
-              <w:right w:val="single" w:color="B8C4D0" w:sz="4"/>
-            </w:tcBorders>
-            <w:tcMar>
-              <w:top w:type="dxa" w:w="80"/>
-              <w:left w:type="dxa" w:w="100"/>
-              <w:bottom w:type="dxa" w:w="80"/>
-              <w:right w:type="dxa" w:w="100"/>
-            </w:tcMar>
-          </w:tcPr>
-          <w:p>
-            <w:r>
-              <w:rPr>
-                <w:b w:val="false"/>
-                <w:bCs w:val="false"/>
-                <w:sz w:val="20"/>
-                <w:szCs w:val="20"/>
-              </w:rPr>
-              <w:t xml:space="preserve">YABA refuse et indique quel document est expiré.</w:t>
+              <w:t xml:space="preserve">Un ticket par chauffeur ou camion ; « 📎 Pièces jointes : … documents déposés et analysés ».</w:t>
             </w:r>
           </w:p>
         </w:tc>
@@ -5875,7 +5539,7 @@
           <w:i/>
           <w:iCs/>
         </w:rPr>
-        <w:t xml:space="preserve">Un chauffeur ne travaille plus pour vous.</w:t>
+        <w:t xml:space="preserve">Un chauffeur a quitté l'entreprise, ou un camion a été vendu.</w:t>
       </w:r>
     </w:p>
     <w:tbl>
@@ -6109,7 +5773,7 @@
                 <w:sz w:val="20"/>
                 <w:szCs w:val="20"/>
               </w:rPr>
-              <w:t xml:space="preserve">Ouvrez « Retrait d'accès flotte », ajoutez le chauffeur avec le motif, puis cliquez sur « 🗑 Soumettre le retrait ».</w:t>
+              <w:t xml:space="preserve">Ouvrez « Retrait d'accès flotte ». Choisissez le type puis le chauffeur ou le camion dans la liste.</w:t>
             </w:r>
           </w:p>
         </w:tc>
@@ -6137,7 +5801,175 @@
                 <w:sz w:val="20"/>
                 <w:szCs w:val="20"/>
               </w:rPr>
-              <w:t xml:space="preserve">La demande de retrait est enregistrée. Aucune date ni aucun document n'est demandé.</w:t>
+              <w:t xml:space="preserve">La liste ne propose que votre flotte en service. « Autre (saisie libre)… » sert pour un badge délivré avant YABA.</w:t>
+            </w:r>
+          </w:p>
+        </w:tc>
+        <w:tc>
+          <w:tcPr>
+            <w:tcW w:type="dxa" w:w="1800"/>
+            <w:tcBorders>
+              <w:top w:val="single" w:color="B8C4D0" w:sz="4"/>
+              <w:left w:val="single" w:color="B8C4D0" w:sz="4"/>
+              <w:bottom w:val="single" w:color="B8C4D0" w:sz="4"/>
+              <w:right w:val="single" w:color="B8C4D0" w:sz="4"/>
+            </w:tcBorders>
+            <w:tcMar>
+              <w:top w:type="dxa" w:w="80"/>
+              <w:left w:type="dxa" w:w="100"/>
+              <w:bottom w:type="dxa" w:w="80"/>
+              <w:right w:type="dxa" w:w="100"/>
+            </w:tcMar>
+          </w:tcPr>
+          <w:p>
+            <w:r>
+              <w:rPr>
+                <w:b w:val="false"/>
+                <w:bCs w:val="false"/>
+                <w:sz w:val="20"/>
+                <w:szCs w:val="20"/>
+              </w:rPr>
+              <w:t xml:space="preserve">☐ Ça marche</w:t>
+            </w:r>
+          </w:p>
+          <w:p>
+            <w:r>
+              <w:rPr>
+                <w:b w:val="false"/>
+                <w:bCs w:val="false"/>
+                <w:sz w:val="20"/>
+                <w:szCs w:val="20"/>
+              </w:rPr>
+              <w:t xml:space="preserve">☐ Ne marche pas</w:t>
+            </w:r>
+          </w:p>
+          <w:p>
+            <w:r>
+              <w:rPr>
+                <w:b w:val="false"/>
+                <w:bCs w:val="false"/>
+                <w:sz w:val="20"/>
+                <w:szCs w:val="20"/>
+              </w:rPr>
+              <w:t xml:space="preserve">☐ Pas compris</w:t>
+            </w:r>
+          </w:p>
+        </w:tc>
+        <w:tc>
+          <w:tcPr>
+            <w:tcW w:type="dxa" w:w="1526"/>
+            <w:tcBorders>
+              <w:top w:val="single" w:color="B8C4D0" w:sz="4"/>
+              <w:left w:val="single" w:color="B8C4D0" w:sz="4"/>
+              <w:bottom w:val="single" w:color="B8C4D0" w:sz="4"/>
+              <w:right w:val="single" w:color="B8C4D0" w:sz="4"/>
+            </w:tcBorders>
+            <w:tcMar>
+              <w:top w:type="dxa" w:w="80"/>
+              <w:left w:type="dxa" w:w="100"/>
+              <w:bottom w:type="dxa" w:w="80"/>
+              <w:right w:type="dxa" w:w="100"/>
+            </w:tcMar>
+          </w:tcPr>
+          <w:p>
+            <w:r>
+              <w:rPr>
+                <w:b w:val="false"/>
+                <w:bCs w:val="false"/>
+                <w:sz w:val="20"/>
+                <w:szCs w:val="20"/>
+              </w:rPr>
+              <w:t xml:space="preserve"/>
+            </w:r>
+          </w:p>
+        </w:tc>
+      </w:tr>
+      <w:tr>
+        <w:trPr>
+          <w:cantSplit/>
+        </w:trPr>
+        <w:tc>
+          <w:tcPr>
+            <w:tcW w:type="dxa" w:w="480"/>
+            <w:tcBorders>
+              <w:top w:val="single" w:color="B8C4D0" w:sz="4"/>
+              <w:left w:val="single" w:color="B8C4D0" w:sz="4"/>
+              <w:bottom w:val="single" w:color="B8C4D0" w:sz="4"/>
+              <w:right w:val="single" w:color="B8C4D0" w:sz="4"/>
+            </w:tcBorders>
+            <w:shd w:fill="EAF1F8" w:color="auto" w:val="clear"/>
+            <w:tcMar>
+              <w:top w:type="dxa" w:w="80"/>
+              <w:left w:type="dxa" w:w="100"/>
+              <w:bottom w:type="dxa" w:w="80"/>
+              <w:right w:type="dxa" w:w="100"/>
+            </w:tcMar>
+          </w:tcPr>
+          <w:p>
+            <w:r>
+              <w:rPr>
+                <w:b w:val="false"/>
+                <w:bCs w:val="false"/>
+                <w:sz w:val="20"/>
+                <w:szCs w:val="20"/>
+              </w:rPr>
+              <w:t xml:space="preserve">2</w:t>
+            </w:r>
+          </w:p>
+        </w:tc>
+        <w:tc>
+          <w:tcPr>
+            <w:tcW w:type="dxa" w:w="3300"/>
+            <w:tcBorders>
+              <w:top w:val="single" w:color="B8C4D0" w:sz="4"/>
+              <w:left w:val="single" w:color="B8C4D0" w:sz="4"/>
+              <w:bottom w:val="single" w:color="B8C4D0" w:sz="4"/>
+              <w:right w:val="single" w:color="B8C4D0" w:sz="4"/>
+            </w:tcBorders>
+            <w:tcMar>
+              <w:top w:type="dxa" w:w="80"/>
+              <w:left w:type="dxa" w:w="100"/>
+              <w:bottom w:type="dxa" w:w="80"/>
+              <w:right w:type="dxa" w:w="100"/>
+            </w:tcMar>
+          </w:tcPr>
+          <w:p>
+            <w:r>
+              <w:rPr>
+                <w:b w:val="false"/>
+                <w:bCs w:val="false"/>
+                <w:sz w:val="20"/>
+                <w:szCs w:val="20"/>
+              </w:rPr>
+              <w:t xml:space="preserve">Indiquez le motif et cliquez sur « Soumettre le retrait ».</w:t>
+            </w:r>
+          </w:p>
+        </w:tc>
+        <w:tc>
+          <w:tcPr>
+            <w:tcW w:type="dxa" w:w="2800"/>
+            <w:tcBorders>
+              <w:top w:val="single" w:color="B8C4D0" w:sz="4"/>
+              <w:left w:val="single" w:color="B8C4D0" w:sz="4"/>
+              <w:bottom w:val="single" w:color="B8C4D0" w:sz="4"/>
+              <w:right w:val="single" w:color="B8C4D0" w:sz="4"/>
+            </w:tcBorders>
+            <w:tcMar>
+              <w:top w:type="dxa" w:w="80"/>
+              <w:left w:type="dxa" w:w="100"/>
+              <w:bottom w:type="dxa" w:w="80"/>
+              <w:right w:type="dxa" w:w="100"/>
+            </w:tcMar>
+          </w:tcPr>
+          <w:p>
+            <w:r>
+              <w:rPr>
+                <w:b w:val="false"/>
+                <w:bCs w:val="false"/>
+                <w:sz w:val="20"/>
+                <w:szCs w:val="20"/>
+              </w:rPr>
+              <w:t xml:space="preserve">Une demande de retrait est créée et suivie dans « Dossiers de flotte ».</w:t>
             </w:r>
           </w:p>
         </w:tc>
@@ -7320,7 +7152,550 @@
         <w:pStyle w:val="Heading1"/>
       </w:pPr>
       <w:r>
-        <w:t xml:space="preserve">Partie 11 — Terminer</w:t>
+        <w:t xml:space="preserve">Partie 11 — Répondre à une demande de l'Agent Gate</w:t>
+      </w:r>
+    </w:p>
+    <w:p>
+      <w:pPr>
+        <w:spacing w:after="120"/>
+        <w:rPr>
+          <w:i/>
+          <w:iCs/>
+        </w:rPr>
+      </w:pPr>
+      <w:r>
+        <w:rPr>
+          <w:i/>
+          <w:iCs/>
+        </w:rPr>
+        <w:t xml:space="preserve">L'Agent Gate vous demande une pièce supplémentaire (attestation, certificat médical…).</w:t>
+      </w:r>
+    </w:p>
+    <w:tbl>
+      <w:tblPr>
+        <w:tblW w:type="dxa" w:w="9906"/>
+        <w:tblBorders>
+          <w:top w:val="single" w:color="auto" w:sz="4"/>
+          <w:left w:val="single" w:color="auto" w:sz="4"/>
+          <w:bottom w:val="single" w:color="auto" w:sz="4"/>
+          <w:right w:val="single" w:color="auto" w:sz="4"/>
+          <w:insideH w:val="single" w:color="auto" w:sz="4"/>
+          <w:insideV w:val="single" w:color="auto" w:sz="4"/>
+        </w:tblBorders>
+      </w:tblPr>
+      <w:tblGrid>
+        <w:gridCol w:w="480"/>
+        <w:gridCol w:w="3300"/>
+        <w:gridCol w:w="2800"/>
+        <w:gridCol w:w="1800"/>
+        <w:gridCol w:w="1526"/>
+      </w:tblGrid>
+      <w:tr>
+        <w:trPr>
+          <w:tblHeader/>
+        </w:trPr>
+        <w:tc>
+          <w:tcPr>
+            <w:tcW w:type="dxa" w:w="480"/>
+            <w:tcBorders>
+              <w:top w:val="single" w:color="B8C4D0" w:sz="4"/>
+              <w:left w:val="single" w:color="B8C4D0" w:sz="4"/>
+              <w:bottom w:val="single" w:color="B8C4D0" w:sz="4"/>
+              <w:right w:val="single" w:color="B8C4D0" w:sz="4"/>
+            </w:tcBorders>
+            <w:shd w:fill="0B3D6E" w:color="auto" w:val="clear"/>
+            <w:tcMar>
+              <w:top w:type="dxa" w:w="80"/>
+              <w:left w:type="dxa" w:w="100"/>
+              <w:bottom w:type="dxa" w:w="80"/>
+              <w:right w:type="dxa" w:w="100"/>
+            </w:tcMar>
+          </w:tcPr>
+          <w:p>
+            <w:r>
+              <w:rPr>
+                <w:b/>
+                <w:bCs/>
+                <w:color w:val="FFFFFF"/>
+                <w:sz w:val="20"/>
+                <w:szCs w:val="20"/>
+              </w:rPr>
+              <w:t xml:space="preserve">N°</w:t>
+            </w:r>
+          </w:p>
+        </w:tc>
+        <w:tc>
+          <w:tcPr>
+            <w:tcW w:type="dxa" w:w="3300"/>
+            <w:tcBorders>
+              <w:top w:val="single" w:color="B8C4D0" w:sz="4"/>
+              <w:left w:val="single" w:color="B8C4D0" w:sz="4"/>
+              <w:bottom w:val="single" w:color="B8C4D0" w:sz="4"/>
+              <w:right w:val="single" w:color="B8C4D0" w:sz="4"/>
+            </w:tcBorders>
+            <w:shd w:fill="0B3D6E" w:color="auto" w:val="clear"/>
+            <w:tcMar>
+              <w:top w:type="dxa" w:w="80"/>
+              <w:left w:type="dxa" w:w="100"/>
+              <w:bottom w:type="dxa" w:w="80"/>
+              <w:right w:type="dxa" w:w="100"/>
+            </w:tcMar>
+          </w:tcPr>
+          <w:p>
+            <w:r>
+              <w:rPr>
+                <w:b/>
+                <w:bCs/>
+                <w:color w:val="FFFFFF"/>
+                <w:sz w:val="20"/>
+                <w:szCs w:val="20"/>
+              </w:rPr>
+              <w:t xml:space="preserve">Ce que vous faites</w:t>
+            </w:r>
+          </w:p>
+        </w:tc>
+        <w:tc>
+          <w:tcPr>
+            <w:tcW w:type="dxa" w:w="2800"/>
+            <w:tcBorders>
+              <w:top w:val="single" w:color="B8C4D0" w:sz="4"/>
+              <w:left w:val="single" w:color="B8C4D0" w:sz="4"/>
+              <w:bottom w:val="single" w:color="B8C4D0" w:sz="4"/>
+              <w:right w:val="single" w:color="B8C4D0" w:sz="4"/>
+            </w:tcBorders>
+            <w:shd w:fill="0B3D6E" w:color="auto" w:val="clear"/>
+            <w:tcMar>
+              <w:top w:type="dxa" w:w="80"/>
+              <w:left w:type="dxa" w:w="100"/>
+              <w:bottom w:type="dxa" w:w="80"/>
+              <w:right w:type="dxa" w:w="100"/>
+            </w:tcMar>
+          </w:tcPr>
+          <w:p>
+            <w:r>
+              <w:rPr>
+                <w:b/>
+                <w:bCs/>
+                <w:color w:val="FFFFFF"/>
+                <w:sz w:val="20"/>
+                <w:szCs w:val="20"/>
+              </w:rPr>
+              <w:t xml:space="preserve">Ce que vous devez voir</w:t>
+            </w:r>
+          </w:p>
+        </w:tc>
+        <w:tc>
+          <w:tcPr>
+            <w:tcW w:type="dxa" w:w="1800"/>
+            <w:tcBorders>
+              <w:top w:val="single" w:color="B8C4D0" w:sz="4"/>
+              <w:left w:val="single" w:color="B8C4D0" w:sz="4"/>
+              <w:bottom w:val="single" w:color="B8C4D0" w:sz="4"/>
+              <w:right w:val="single" w:color="B8C4D0" w:sz="4"/>
+            </w:tcBorders>
+            <w:shd w:fill="0B3D6E" w:color="auto" w:val="clear"/>
+            <w:tcMar>
+              <w:top w:type="dxa" w:w="80"/>
+              <w:left w:type="dxa" w:w="100"/>
+              <w:bottom w:type="dxa" w:w="80"/>
+              <w:right w:type="dxa" w:w="100"/>
+            </w:tcMar>
+          </w:tcPr>
+          <w:p>
+            <w:r>
+              <w:rPr>
+                <w:b/>
+                <w:bCs/>
+                <w:color w:val="FFFFFF"/>
+                <w:sz w:val="20"/>
+                <w:szCs w:val="20"/>
+              </w:rPr>
+              <w:t xml:space="preserve">Résultat</w:t>
+            </w:r>
+          </w:p>
+        </w:tc>
+        <w:tc>
+          <w:tcPr>
+            <w:tcW w:type="dxa" w:w="1526"/>
+            <w:tcBorders>
+              <w:top w:val="single" w:color="B8C4D0" w:sz="4"/>
+              <w:left w:val="single" w:color="B8C4D0" w:sz="4"/>
+              <w:bottom w:val="single" w:color="B8C4D0" w:sz="4"/>
+              <w:right w:val="single" w:color="B8C4D0" w:sz="4"/>
+            </w:tcBorders>
+            <w:shd w:fill="0B3D6E" w:color="auto" w:val="clear"/>
+            <w:tcMar>
+              <w:top w:type="dxa" w:w="80"/>
+              <w:left w:type="dxa" w:w="100"/>
+              <w:bottom w:type="dxa" w:w="80"/>
+              <w:right w:type="dxa" w:w="100"/>
+            </w:tcMar>
+          </w:tcPr>
+          <w:p>
+            <w:r>
+              <w:rPr>
+                <w:b/>
+                <w:bCs/>
+                <w:color w:val="FFFFFF"/>
+                <w:sz w:val="20"/>
+                <w:szCs w:val="20"/>
+              </w:rPr>
+              <w:t xml:space="preserve">Commentaire</w:t>
+            </w:r>
+          </w:p>
+        </w:tc>
+      </w:tr>
+      <w:tr>
+        <w:trPr>
+          <w:cantSplit/>
+        </w:trPr>
+        <w:tc>
+          <w:tcPr>
+            <w:tcW w:type="dxa" w:w="480"/>
+            <w:tcBorders>
+              <w:top w:val="single" w:color="B8C4D0" w:sz="4"/>
+              <w:left w:val="single" w:color="B8C4D0" w:sz="4"/>
+              <w:bottom w:val="single" w:color="B8C4D0" w:sz="4"/>
+              <w:right w:val="single" w:color="B8C4D0" w:sz="4"/>
+            </w:tcBorders>
+            <w:shd w:fill="EAF1F8" w:color="auto" w:val="clear"/>
+            <w:tcMar>
+              <w:top w:type="dxa" w:w="80"/>
+              <w:left w:type="dxa" w:w="100"/>
+              <w:bottom w:type="dxa" w:w="80"/>
+              <w:right w:type="dxa" w:w="100"/>
+            </w:tcMar>
+          </w:tcPr>
+          <w:p>
+            <w:r>
+              <w:rPr>
+                <w:b w:val="false"/>
+                <w:bCs w:val="false"/>
+                <w:sz w:val="20"/>
+                <w:szCs w:val="20"/>
+              </w:rPr>
+              <w:t xml:space="preserve">1</w:t>
+            </w:r>
+          </w:p>
+        </w:tc>
+        <w:tc>
+          <w:tcPr>
+            <w:tcW w:type="dxa" w:w="3300"/>
+            <w:tcBorders>
+              <w:top w:val="single" w:color="B8C4D0" w:sz="4"/>
+              <w:left w:val="single" w:color="B8C4D0" w:sz="4"/>
+              <w:bottom w:val="single" w:color="B8C4D0" w:sz="4"/>
+              <w:right w:val="single" w:color="B8C4D0" w:sz="4"/>
+            </w:tcBorders>
+            <w:tcMar>
+              <w:top w:type="dxa" w:w="80"/>
+              <w:left w:type="dxa" w:w="100"/>
+              <w:bottom w:type="dxa" w:w="80"/>
+              <w:right w:type="dxa" w:w="100"/>
+            </w:tcMar>
+          </w:tcPr>
+          <w:p>
+            <w:r>
+              <w:rPr>
+                <w:b w:val="false"/>
+                <w:bCs w:val="false"/>
+                <w:sz w:val="20"/>
+                <w:szCs w:val="20"/>
+              </w:rPr>
+              <w:t xml:space="preserve">Ouvrez « Dossiers de flotte », puis le dossier « En attente client ».</w:t>
+            </w:r>
+          </w:p>
+        </w:tc>
+        <w:tc>
+          <w:tcPr>
+            <w:tcW w:type="dxa" w:w="2800"/>
+            <w:tcBorders>
+              <w:top w:val="single" w:color="B8C4D0" w:sz="4"/>
+              <w:left w:val="single" w:color="B8C4D0" w:sz="4"/>
+              <w:bottom w:val="single" w:color="B8C4D0" w:sz="4"/>
+              <w:right w:val="single" w:color="B8C4D0" w:sz="4"/>
+            </w:tcBorders>
+            <w:tcMar>
+              <w:top w:type="dxa" w:w="80"/>
+              <w:left w:type="dxa" w:w="100"/>
+              <w:bottom w:type="dxa" w:w="80"/>
+              <w:right w:type="dxa" w:w="100"/>
+            </w:tcMar>
+          </w:tcPr>
+          <w:p>
+            <w:r>
+              <w:rPr>
+                <w:b w:val="false"/>
+                <w:bCs w:val="false"/>
+                <w:sz w:val="20"/>
+                <w:szCs w:val="20"/>
+              </w:rPr>
+              <w:t xml:space="preserve">L'encadré « Un complément est demandé » affiche « Demande de l'agent : … ».</w:t>
+            </w:r>
+          </w:p>
+        </w:tc>
+        <w:tc>
+          <w:tcPr>
+            <w:tcW w:type="dxa" w:w="1800"/>
+            <w:tcBorders>
+              <w:top w:val="single" w:color="B8C4D0" w:sz="4"/>
+              <w:left w:val="single" w:color="B8C4D0" w:sz="4"/>
+              <w:bottom w:val="single" w:color="B8C4D0" w:sz="4"/>
+              <w:right w:val="single" w:color="B8C4D0" w:sz="4"/>
+            </w:tcBorders>
+            <w:tcMar>
+              <w:top w:type="dxa" w:w="80"/>
+              <w:left w:type="dxa" w:w="100"/>
+              <w:bottom w:type="dxa" w:w="80"/>
+              <w:right w:type="dxa" w:w="100"/>
+            </w:tcMar>
+          </w:tcPr>
+          <w:p>
+            <w:r>
+              <w:rPr>
+                <w:b w:val="false"/>
+                <w:bCs w:val="false"/>
+                <w:sz w:val="20"/>
+                <w:szCs w:val="20"/>
+              </w:rPr>
+              <w:t xml:space="preserve">☐ Ça marche</w:t>
+            </w:r>
+          </w:p>
+          <w:p>
+            <w:r>
+              <w:rPr>
+                <w:b w:val="false"/>
+                <w:bCs w:val="false"/>
+                <w:sz w:val="20"/>
+                <w:szCs w:val="20"/>
+              </w:rPr>
+              <w:t xml:space="preserve">☐ Ne marche pas</w:t>
+            </w:r>
+          </w:p>
+          <w:p>
+            <w:r>
+              <w:rPr>
+                <w:b w:val="false"/>
+                <w:bCs w:val="false"/>
+                <w:sz w:val="20"/>
+                <w:szCs w:val="20"/>
+              </w:rPr>
+              <w:t xml:space="preserve">☐ Pas compris</w:t>
+            </w:r>
+          </w:p>
+        </w:tc>
+        <w:tc>
+          <w:tcPr>
+            <w:tcW w:type="dxa" w:w="1526"/>
+            <w:tcBorders>
+              <w:top w:val="single" w:color="B8C4D0" w:sz="4"/>
+              <w:left w:val="single" w:color="B8C4D0" w:sz="4"/>
+              <w:bottom w:val="single" w:color="B8C4D0" w:sz="4"/>
+              <w:right w:val="single" w:color="B8C4D0" w:sz="4"/>
+            </w:tcBorders>
+            <w:tcMar>
+              <w:top w:type="dxa" w:w="80"/>
+              <w:left w:type="dxa" w:w="100"/>
+              <w:bottom w:type="dxa" w:w="80"/>
+              <w:right w:type="dxa" w:w="100"/>
+            </w:tcMar>
+          </w:tcPr>
+          <w:p>
+            <w:r>
+              <w:rPr>
+                <w:b w:val="false"/>
+                <w:bCs w:val="false"/>
+                <w:sz w:val="20"/>
+                <w:szCs w:val="20"/>
+              </w:rPr>
+              <w:t xml:space="preserve"/>
+            </w:r>
+          </w:p>
+        </w:tc>
+      </w:tr>
+      <w:tr>
+        <w:trPr>
+          <w:cantSplit/>
+        </w:trPr>
+        <w:tc>
+          <w:tcPr>
+            <w:tcW w:type="dxa" w:w="480"/>
+            <w:tcBorders>
+              <w:top w:val="single" w:color="B8C4D0" w:sz="4"/>
+              <w:left w:val="single" w:color="B8C4D0" w:sz="4"/>
+              <w:bottom w:val="single" w:color="B8C4D0" w:sz="4"/>
+              <w:right w:val="single" w:color="B8C4D0" w:sz="4"/>
+            </w:tcBorders>
+            <w:shd w:fill="EAF1F8" w:color="auto" w:val="clear"/>
+            <w:tcMar>
+              <w:top w:type="dxa" w:w="80"/>
+              <w:left w:type="dxa" w:w="100"/>
+              <w:bottom w:type="dxa" w:w="80"/>
+              <w:right w:type="dxa" w:w="100"/>
+            </w:tcMar>
+          </w:tcPr>
+          <w:p>
+            <w:r>
+              <w:rPr>
+                <w:b w:val="false"/>
+                <w:bCs w:val="false"/>
+                <w:sz w:val="20"/>
+                <w:szCs w:val="20"/>
+              </w:rPr>
+              <w:t xml:space="preserve">2</w:t>
+            </w:r>
+          </w:p>
+        </w:tc>
+        <w:tc>
+          <w:tcPr>
+            <w:tcW w:type="dxa" w:w="3300"/>
+            <w:tcBorders>
+              <w:top w:val="single" w:color="B8C4D0" w:sz="4"/>
+              <w:left w:val="single" w:color="B8C4D0" w:sz="4"/>
+              <w:bottom w:val="single" w:color="B8C4D0" w:sz="4"/>
+              <w:right w:val="single" w:color="B8C4D0" w:sz="4"/>
+            </w:tcBorders>
+            <w:tcMar>
+              <w:top w:type="dxa" w:w="80"/>
+              <w:left w:type="dxa" w:w="100"/>
+              <w:bottom w:type="dxa" w:w="80"/>
+              <w:right w:type="dxa" w:w="100"/>
+            </w:tcMar>
+          </w:tcPr>
+          <w:p>
+            <w:r>
+              <w:rPr>
+                <w:b w:val="false"/>
+                <w:bCs w:val="false"/>
+                <w:sz w:val="20"/>
+                <w:szCs w:val="20"/>
+              </w:rPr>
+              <w:t xml:space="preserve">Écrivez un message, joignez vos fichiers (PDF, JPG ou PNG) puis « Envoyer ma réponse ».</w:t>
+            </w:r>
+          </w:p>
+        </w:tc>
+        <w:tc>
+          <w:tcPr>
+            <w:tcW w:type="dxa" w:w="2800"/>
+            <w:tcBorders>
+              <w:top w:val="single" w:color="B8C4D0" w:sz="4"/>
+              <w:left w:val="single" w:color="B8C4D0" w:sz="4"/>
+              <w:bottom w:val="single" w:color="B8C4D0" w:sz="4"/>
+              <w:right w:val="single" w:color="B8C4D0" w:sz="4"/>
+            </w:tcBorders>
+            <w:tcMar>
+              <w:top w:type="dxa" w:w="80"/>
+              <w:left w:type="dxa" w:w="100"/>
+              <w:bottom w:type="dxa" w:w="80"/>
+              <w:right w:type="dxa" w:w="100"/>
+            </w:tcMar>
+          </w:tcPr>
+          <w:p>
+            <w:r>
+              <w:rPr>
+                <w:b w:val="false"/>
+                <w:bCs w:val="false"/>
+                <w:sz w:val="20"/>
+                <w:szCs w:val="20"/>
+              </w:rPr>
+              <w:t xml:space="preserve">« Votre réponse a été envoyée… 2 documents déposés et analysés » : le dossier repart chez l'Agent Gate.</w:t>
+            </w:r>
+          </w:p>
+        </w:tc>
+        <w:tc>
+          <w:tcPr>
+            <w:tcW w:type="dxa" w:w="1800"/>
+            <w:tcBorders>
+              <w:top w:val="single" w:color="B8C4D0" w:sz="4"/>
+              <w:left w:val="single" w:color="B8C4D0" w:sz="4"/>
+              <w:bottom w:val="single" w:color="B8C4D0" w:sz="4"/>
+              <w:right w:val="single" w:color="B8C4D0" w:sz="4"/>
+            </w:tcBorders>
+            <w:tcMar>
+              <w:top w:type="dxa" w:w="80"/>
+              <w:left w:type="dxa" w:w="100"/>
+              <w:bottom w:type="dxa" w:w="80"/>
+              <w:right w:type="dxa" w:w="100"/>
+            </w:tcMar>
+          </w:tcPr>
+          <w:p>
+            <w:r>
+              <w:rPr>
+                <w:b w:val="false"/>
+                <w:bCs w:val="false"/>
+                <w:sz w:val="20"/>
+                <w:szCs w:val="20"/>
+              </w:rPr>
+              <w:t xml:space="preserve">☐ Ça marche</w:t>
+            </w:r>
+          </w:p>
+          <w:p>
+            <w:r>
+              <w:rPr>
+                <w:b w:val="false"/>
+                <w:bCs w:val="false"/>
+                <w:sz w:val="20"/>
+                <w:szCs w:val="20"/>
+              </w:rPr>
+              <w:t xml:space="preserve">☐ Ne marche pas</w:t>
+            </w:r>
+          </w:p>
+          <w:p>
+            <w:r>
+              <w:rPr>
+                <w:b w:val="false"/>
+                <w:bCs w:val="false"/>
+                <w:sz w:val="20"/>
+                <w:szCs w:val="20"/>
+              </w:rPr>
+              <w:t xml:space="preserve">☐ Pas compris</w:t>
+            </w:r>
+          </w:p>
+        </w:tc>
+        <w:tc>
+          <w:tcPr>
+            <w:tcW w:type="dxa" w:w="1526"/>
+            <w:tcBorders>
+              <w:top w:val="single" w:color="B8C4D0" w:sz="4"/>
+              <w:left w:val="single" w:color="B8C4D0" w:sz="4"/>
+              <w:bottom w:val="single" w:color="B8C4D0" w:sz="4"/>
+              <w:right w:val="single" w:color="B8C4D0" w:sz="4"/>
+            </w:tcBorders>
+            <w:tcMar>
+              <w:top w:type="dxa" w:w="80"/>
+              <w:left w:type="dxa" w:w="100"/>
+              <w:bottom w:type="dxa" w:w="80"/>
+              <w:right w:type="dxa" w:w="100"/>
+            </w:tcMar>
+          </w:tcPr>
+          <w:p>
+            <w:r>
+              <w:rPr>
+                <w:b w:val="false"/>
+                <w:bCs w:val="false"/>
+                <w:sz w:val="20"/>
+                <w:szCs w:val="20"/>
+              </w:rPr>
+              <w:t xml:space="preserve"/>
+            </w:r>
+          </w:p>
+        </w:tc>
+      </w:tr>
+    </w:tbl>
+    <w:p>
+      <w:pPr>
+        <w:spacing w:after="120"/>
+      </w:pPr>
+      <w:r>
+        <w:t xml:space="preserve"/>
+      </w:r>
+    </w:p>
+    <w:p>
+      <w:pPr>
+        <w:pStyle w:val="Heading1"/>
+      </w:pPr>
+      <w:r>
+        <w:t xml:space="preserve">Partie 12 — Terminer</w:t>
       </w:r>
     </w:p>
     <w:p>

--- a/docs/recette/guides-utilisateurs/Guide-de-test-Transporteur.docx
+++ b/docs/recette/guides-utilisateurs/Guide-de-test-Transporteur.docx
@@ -57,7 +57,7 @@
           <w:sz w:val="22"/>
           <w:szCs w:val="22"/>
         </w:rPr>
-        <w:t xml:space="preserve">Version 1.3 — 04/10/2026</w:t>
+        <w:t xml:space="preserve">Version 1.4 — 05/10/2026</w:t>
       </w:r>
     </w:p>
     <w:tbl>
@@ -171,7 +171,7 @@
           <w:b/>
           <w:bCs/>
         </w:rPr>
-        <w:t xml:space="preserve">Durée estimée : environ 75 minutes, en 12 parties.</w:t>
+        <w:t xml:space="preserve">Durée estimée : environ 75 minutes, en 13 parties.</w:t>
       </w:r>
     </w:p>
     <w:p>
@@ -7695,7 +7695,1054 @@
         <w:pStyle w:val="Heading1"/>
       </w:pPr>
       <w:r>
-        <w:t xml:space="preserve">Partie 12 — Terminer</w:t>
+        <w:t xml:space="preserve">Partie 12 — Signer le formulaire officiel de ma flotte</w:t>
+      </w:r>
+    </w:p>
+    <w:p>
+      <w:pPr>
+        <w:spacing w:after="120"/>
+        <w:rPr>
+          <w:i/>
+          <w:iCs/>
+        </w:rPr>
+      </w:pPr>
+      <w:r>
+        <w:rPr>
+          <w:i/>
+          <w:iCs/>
+        </w:rPr>
+        <w:t xml:space="preserve">Le formulaire papier « Ajout camion / chauffeur » est remplacé par sa version signée en ligne.</w:t>
+      </w:r>
+    </w:p>
+    <w:tbl>
+      <w:tblPr>
+        <w:tblW w:type="dxa" w:w="9906"/>
+        <w:tblBorders>
+          <w:top w:val="single" w:color="auto" w:sz="4"/>
+          <w:left w:val="single" w:color="auto" w:sz="4"/>
+          <w:bottom w:val="single" w:color="auto" w:sz="4"/>
+          <w:right w:val="single" w:color="auto" w:sz="4"/>
+          <w:insideH w:val="single" w:color="auto" w:sz="4"/>
+          <w:insideV w:val="single" w:color="auto" w:sz="4"/>
+        </w:tblBorders>
+      </w:tblPr>
+      <w:tblGrid>
+        <w:gridCol w:w="480"/>
+        <w:gridCol w:w="3300"/>
+        <w:gridCol w:w="2800"/>
+        <w:gridCol w:w="1800"/>
+        <w:gridCol w:w="1526"/>
+      </w:tblGrid>
+      <w:tr>
+        <w:trPr>
+          <w:tblHeader/>
+        </w:trPr>
+        <w:tc>
+          <w:tcPr>
+            <w:tcW w:type="dxa" w:w="480"/>
+            <w:tcBorders>
+              <w:top w:val="single" w:color="B8C4D0" w:sz="4"/>
+              <w:left w:val="single" w:color="B8C4D0" w:sz="4"/>
+              <w:bottom w:val="single" w:color="B8C4D0" w:sz="4"/>
+              <w:right w:val="single" w:color="B8C4D0" w:sz="4"/>
+            </w:tcBorders>
+            <w:shd w:fill="0B3D6E" w:color="auto" w:val="clear"/>
+            <w:tcMar>
+              <w:top w:type="dxa" w:w="80"/>
+              <w:left w:type="dxa" w:w="100"/>
+              <w:bottom w:type="dxa" w:w="80"/>
+              <w:right w:type="dxa" w:w="100"/>
+            </w:tcMar>
+          </w:tcPr>
+          <w:p>
+            <w:r>
+              <w:rPr>
+                <w:b/>
+                <w:bCs/>
+                <w:color w:val="FFFFFF"/>
+                <w:sz w:val="20"/>
+                <w:szCs w:val="20"/>
+              </w:rPr>
+              <w:t xml:space="preserve">N°</w:t>
+            </w:r>
+          </w:p>
+        </w:tc>
+        <w:tc>
+          <w:tcPr>
+            <w:tcW w:type="dxa" w:w="3300"/>
+            <w:tcBorders>
+              <w:top w:val="single" w:color="B8C4D0" w:sz="4"/>
+              <w:left w:val="single" w:color="B8C4D0" w:sz="4"/>
+              <w:bottom w:val="single" w:color="B8C4D0" w:sz="4"/>
+              <w:right w:val="single" w:color="B8C4D0" w:sz="4"/>
+            </w:tcBorders>
+            <w:shd w:fill="0B3D6E" w:color="auto" w:val="clear"/>
+            <w:tcMar>
+              <w:top w:type="dxa" w:w="80"/>
+              <w:left w:type="dxa" w:w="100"/>
+              <w:bottom w:type="dxa" w:w="80"/>
+              <w:right w:type="dxa" w:w="100"/>
+            </w:tcMar>
+          </w:tcPr>
+          <w:p>
+            <w:r>
+              <w:rPr>
+                <w:b/>
+                <w:bCs/>
+                <w:color w:val="FFFFFF"/>
+                <w:sz w:val="20"/>
+                <w:szCs w:val="20"/>
+              </w:rPr>
+              <w:t xml:space="preserve">Ce que vous faites</w:t>
+            </w:r>
+          </w:p>
+        </w:tc>
+        <w:tc>
+          <w:tcPr>
+            <w:tcW w:type="dxa" w:w="2800"/>
+            <w:tcBorders>
+              <w:top w:val="single" w:color="B8C4D0" w:sz="4"/>
+              <w:left w:val="single" w:color="B8C4D0" w:sz="4"/>
+              <w:bottom w:val="single" w:color="B8C4D0" w:sz="4"/>
+              <w:right w:val="single" w:color="B8C4D0" w:sz="4"/>
+            </w:tcBorders>
+            <w:shd w:fill="0B3D6E" w:color="auto" w:val="clear"/>
+            <w:tcMar>
+              <w:top w:type="dxa" w:w="80"/>
+              <w:left w:type="dxa" w:w="100"/>
+              <w:bottom w:type="dxa" w:w="80"/>
+              <w:right w:type="dxa" w:w="100"/>
+            </w:tcMar>
+          </w:tcPr>
+          <w:p>
+            <w:r>
+              <w:rPr>
+                <w:b/>
+                <w:bCs/>
+                <w:color w:val="FFFFFF"/>
+                <w:sz w:val="20"/>
+                <w:szCs w:val="20"/>
+              </w:rPr>
+              <w:t xml:space="preserve">Ce que vous devez voir</w:t>
+            </w:r>
+          </w:p>
+        </w:tc>
+        <w:tc>
+          <w:tcPr>
+            <w:tcW w:type="dxa" w:w="1800"/>
+            <w:tcBorders>
+              <w:top w:val="single" w:color="B8C4D0" w:sz="4"/>
+              <w:left w:val="single" w:color="B8C4D0" w:sz="4"/>
+              <w:bottom w:val="single" w:color="B8C4D0" w:sz="4"/>
+              <w:right w:val="single" w:color="B8C4D0" w:sz="4"/>
+            </w:tcBorders>
+            <w:shd w:fill="0B3D6E" w:color="auto" w:val="clear"/>
+            <w:tcMar>
+              <w:top w:type="dxa" w:w="80"/>
+              <w:left w:type="dxa" w:w="100"/>
+              <w:bottom w:type="dxa" w:w="80"/>
+              <w:right w:type="dxa" w:w="100"/>
+            </w:tcMar>
+          </w:tcPr>
+          <w:p>
+            <w:r>
+              <w:rPr>
+                <w:b/>
+                <w:bCs/>
+                <w:color w:val="FFFFFF"/>
+                <w:sz w:val="20"/>
+                <w:szCs w:val="20"/>
+              </w:rPr>
+              <w:t xml:space="preserve">Résultat</w:t>
+            </w:r>
+          </w:p>
+        </w:tc>
+        <w:tc>
+          <w:tcPr>
+            <w:tcW w:type="dxa" w:w="1526"/>
+            <w:tcBorders>
+              <w:top w:val="single" w:color="B8C4D0" w:sz="4"/>
+              <w:left w:val="single" w:color="B8C4D0" w:sz="4"/>
+              <w:bottom w:val="single" w:color="B8C4D0" w:sz="4"/>
+              <w:right w:val="single" w:color="B8C4D0" w:sz="4"/>
+            </w:tcBorders>
+            <w:shd w:fill="0B3D6E" w:color="auto" w:val="clear"/>
+            <w:tcMar>
+              <w:top w:type="dxa" w:w="80"/>
+              <w:left w:type="dxa" w:w="100"/>
+              <w:bottom w:type="dxa" w:w="80"/>
+              <w:right w:type="dxa" w:w="100"/>
+            </w:tcMar>
+          </w:tcPr>
+          <w:p>
+            <w:r>
+              <w:rPr>
+                <w:b/>
+                <w:bCs/>
+                <w:color w:val="FFFFFF"/>
+                <w:sz w:val="20"/>
+                <w:szCs w:val="20"/>
+              </w:rPr>
+              <w:t xml:space="preserve">Commentaire</w:t>
+            </w:r>
+          </w:p>
+        </w:tc>
+      </w:tr>
+      <w:tr>
+        <w:trPr>
+          <w:cantSplit/>
+        </w:trPr>
+        <w:tc>
+          <w:tcPr>
+            <w:tcW w:type="dxa" w:w="480"/>
+            <w:tcBorders>
+              <w:top w:val="single" w:color="B8C4D0" w:sz="4"/>
+              <w:left w:val="single" w:color="B8C4D0" w:sz="4"/>
+              <w:bottom w:val="single" w:color="B8C4D0" w:sz="4"/>
+              <w:right w:val="single" w:color="B8C4D0" w:sz="4"/>
+            </w:tcBorders>
+            <w:shd w:fill="EAF1F8" w:color="auto" w:val="clear"/>
+            <w:tcMar>
+              <w:top w:type="dxa" w:w="80"/>
+              <w:left w:type="dxa" w:w="100"/>
+              <w:bottom w:type="dxa" w:w="80"/>
+              <w:right w:type="dxa" w:w="100"/>
+            </w:tcMar>
+          </w:tcPr>
+          <w:p>
+            <w:r>
+              <w:rPr>
+                <w:b w:val="false"/>
+                <w:bCs w:val="false"/>
+                <w:sz w:val="20"/>
+                <w:szCs w:val="20"/>
+              </w:rPr>
+              <w:t xml:space="preserve">1</w:t>
+            </w:r>
+          </w:p>
+        </w:tc>
+        <w:tc>
+          <w:tcPr>
+            <w:tcW w:type="dxa" w:w="3300"/>
+            <w:tcBorders>
+              <w:top w:val="single" w:color="B8C4D0" w:sz="4"/>
+              <w:left w:val="single" w:color="B8C4D0" w:sz="4"/>
+              <w:bottom w:val="single" w:color="B8C4D0" w:sz="4"/>
+              <w:right w:val="single" w:color="B8C4D0" w:sz="4"/>
+            </w:tcBorders>
+            <w:tcMar>
+              <w:top w:type="dxa" w:w="80"/>
+              <w:left w:type="dxa" w:w="100"/>
+              <w:bottom w:type="dxa" w:w="80"/>
+              <w:right w:type="dxa" w:w="100"/>
+            </w:tcMar>
+          </w:tcPr>
+          <w:p>
+            <w:r>
+              <w:rPr>
+                <w:b w:val="false"/>
+                <w:bCs w:val="false"/>
+                <w:sz w:val="20"/>
+                <w:szCs w:val="20"/>
+              </w:rPr>
+              <w:t xml:space="preserve">Dans « Enrôler ma flotte », saisissez vos chauffeurs ou camions et joignez leurs pièces.</w:t>
+            </w:r>
+          </w:p>
+        </w:tc>
+        <w:tc>
+          <w:tcPr>
+            <w:tcW w:type="dxa" w:w="2800"/>
+            <w:tcBorders>
+              <w:top w:val="single" w:color="B8C4D0" w:sz="4"/>
+              <w:left w:val="single" w:color="B8C4D0" w:sz="4"/>
+              <w:bottom w:val="single" w:color="B8C4D0" w:sz="4"/>
+              <w:right w:val="single" w:color="B8C4D0" w:sz="4"/>
+            </w:tcBorders>
+            <w:tcMar>
+              <w:top w:type="dxa" w:w="80"/>
+              <w:left w:type="dxa" w:w="100"/>
+              <w:bottom w:type="dxa" w:w="80"/>
+              <w:right w:type="dxa" w:w="100"/>
+            </w:tcMar>
+          </w:tcPr>
+          <w:p>
+            <w:r>
+              <w:rPr>
+                <w:b w:val="false"/>
+                <w:bCs w:val="false"/>
+                <w:sz w:val="20"/>
+                <w:szCs w:val="20"/>
+              </w:rPr>
+              <w:t xml:space="preserve">Le bouton « Soumettre » reste grisé tant que le bloc « Signataire » n'est pas rempli.</w:t>
+            </w:r>
+          </w:p>
+        </w:tc>
+        <w:tc>
+          <w:tcPr>
+            <w:tcW w:type="dxa" w:w="1800"/>
+            <w:tcBorders>
+              <w:top w:val="single" w:color="B8C4D0" w:sz="4"/>
+              <w:left w:val="single" w:color="B8C4D0" w:sz="4"/>
+              <w:bottom w:val="single" w:color="B8C4D0" w:sz="4"/>
+              <w:right w:val="single" w:color="B8C4D0" w:sz="4"/>
+            </w:tcBorders>
+            <w:tcMar>
+              <w:top w:type="dxa" w:w="80"/>
+              <w:left w:type="dxa" w:w="100"/>
+              <w:bottom w:type="dxa" w:w="80"/>
+              <w:right w:type="dxa" w:w="100"/>
+            </w:tcMar>
+          </w:tcPr>
+          <w:p>
+            <w:r>
+              <w:rPr>
+                <w:b w:val="false"/>
+                <w:bCs w:val="false"/>
+                <w:sz w:val="20"/>
+                <w:szCs w:val="20"/>
+              </w:rPr>
+              <w:t xml:space="preserve">☐ Ça marche</w:t>
+            </w:r>
+          </w:p>
+          <w:p>
+            <w:r>
+              <w:rPr>
+                <w:b w:val="false"/>
+                <w:bCs w:val="false"/>
+                <w:sz w:val="20"/>
+                <w:szCs w:val="20"/>
+              </w:rPr>
+              <w:t xml:space="preserve">☐ Ne marche pas</w:t>
+            </w:r>
+          </w:p>
+          <w:p>
+            <w:r>
+              <w:rPr>
+                <w:b w:val="false"/>
+                <w:bCs w:val="false"/>
+                <w:sz w:val="20"/>
+                <w:szCs w:val="20"/>
+              </w:rPr>
+              <w:t xml:space="preserve">☐ Pas compris</w:t>
+            </w:r>
+          </w:p>
+        </w:tc>
+        <w:tc>
+          <w:tcPr>
+            <w:tcW w:type="dxa" w:w="1526"/>
+            <w:tcBorders>
+              <w:top w:val="single" w:color="B8C4D0" w:sz="4"/>
+              <w:left w:val="single" w:color="B8C4D0" w:sz="4"/>
+              <w:bottom w:val="single" w:color="B8C4D0" w:sz="4"/>
+              <w:right w:val="single" w:color="B8C4D0" w:sz="4"/>
+            </w:tcBorders>
+            <w:tcMar>
+              <w:top w:type="dxa" w:w="80"/>
+              <w:left w:type="dxa" w:w="100"/>
+              <w:bottom w:type="dxa" w:w="80"/>
+              <w:right w:type="dxa" w:w="100"/>
+            </w:tcMar>
+          </w:tcPr>
+          <w:p>
+            <w:r>
+              <w:rPr>
+                <w:b w:val="false"/>
+                <w:bCs w:val="false"/>
+                <w:sz w:val="20"/>
+                <w:szCs w:val="20"/>
+              </w:rPr>
+              <w:t xml:space="preserve"/>
+            </w:r>
+          </w:p>
+        </w:tc>
+      </w:tr>
+      <w:tr>
+        <w:trPr>
+          <w:cantSplit/>
+        </w:trPr>
+        <w:tc>
+          <w:tcPr>
+            <w:tcW w:type="dxa" w:w="480"/>
+            <w:tcBorders>
+              <w:top w:val="single" w:color="B8C4D0" w:sz="4"/>
+              <w:left w:val="single" w:color="B8C4D0" w:sz="4"/>
+              <w:bottom w:val="single" w:color="B8C4D0" w:sz="4"/>
+              <w:right w:val="single" w:color="B8C4D0" w:sz="4"/>
+            </w:tcBorders>
+            <w:shd w:fill="EAF1F8" w:color="auto" w:val="clear"/>
+            <w:tcMar>
+              <w:top w:type="dxa" w:w="80"/>
+              <w:left w:type="dxa" w:w="100"/>
+              <w:bottom w:type="dxa" w:w="80"/>
+              <w:right w:type="dxa" w:w="100"/>
+            </w:tcMar>
+          </w:tcPr>
+          <w:p>
+            <w:r>
+              <w:rPr>
+                <w:b w:val="false"/>
+                <w:bCs w:val="false"/>
+                <w:sz w:val="20"/>
+                <w:szCs w:val="20"/>
+              </w:rPr>
+              <w:t xml:space="preserve">2</w:t>
+            </w:r>
+          </w:p>
+        </w:tc>
+        <w:tc>
+          <w:tcPr>
+            <w:tcW w:type="dxa" w:w="3300"/>
+            <w:tcBorders>
+              <w:top w:val="single" w:color="B8C4D0" w:sz="4"/>
+              <w:left w:val="single" w:color="B8C4D0" w:sz="4"/>
+              <w:bottom w:val="single" w:color="B8C4D0" w:sz="4"/>
+              <w:right w:val="single" w:color="B8C4D0" w:sz="4"/>
+            </w:tcBorders>
+            <w:tcMar>
+              <w:top w:type="dxa" w:w="80"/>
+              <w:left w:type="dxa" w:w="100"/>
+              <w:bottom w:type="dxa" w:w="80"/>
+              <w:right w:type="dxa" w:w="100"/>
+            </w:tcMar>
+          </w:tcPr>
+          <w:p>
+            <w:r>
+              <w:rPr>
+                <w:b w:val="false"/>
+                <w:bCs w:val="false"/>
+                <w:sz w:val="20"/>
+                <w:szCs w:val="20"/>
+              </w:rPr>
+              <w:t xml:space="preserve">Remplissez le bloc « Signataire » : votre nom, « Agissant en qualité de » (ex. Gérant) et le siège de la société.</w:t>
+            </w:r>
+          </w:p>
+        </w:tc>
+        <w:tc>
+          <w:tcPr>
+            <w:tcW w:type="dxa" w:w="2800"/>
+            <w:tcBorders>
+              <w:top w:val="single" w:color="B8C4D0" w:sz="4"/>
+              <w:left w:val="single" w:color="B8C4D0" w:sz="4"/>
+              <w:bottom w:val="single" w:color="B8C4D0" w:sz="4"/>
+              <w:right w:val="single" w:color="B8C4D0" w:sz="4"/>
+            </w:tcBorders>
+            <w:tcMar>
+              <w:top w:type="dxa" w:w="80"/>
+              <w:left w:type="dxa" w:w="100"/>
+              <w:bottom w:type="dxa" w:w="80"/>
+              <w:right w:type="dxa" w:w="100"/>
+            </w:tcMar>
+          </w:tcPr>
+          <w:p>
+            <w:r>
+              <w:rPr>
+                <w:b w:val="false"/>
+                <w:bCs w:val="false"/>
+                <w:sz w:val="20"/>
+                <w:szCs w:val="20"/>
+              </w:rPr>
+              <w:t xml:space="preserve">Le bouton « Soumettre » devient actif.</w:t>
+            </w:r>
+          </w:p>
+        </w:tc>
+        <w:tc>
+          <w:tcPr>
+            <w:tcW w:type="dxa" w:w="1800"/>
+            <w:tcBorders>
+              <w:top w:val="single" w:color="B8C4D0" w:sz="4"/>
+              <w:left w:val="single" w:color="B8C4D0" w:sz="4"/>
+              <w:bottom w:val="single" w:color="B8C4D0" w:sz="4"/>
+              <w:right w:val="single" w:color="B8C4D0" w:sz="4"/>
+            </w:tcBorders>
+            <w:tcMar>
+              <w:top w:type="dxa" w:w="80"/>
+              <w:left w:type="dxa" w:w="100"/>
+              <w:bottom w:type="dxa" w:w="80"/>
+              <w:right w:type="dxa" w:w="100"/>
+            </w:tcMar>
+          </w:tcPr>
+          <w:p>
+            <w:r>
+              <w:rPr>
+                <w:b w:val="false"/>
+                <w:bCs w:val="false"/>
+                <w:sz w:val="20"/>
+                <w:szCs w:val="20"/>
+              </w:rPr>
+              <w:t xml:space="preserve">☐ Ça marche</w:t>
+            </w:r>
+          </w:p>
+          <w:p>
+            <w:r>
+              <w:rPr>
+                <w:b w:val="false"/>
+                <w:bCs w:val="false"/>
+                <w:sz w:val="20"/>
+                <w:szCs w:val="20"/>
+              </w:rPr>
+              <w:t xml:space="preserve">☐ Ne marche pas</w:t>
+            </w:r>
+          </w:p>
+          <w:p>
+            <w:r>
+              <w:rPr>
+                <w:b w:val="false"/>
+                <w:bCs w:val="false"/>
+                <w:sz w:val="20"/>
+                <w:szCs w:val="20"/>
+              </w:rPr>
+              <w:t xml:space="preserve">☐ Pas compris</w:t>
+            </w:r>
+          </w:p>
+        </w:tc>
+        <w:tc>
+          <w:tcPr>
+            <w:tcW w:type="dxa" w:w="1526"/>
+            <w:tcBorders>
+              <w:top w:val="single" w:color="B8C4D0" w:sz="4"/>
+              <w:left w:val="single" w:color="B8C4D0" w:sz="4"/>
+              <w:bottom w:val="single" w:color="B8C4D0" w:sz="4"/>
+              <w:right w:val="single" w:color="B8C4D0" w:sz="4"/>
+            </w:tcBorders>
+            <w:tcMar>
+              <w:top w:type="dxa" w:w="80"/>
+              <w:left w:type="dxa" w:w="100"/>
+              <w:bottom w:type="dxa" w:w="80"/>
+              <w:right w:type="dxa" w:w="100"/>
+            </w:tcMar>
+          </w:tcPr>
+          <w:p>
+            <w:r>
+              <w:rPr>
+                <w:b w:val="false"/>
+                <w:bCs w:val="false"/>
+                <w:sz w:val="20"/>
+                <w:szCs w:val="20"/>
+              </w:rPr>
+              <w:t xml:space="preserve"/>
+            </w:r>
+          </w:p>
+        </w:tc>
+      </w:tr>
+      <w:tr>
+        <w:trPr>
+          <w:cantSplit/>
+        </w:trPr>
+        <w:tc>
+          <w:tcPr>
+            <w:tcW w:type="dxa" w:w="480"/>
+            <w:tcBorders>
+              <w:top w:val="single" w:color="B8C4D0" w:sz="4"/>
+              <w:left w:val="single" w:color="B8C4D0" w:sz="4"/>
+              <w:bottom w:val="single" w:color="B8C4D0" w:sz="4"/>
+              <w:right w:val="single" w:color="B8C4D0" w:sz="4"/>
+            </w:tcBorders>
+            <w:shd w:fill="EAF1F8" w:color="auto" w:val="clear"/>
+            <w:tcMar>
+              <w:top w:type="dxa" w:w="80"/>
+              <w:left w:type="dxa" w:w="100"/>
+              <w:bottom w:type="dxa" w:w="80"/>
+              <w:right w:type="dxa" w:w="100"/>
+            </w:tcMar>
+          </w:tcPr>
+          <w:p>
+            <w:r>
+              <w:rPr>
+                <w:b w:val="false"/>
+                <w:bCs w:val="false"/>
+                <w:sz w:val="20"/>
+                <w:szCs w:val="20"/>
+              </w:rPr>
+              <w:t xml:space="preserve">3</w:t>
+            </w:r>
+          </w:p>
+        </w:tc>
+        <w:tc>
+          <w:tcPr>
+            <w:tcW w:type="dxa" w:w="3300"/>
+            <w:tcBorders>
+              <w:top w:val="single" w:color="B8C4D0" w:sz="4"/>
+              <w:left w:val="single" w:color="B8C4D0" w:sz="4"/>
+              <w:bottom w:val="single" w:color="B8C4D0" w:sz="4"/>
+              <w:right w:val="single" w:color="B8C4D0" w:sz="4"/>
+            </w:tcBorders>
+            <w:tcMar>
+              <w:top w:type="dxa" w:w="80"/>
+              <w:left w:type="dxa" w:w="100"/>
+              <w:bottom w:type="dxa" w:w="80"/>
+              <w:right w:type="dxa" w:w="100"/>
+            </w:tcMar>
+          </w:tcPr>
+          <w:p>
+            <w:r>
+              <w:rPr>
+                <w:b w:val="false"/>
+                <w:bCs w:val="false"/>
+                <w:sz w:val="20"/>
+                <w:szCs w:val="20"/>
+              </w:rPr>
+              <w:t xml:space="preserve">Soumettez.</w:t>
+            </w:r>
+          </w:p>
+        </w:tc>
+        <w:tc>
+          <w:tcPr>
+            <w:tcW w:type="dxa" w:w="2800"/>
+            <w:tcBorders>
+              <w:top w:val="single" w:color="B8C4D0" w:sz="4"/>
+              <w:left w:val="single" w:color="B8C4D0" w:sz="4"/>
+              <w:bottom w:val="single" w:color="B8C4D0" w:sz="4"/>
+              <w:right w:val="single" w:color="B8C4D0" w:sz="4"/>
+            </w:tcBorders>
+            <w:tcMar>
+              <w:top w:type="dxa" w:w="80"/>
+              <w:left w:type="dxa" w:w="100"/>
+              <w:bottom w:type="dxa" w:w="80"/>
+              <w:right w:type="dxa" w:w="100"/>
+            </w:tcMar>
+          </w:tcPr>
+          <w:p>
+            <w:r>
+              <w:rPr>
+                <w:b w:val="false"/>
+                <w:bCs w:val="false"/>
+                <w:sz w:val="20"/>
+                <w:szCs w:val="20"/>
+              </w:rPr>
+              <w:t xml:space="preserve">Le message confirme « Formulaire officiel CIT-CIV-CG-F-0002 Rev.01 joint au dossier » (F-0001 pour les camions).</w:t>
+            </w:r>
+          </w:p>
+        </w:tc>
+        <w:tc>
+          <w:tcPr>
+            <w:tcW w:type="dxa" w:w="1800"/>
+            <w:tcBorders>
+              <w:top w:val="single" w:color="B8C4D0" w:sz="4"/>
+              <w:left w:val="single" w:color="B8C4D0" w:sz="4"/>
+              <w:bottom w:val="single" w:color="B8C4D0" w:sz="4"/>
+              <w:right w:val="single" w:color="B8C4D0" w:sz="4"/>
+            </w:tcBorders>
+            <w:tcMar>
+              <w:top w:type="dxa" w:w="80"/>
+              <w:left w:type="dxa" w:w="100"/>
+              <w:bottom w:type="dxa" w:w="80"/>
+              <w:right w:type="dxa" w:w="100"/>
+            </w:tcMar>
+          </w:tcPr>
+          <w:p>
+            <w:r>
+              <w:rPr>
+                <w:b w:val="false"/>
+                <w:bCs w:val="false"/>
+                <w:sz w:val="20"/>
+                <w:szCs w:val="20"/>
+              </w:rPr>
+              <w:t xml:space="preserve">☐ Ça marche</w:t>
+            </w:r>
+          </w:p>
+          <w:p>
+            <w:r>
+              <w:rPr>
+                <w:b w:val="false"/>
+                <w:bCs w:val="false"/>
+                <w:sz w:val="20"/>
+                <w:szCs w:val="20"/>
+              </w:rPr>
+              <w:t xml:space="preserve">☐ Ne marche pas</w:t>
+            </w:r>
+          </w:p>
+          <w:p>
+            <w:r>
+              <w:rPr>
+                <w:b w:val="false"/>
+                <w:bCs w:val="false"/>
+                <w:sz w:val="20"/>
+                <w:szCs w:val="20"/>
+              </w:rPr>
+              <w:t xml:space="preserve">☐ Pas compris</w:t>
+            </w:r>
+          </w:p>
+        </w:tc>
+        <w:tc>
+          <w:tcPr>
+            <w:tcW w:type="dxa" w:w="1526"/>
+            <w:tcBorders>
+              <w:top w:val="single" w:color="B8C4D0" w:sz="4"/>
+              <w:left w:val="single" w:color="B8C4D0" w:sz="4"/>
+              <w:bottom w:val="single" w:color="B8C4D0" w:sz="4"/>
+              <w:right w:val="single" w:color="B8C4D0" w:sz="4"/>
+            </w:tcBorders>
+            <w:tcMar>
+              <w:top w:type="dxa" w:w="80"/>
+              <w:left w:type="dxa" w:w="100"/>
+              <w:bottom w:type="dxa" w:w="80"/>
+              <w:right w:type="dxa" w:w="100"/>
+            </w:tcMar>
+          </w:tcPr>
+          <w:p>
+            <w:r>
+              <w:rPr>
+                <w:b w:val="false"/>
+                <w:bCs w:val="false"/>
+                <w:sz w:val="20"/>
+                <w:szCs w:val="20"/>
+              </w:rPr>
+              <w:t xml:space="preserve"/>
+            </w:r>
+          </w:p>
+        </w:tc>
+      </w:tr>
+      <w:tr>
+        <w:trPr>
+          <w:cantSplit/>
+        </w:trPr>
+        <w:tc>
+          <w:tcPr>
+            <w:tcW w:type="dxa" w:w="480"/>
+            <w:tcBorders>
+              <w:top w:val="single" w:color="B8C4D0" w:sz="4"/>
+              <w:left w:val="single" w:color="B8C4D0" w:sz="4"/>
+              <w:bottom w:val="single" w:color="B8C4D0" w:sz="4"/>
+              <w:right w:val="single" w:color="B8C4D0" w:sz="4"/>
+            </w:tcBorders>
+            <w:shd w:fill="EAF1F8" w:color="auto" w:val="clear"/>
+            <w:tcMar>
+              <w:top w:type="dxa" w:w="80"/>
+              <w:left w:type="dxa" w:w="100"/>
+              <w:bottom w:type="dxa" w:w="80"/>
+              <w:right w:type="dxa" w:w="100"/>
+            </w:tcMar>
+          </w:tcPr>
+          <w:p>
+            <w:r>
+              <w:rPr>
+                <w:b w:val="false"/>
+                <w:bCs w:val="false"/>
+                <w:sz w:val="20"/>
+                <w:szCs w:val="20"/>
+              </w:rPr>
+              <w:t xml:space="preserve">4</w:t>
+            </w:r>
+          </w:p>
+        </w:tc>
+        <w:tc>
+          <w:tcPr>
+            <w:tcW w:type="dxa" w:w="3300"/>
+            <w:tcBorders>
+              <w:top w:val="single" w:color="B8C4D0" w:sz="4"/>
+              <w:left w:val="single" w:color="B8C4D0" w:sz="4"/>
+              <w:bottom w:val="single" w:color="B8C4D0" w:sz="4"/>
+              <w:right w:val="single" w:color="B8C4D0" w:sz="4"/>
+            </w:tcBorders>
+            <w:tcMar>
+              <w:top w:type="dxa" w:w="80"/>
+              <w:left w:type="dxa" w:w="100"/>
+              <w:bottom w:type="dxa" w:w="80"/>
+              <w:right w:type="dxa" w:w="100"/>
+            </w:tcMar>
+          </w:tcPr>
+          <w:p>
+            <w:r>
+              <w:rPr>
+                <w:b w:val="false"/>
+                <w:bCs w:val="false"/>
+                <w:sz w:val="20"/>
+                <w:szCs w:val="20"/>
+              </w:rPr>
+              <w:t xml:space="preserve">Ouvrez un des dossiers créés, onglet Documents.</w:t>
+            </w:r>
+          </w:p>
+        </w:tc>
+        <w:tc>
+          <w:tcPr>
+            <w:tcW w:type="dxa" w:w="2800"/>
+            <w:tcBorders>
+              <w:top w:val="single" w:color="B8C4D0" w:sz="4"/>
+              <w:left w:val="single" w:color="B8C4D0" w:sz="4"/>
+              <w:bottom w:val="single" w:color="B8C4D0" w:sz="4"/>
+              <w:right w:val="single" w:color="B8C4D0" w:sz="4"/>
+            </w:tcBorders>
+            <w:tcMar>
+              <w:top w:type="dxa" w:w="80"/>
+              <w:left w:type="dxa" w:w="100"/>
+              <w:bottom w:type="dxa" w:w="80"/>
+              <w:right w:type="dxa" w:w="100"/>
+            </w:tcMar>
+          </w:tcPr>
+          <w:p>
+            <w:r>
+              <w:rPr>
+                <w:b w:val="false"/>
+                <w:bCs w:val="false"/>
+                <w:sz w:val="20"/>
+                <w:szCs w:val="20"/>
+              </w:rPr>
+              <w:t xml:space="preserve">Le PDF reprend le texte officiel CIT, vos informations, la liste et la mention de signature électronique.</w:t>
+            </w:r>
+          </w:p>
+        </w:tc>
+        <w:tc>
+          <w:tcPr>
+            <w:tcW w:type="dxa" w:w="1800"/>
+            <w:tcBorders>
+              <w:top w:val="single" w:color="B8C4D0" w:sz="4"/>
+              <w:left w:val="single" w:color="B8C4D0" w:sz="4"/>
+              <w:bottom w:val="single" w:color="B8C4D0" w:sz="4"/>
+              <w:right w:val="single" w:color="B8C4D0" w:sz="4"/>
+            </w:tcBorders>
+            <w:tcMar>
+              <w:top w:type="dxa" w:w="80"/>
+              <w:left w:type="dxa" w:w="100"/>
+              <w:bottom w:type="dxa" w:w="80"/>
+              <w:right w:type="dxa" w:w="100"/>
+            </w:tcMar>
+          </w:tcPr>
+          <w:p>
+            <w:r>
+              <w:rPr>
+                <w:b w:val="false"/>
+                <w:bCs w:val="false"/>
+                <w:sz w:val="20"/>
+                <w:szCs w:val="20"/>
+              </w:rPr>
+              <w:t xml:space="preserve">☐ Ça marche</w:t>
+            </w:r>
+          </w:p>
+          <w:p>
+            <w:r>
+              <w:rPr>
+                <w:b w:val="false"/>
+                <w:bCs w:val="false"/>
+                <w:sz w:val="20"/>
+                <w:szCs w:val="20"/>
+              </w:rPr>
+              <w:t xml:space="preserve">☐ Ne marche pas</w:t>
+            </w:r>
+          </w:p>
+          <w:p>
+            <w:r>
+              <w:rPr>
+                <w:b w:val="false"/>
+                <w:bCs w:val="false"/>
+                <w:sz w:val="20"/>
+                <w:szCs w:val="20"/>
+              </w:rPr>
+              <w:t xml:space="preserve">☐ Pas compris</w:t>
+            </w:r>
+          </w:p>
+        </w:tc>
+        <w:tc>
+          <w:tcPr>
+            <w:tcW w:type="dxa" w:w="1526"/>
+            <w:tcBorders>
+              <w:top w:val="single" w:color="B8C4D0" w:sz="4"/>
+              <w:left w:val="single" w:color="B8C4D0" w:sz="4"/>
+              <w:bottom w:val="single" w:color="B8C4D0" w:sz="4"/>
+              <w:right w:val="single" w:color="B8C4D0" w:sz="4"/>
+            </w:tcBorders>
+            <w:tcMar>
+              <w:top w:type="dxa" w:w="80"/>
+              <w:left w:type="dxa" w:w="100"/>
+              <w:bottom w:type="dxa" w:w="80"/>
+              <w:right w:type="dxa" w:w="100"/>
+            </w:tcMar>
+          </w:tcPr>
+          <w:p>
+            <w:r>
+              <w:rPr>
+                <w:b w:val="false"/>
+                <w:bCs w:val="false"/>
+                <w:sz w:val="20"/>
+                <w:szCs w:val="20"/>
+              </w:rPr>
+              <w:t xml:space="preserve"/>
+            </w:r>
+          </w:p>
+        </w:tc>
+      </w:tr>
+      <w:tr>
+        <w:trPr>
+          <w:cantSplit/>
+        </w:trPr>
+        <w:tc>
+          <w:tcPr>
+            <w:tcW w:type="dxa" w:w="480"/>
+            <w:tcBorders>
+              <w:top w:val="single" w:color="B8C4D0" w:sz="4"/>
+              <w:left w:val="single" w:color="B8C4D0" w:sz="4"/>
+              <w:bottom w:val="single" w:color="B8C4D0" w:sz="4"/>
+              <w:right w:val="single" w:color="B8C4D0" w:sz="4"/>
+            </w:tcBorders>
+            <w:shd w:fill="EAF1F8" w:color="auto" w:val="clear"/>
+            <w:tcMar>
+              <w:top w:type="dxa" w:w="80"/>
+              <w:left w:type="dxa" w:w="100"/>
+              <w:bottom w:type="dxa" w:w="80"/>
+              <w:right w:type="dxa" w:w="100"/>
+            </w:tcMar>
+          </w:tcPr>
+          <w:p>
+            <w:r>
+              <w:rPr>
+                <w:b w:val="false"/>
+                <w:bCs w:val="false"/>
+                <w:sz w:val="20"/>
+                <w:szCs w:val="20"/>
+              </w:rPr>
+              <w:t xml:space="preserve">5</w:t>
+            </w:r>
+          </w:p>
+        </w:tc>
+        <w:tc>
+          <w:tcPr>
+            <w:tcW w:type="dxa" w:w="3300"/>
+            <w:tcBorders>
+              <w:top w:val="single" w:color="B8C4D0" w:sz="4"/>
+              <w:left w:val="single" w:color="B8C4D0" w:sz="4"/>
+              <w:bottom w:val="single" w:color="B8C4D0" w:sz="4"/>
+              <w:right w:val="single" w:color="B8C4D0" w:sz="4"/>
+            </w:tcBorders>
+            <w:tcMar>
+              <w:top w:type="dxa" w:w="80"/>
+              <w:left w:type="dxa" w:w="100"/>
+              <w:bottom w:type="dxa" w:w="80"/>
+              <w:right w:type="dxa" w:w="100"/>
+            </w:tcMar>
+          </w:tcPr>
+          <w:p>
+            <w:r>
+              <w:rPr>
+                <w:b w:val="false"/>
+                <w:bCs w:val="false"/>
+                <w:sz w:val="20"/>
+                <w:szCs w:val="20"/>
+              </w:rPr>
+              <w:t xml:space="preserve">Pour un retrait, faites de même depuis « Retrait d'accès flotte ».</w:t>
+            </w:r>
+          </w:p>
+        </w:tc>
+        <w:tc>
+          <w:tcPr>
+            <w:tcW w:type="dxa" w:w="2800"/>
+            <w:tcBorders>
+              <w:top w:val="single" w:color="B8C4D0" w:sz="4"/>
+              <w:left w:val="single" w:color="B8C4D0" w:sz="4"/>
+              <w:bottom w:val="single" w:color="B8C4D0" w:sz="4"/>
+              <w:right w:val="single" w:color="B8C4D0" w:sz="4"/>
+            </w:tcBorders>
+            <w:tcMar>
+              <w:top w:type="dxa" w:w="80"/>
+              <w:left w:type="dxa" w:w="100"/>
+              <w:bottom w:type="dxa" w:w="80"/>
+              <w:right w:type="dxa" w:w="100"/>
+            </w:tcMar>
+          </w:tcPr>
+          <w:p>
+            <w:r>
+              <w:rPr>
+                <w:b w:val="false"/>
+                <w:bCs w:val="false"/>
+                <w:sz w:val="20"/>
+                <w:szCs w:val="20"/>
+              </w:rPr>
+              <w:t xml:space="preserve">Le formulaire « Demande de retrait » est joint à chaque dossier.</w:t>
+            </w:r>
+          </w:p>
+        </w:tc>
+        <w:tc>
+          <w:tcPr>
+            <w:tcW w:type="dxa" w:w="1800"/>
+            <w:tcBorders>
+              <w:top w:val="single" w:color="B8C4D0" w:sz="4"/>
+              <w:left w:val="single" w:color="B8C4D0" w:sz="4"/>
+              <w:bottom w:val="single" w:color="B8C4D0" w:sz="4"/>
+              <w:right w:val="single" w:color="B8C4D0" w:sz="4"/>
+            </w:tcBorders>
+            <w:tcMar>
+              <w:top w:type="dxa" w:w="80"/>
+              <w:left w:type="dxa" w:w="100"/>
+              <w:bottom w:type="dxa" w:w="80"/>
+              <w:right w:type="dxa" w:w="100"/>
+            </w:tcMar>
+          </w:tcPr>
+          <w:p>
+            <w:r>
+              <w:rPr>
+                <w:b w:val="false"/>
+                <w:bCs w:val="false"/>
+                <w:sz w:val="20"/>
+                <w:szCs w:val="20"/>
+              </w:rPr>
+              <w:t xml:space="preserve">☐ Ça marche</w:t>
+            </w:r>
+          </w:p>
+          <w:p>
+            <w:r>
+              <w:rPr>
+                <w:b w:val="false"/>
+                <w:bCs w:val="false"/>
+                <w:sz w:val="20"/>
+                <w:szCs w:val="20"/>
+              </w:rPr>
+              <w:t xml:space="preserve">☐ Ne marche pas</w:t>
+            </w:r>
+          </w:p>
+          <w:p>
+            <w:r>
+              <w:rPr>
+                <w:b w:val="false"/>
+                <w:bCs w:val="false"/>
+                <w:sz w:val="20"/>
+                <w:szCs w:val="20"/>
+              </w:rPr>
+              <w:t xml:space="preserve">☐ Pas compris</w:t>
+            </w:r>
+          </w:p>
+        </w:tc>
+        <w:tc>
+          <w:tcPr>
+            <w:tcW w:type="dxa" w:w="1526"/>
+            <w:tcBorders>
+              <w:top w:val="single" w:color="B8C4D0" w:sz="4"/>
+              <w:left w:val="single" w:color="B8C4D0" w:sz="4"/>
+              <w:bottom w:val="single" w:color="B8C4D0" w:sz="4"/>
+              <w:right w:val="single" w:color="B8C4D0" w:sz="4"/>
+            </w:tcBorders>
+            <w:tcMar>
+              <w:top w:type="dxa" w:w="80"/>
+              <w:left w:type="dxa" w:w="100"/>
+              <w:bottom w:type="dxa" w:w="80"/>
+              <w:right w:type="dxa" w:w="100"/>
+            </w:tcMar>
+          </w:tcPr>
+          <w:p>
+            <w:r>
+              <w:rPr>
+                <w:b w:val="false"/>
+                <w:bCs w:val="false"/>
+                <w:sz w:val="20"/>
+                <w:szCs w:val="20"/>
+              </w:rPr>
+              <w:t xml:space="preserve"/>
+            </w:r>
+          </w:p>
+        </w:tc>
+      </w:tr>
+    </w:tbl>
+    <w:p>
+      <w:pPr>
+        <w:spacing w:after="120"/>
+      </w:pPr>
+      <w:r>
+        <w:t xml:space="preserve"/>
+      </w:r>
+    </w:p>
+    <w:p>
+      <w:pPr>
+        <w:pStyle w:val="Heading1"/>
+      </w:pPr>
+      <w:r>
+        <w:t xml:space="preserve">Partie 13 — Terminer</w:t>
       </w:r>
     </w:p>
     <w:p>
